--- a/docs/作品介绍.docx
+++ b/docs/作品介绍.docx
@@ -243,7 +243,7 @@
         <w:rPr>
           <w:noProof/>
         </w:rPr>
-        <w:instrText>PAGEREF _Toc240637749 \h</w:instrText>
+        <w:instrText>PAGEREF _Toc240655548 \h</w:instrText>
       </w:r>
       <w:r>
         <w:rPr>
@@ -327,7 +327,7 @@
         <w:rPr>
           <w:noProof/>
         </w:rPr>
-        <w:instrText>PAGEREF _Toc240637750 \h</w:instrText>
+        <w:instrText>PAGEREF _Toc240655549 \h</w:instrText>
       </w:r>
       <w:r>
         <w:rPr>
@@ -411,7 +411,7 @@
         <w:rPr>
           <w:noProof/>
         </w:rPr>
-        <w:instrText>PAGEREF _Toc240637751 \h</w:instrText>
+        <w:instrText>PAGEREF _Toc240655550 \h</w:instrText>
       </w:r>
       <w:r>
         <w:rPr>
@@ -495,7 +495,7 @@
         <w:rPr>
           <w:noProof/>
         </w:rPr>
-        <w:instrText>PAGEREF _Toc240637752 \h</w:instrText>
+        <w:instrText>PAGEREF _Toc240655551 \h</w:instrText>
       </w:r>
       <w:r>
         <w:rPr>
@@ -579,7 +579,7 @@
         <w:rPr>
           <w:noProof/>
         </w:rPr>
-        <w:instrText>PAGEREF _Toc240637753 \h</w:instrText>
+        <w:instrText>PAGEREF _Toc240655552 \h</w:instrText>
       </w:r>
       <w:r>
         <w:rPr>
@@ -663,7 +663,7 @@
         <w:rPr>
           <w:noProof/>
         </w:rPr>
-        <w:instrText>PAGEREF _Toc240637754 \h</w:instrText>
+        <w:instrText>PAGEREF _Toc240655553 \h</w:instrText>
       </w:r>
       <w:r>
         <w:rPr>
@@ -747,7 +747,7 @@
         <w:rPr>
           <w:noProof/>
         </w:rPr>
-        <w:instrText>PAGEREF _Toc240637755 \h</w:instrText>
+        <w:instrText>PAGEREF _Toc240655554 \h</w:instrText>
       </w:r>
       <w:r>
         <w:rPr>
@@ -831,7 +831,7 @@
         <w:rPr>
           <w:noProof/>
         </w:rPr>
-        <w:instrText>PAGEREF _Toc240637756 \h</w:instrText>
+        <w:instrText>PAGEREF _Toc240655555 \h</w:instrText>
       </w:r>
       <w:r>
         <w:rPr>
@@ -915,7 +915,7 @@
         <w:rPr>
           <w:noProof/>
         </w:rPr>
-        <w:instrText>PAGEREF _Toc240637757 \h</w:instrText>
+        <w:instrText>PAGEREF _Toc240655556 \h</w:instrText>
       </w:r>
       <w:r>
         <w:rPr>
@@ -999,7 +999,7 @@
         <w:rPr>
           <w:noProof/>
         </w:rPr>
-        <w:instrText>PAGEREF _Toc240637758 \h</w:instrText>
+        <w:instrText>PAGEREF _Toc240655557 \h</w:instrText>
       </w:r>
       <w:r>
         <w:rPr>
@@ -1083,7 +1083,91 @@
         <w:rPr>
           <w:noProof/>
         </w:rPr>
-        <w:instrText>PAGEREF _Toc240637759 \h</w:instrText>
+        <w:instrText>PAGEREF _Toc240655558 \h</w:instrText>
+      </w:r>
+      <w:r>
+        <w:rPr>
+          <w:rFonts w:hint="eastAsia"/>
+          <w:noProof/>
+        </w:rPr>
+        <w:instrText xml:space="preserve"> </w:instrText>
+      </w:r>
+      <w:r>
+        <w:rPr>
+          <w:rFonts w:hint="eastAsia"/>
+          <w:noProof/>
+        </w:rPr>
+      </w:r>
+      <w:r>
+        <w:rPr>
+          <w:rFonts w:hint="eastAsia"/>
+          <w:noProof/>
+        </w:rPr>
+        <w:fldChar w:fldCharType="separate"/>
+      </w:r>
+      <w:r>
+        <w:rPr>
+          <w:rFonts w:hint="eastAsia"/>
+          <w:noProof/>
+        </w:rPr>
+        <w:t>6</w:t>
+      </w:r>
+      <w:r>
+        <w:rPr>
+          <w:rFonts w:hint="eastAsia"/>
+          <w:noProof/>
+        </w:rPr>
+        <w:fldChar w:fldCharType="end"/>
+      </w:r>
+    </w:p>
+    <w:p>
+      <w:pPr>
+        <w:pStyle w:val="TOC3"/>
+        <w:tabs>
+          <w:tab w:val="right" w:leader="dot" w:pos="8296"/>
+        </w:tabs>
+        <w:ind w:left="960"/>
+        <w:rPr>
+          <w:rFonts w:asciiTheme="minorHAnsi" w:eastAsiaTheme="minorEastAsia" w:hAnsiTheme="minorHAnsi" w:cstheme="minorBidi" w:hint="eastAsia"/>
+          <w:noProof/>
+          <w:kern w:val="2"/>
+          <w:sz w:val="22"/>
+          <w14:ligatures w14:val="standardContextual"/>
+        </w:rPr>
+      </w:pPr>
+      <w:r>
+        <w:rPr>
+          <w:rFonts w:ascii="微软雅黑" w:eastAsia="微软雅黑" w:hAnsi="微软雅黑" w:hint="eastAsia"/>
+          <w:noProof/>
+        </w:rPr>
+        <w:t>5.6 当前交付边界（诚实说明）</w:t>
+      </w:r>
+      <w:r>
+        <w:rPr>
+          <w:rFonts w:hint="eastAsia"/>
+          <w:noProof/>
+        </w:rPr>
+        <w:tab/>
+      </w:r>
+      <w:r>
+        <w:rPr>
+          <w:rFonts w:hint="eastAsia"/>
+          <w:noProof/>
+        </w:rPr>
+        <w:fldChar w:fldCharType="begin"/>
+      </w:r>
+      <w:r>
+        <w:rPr>
+          <w:rFonts w:hint="eastAsia"/>
+          <w:noProof/>
+        </w:rPr>
+        <w:instrText xml:space="preserve"> </w:instrText>
+      </w:r>
+      <w:r>
+        <w:rPr>
+          <w:noProof/>
+        </w:rPr>
+        <w:instrText>PAGEREF _Toc240655559 \h</w:instrText>
       </w:r>
       <w:r>
         <w:rPr>
@@ -1167,7 +1251,7 @@
         <w:rPr>
           <w:noProof/>
         </w:rPr>
-        <w:instrText>PAGEREF _Toc240637760 \h</w:instrText>
+        <w:instrText>PAGEREF _Toc240655560 \h</w:instrText>
       </w:r>
       <w:r>
         <w:rPr>
@@ -1194,7 +1278,7 @@
           <w:rFonts w:hint="eastAsia"/>
           <w:noProof/>
         </w:rPr>
-        <w:t>6</w:t>
+        <w:t>7</w:t>
       </w:r>
       <w:r>
         <w:rPr>
@@ -1251,7 +1335,7 @@
         <w:rPr>
           <w:noProof/>
         </w:rPr>
-        <w:instrText>PAGEREF _Toc240637761 \h</w:instrText>
+        <w:instrText>PAGEREF _Toc240655561 \h</w:instrText>
       </w:r>
       <w:r>
         <w:rPr>
@@ -1278,7 +1362,7 @@
           <w:rFonts w:hint="eastAsia"/>
           <w:noProof/>
         </w:rPr>
-        <w:t>7</w:t>
+        <w:t>8</w:t>
       </w:r>
       <w:r>
         <w:rPr>
@@ -1335,7 +1419,7 @@
         <w:rPr>
           <w:noProof/>
         </w:rPr>
-        <w:instrText>PAGEREF _Toc240637762 \h</w:instrText>
+        <w:instrText>PAGEREF _Toc240655562 \h</w:instrText>
       </w:r>
       <w:r>
         <w:rPr>
@@ -1362,7 +1446,7 @@
           <w:rFonts w:hint="eastAsia"/>
           <w:noProof/>
         </w:rPr>
-        <w:t>7</w:t>
+        <w:t>8</w:t>
       </w:r>
       <w:r>
         <w:rPr>
@@ -1419,7 +1503,7 @@
         <w:rPr>
           <w:noProof/>
         </w:rPr>
-        <w:instrText>PAGEREF _Toc240637763 \h</w:instrText>
+        <w:instrText>PAGEREF _Toc240655563 \h</w:instrText>
       </w:r>
       <w:r>
         <w:rPr>
@@ -1446,7 +1530,7 @@
           <w:rFonts w:hint="eastAsia"/>
           <w:noProof/>
         </w:rPr>
-        <w:t>8</w:t>
+        <w:t>9</w:t>
       </w:r>
       <w:r>
         <w:rPr>
@@ -1476,6 +1560,7 @@
           <w:rFonts w:ascii="微软雅黑" w:eastAsia="微软雅黑" w:hAnsi="微软雅黑" w:hint="eastAsia"/>
           <w:noProof/>
         </w:rPr>
+        <w:lastRenderedPageBreak/>
         <w:t>十、后续规划</w:t>
       </w:r>
       <w:r>
@@ -1503,7 +1588,7 @@
         <w:rPr>
           <w:noProof/>
         </w:rPr>
-        <w:instrText>PAGEREF _Toc240637764 \h</w:instrText>
+        <w:instrText>PAGEREF _Toc240655564 \h</w:instrText>
       </w:r>
       <w:r>
         <w:rPr>
@@ -1530,7 +1615,7 @@
           <w:rFonts w:hint="eastAsia"/>
           <w:noProof/>
         </w:rPr>
-        <w:t>9</w:t>
+        <w:t>10</w:t>
       </w:r>
       <w:r>
         <w:rPr>
@@ -1560,7 +1645,6 @@
           <w:rFonts w:ascii="微软雅黑" w:eastAsia="微软雅黑" w:hAnsi="微软雅黑" w:hint="eastAsia"/>
           <w:noProof/>
         </w:rPr>
-        <w:lastRenderedPageBreak/>
         <w:t>十一、许可协议</w:t>
       </w:r>
       <w:r>
@@ -1588,7 +1672,7 @@
         <w:rPr>
           <w:noProof/>
         </w:rPr>
-        <w:instrText>PAGEREF _Toc240637765 \h</w:instrText>
+        <w:instrText>PAGEREF _Toc240655565 \h</w:instrText>
       </w:r>
       <w:r>
         <w:rPr>
@@ -1615,7 +1699,7 @@
           <w:rFonts w:hint="eastAsia"/>
           <w:noProof/>
         </w:rPr>
-        <w:t>9</w:t>
+        <w:t>10</w:t>
       </w:r>
       <w:r>
         <w:rPr>
@@ -1650,7 +1734,7 @@
         </w:rPr>
         <w:br w:type="page"/>
       </w:r>
-      <w:bookmarkStart w:id="0" w:name="_Toc240637749"/>
+      <w:bookmarkStart w:id="0" w:name="_Toc240655548"/>
       <w:r>
         <w:rPr>
           <w:rFonts w:ascii="微软雅黑" w:eastAsia="微软雅黑" w:hAnsi="微软雅黑" w:hint="eastAsia"/>
@@ -2333,7 +2417,7 @@
           <w:sz w:val="21"/>
           <w:szCs w:val="21"/>
         </w:rPr>
-        <w:pict w14:anchorId="0C18123D">
+        <w:pict w14:anchorId="2CC137EF">
           <v:rect id="_x0000_i1025" style="width:0;height:1.5pt" o:hralign="center" o:hrstd="t" o:hr="t" fillcolor="#a0a0a0" stroked="f"/>
         </w:pict>
       </w:r>
@@ -2345,7 +2429,7 @@
           <w:rFonts w:ascii="微软雅黑" w:eastAsia="微软雅黑" w:hAnsi="微软雅黑" w:hint="eastAsia"/>
         </w:rPr>
       </w:pPr>
-      <w:bookmarkStart w:id="1" w:name="_Toc240637750"/>
+      <w:bookmarkStart w:id="1" w:name="_Toc240655549"/>
       <w:r>
         <w:rPr>
           <w:rFonts w:ascii="微软雅黑" w:eastAsia="微软雅黑" w:hAnsi="微软雅黑" w:hint="eastAsia"/>
@@ -2826,7 +2910,7 @@
           <w:sz w:val="21"/>
           <w:szCs w:val="21"/>
         </w:rPr>
-        <w:pict w14:anchorId="12805B32">
+        <w:pict w14:anchorId="0B8B93E9">
           <v:rect id="_x0000_i1026" style="width:0;height:1.5pt" o:hralign="center" o:hrstd="t" o:hr="t" fillcolor="#a0a0a0" stroked="f"/>
         </w:pict>
       </w:r>
@@ -2838,7 +2922,7 @@
           <w:rFonts w:ascii="微软雅黑" w:eastAsia="微软雅黑" w:hAnsi="微软雅黑" w:hint="eastAsia"/>
         </w:rPr>
       </w:pPr>
-      <w:bookmarkStart w:id="2" w:name="_Toc240637751"/>
+      <w:bookmarkStart w:id="2" w:name="_Toc240655550"/>
       <w:r>
         <w:rPr>
           <w:rFonts w:ascii="微软雅黑" w:eastAsia="微软雅黑" w:hAnsi="微软雅黑" w:hint="eastAsia"/>
@@ -3271,7 +3355,7 @@
           <w:sz w:val="21"/>
           <w:szCs w:val="21"/>
         </w:rPr>
-        <w:pict w14:anchorId="61374702">
+        <w:pict w14:anchorId="04B5FB15">
           <v:rect id="_x0000_i1027" style="width:0;height:1.5pt" o:hralign="center" o:hrstd="t" o:hr="t" fillcolor="#a0a0a0" stroked="f"/>
         </w:pict>
       </w:r>
@@ -3283,7 +3367,7 @@
           <w:rFonts w:ascii="微软雅黑" w:eastAsia="微软雅黑" w:hAnsi="微软雅黑" w:hint="eastAsia"/>
         </w:rPr>
       </w:pPr>
-      <w:bookmarkStart w:id="3" w:name="_Toc240637752"/>
+      <w:bookmarkStart w:id="3" w:name="_Toc240655551"/>
       <w:r>
         <w:rPr>
           <w:rFonts w:ascii="微软雅黑" w:eastAsia="微软雅黑" w:hAnsi="微软雅黑" w:hint="eastAsia"/>
@@ -4338,7 +4422,7 @@
           <w:sz w:val="21"/>
           <w:szCs w:val="21"/>
         </w:rPr>
-        <w:pict w14:anchorId="20ABFA42">
+        <w:pict w14:anchorId="546E1943">
           <v:rect id="_x0000_i1028" style="width:0;height:1.5pt" o:hralign="center" o:hrstd="t" o:hr="t" fillcolor="#a0a0a0" stroked="f"/>
         </w:pict>
       </w:r>
@@ -4350,7 +4434,7 @@
           <w:rFonts w:ascii="微软雅黑" w:eastAsia="微软雅黑" w:hAnsi="微软雅黑" w:hint="eastAsia"/>
         </w:rPr>
       </w:pPr>
-      <w:bookmarkStart w:id="4" w:name="_Toc240637753"/>
+      <w:bookmarkStart w:id="4" w:name="_Toc240655552"/>
       <w:r>
         <w:rPr>
           <w:rFonts w:ascii="微软雅黑" w:eastAsia="微软雅黑" w:hAnsi="微软雅黑" w:hint="eastAsia"/>
@@ -5467,7 +5551,7 @@
           <w:sz w:val="21"/>
           <w:szCs w:val="21"/>
         </w:rPr>
-        <w:pict w14:anchorId="00AC8A5A">
+        <w:pict w14:anchorId="1ECC07DE">
           <v:rect id="_x0000_i1029" style="width:0;height:1.5pt" o:hralign="center" o:hrstd="t" o:hr="t" fillcolor="#a0a0a0" stroked="f"/>
         </w:pict>
       </w:r>
@@ -5479,7 +5563,7 @@
           <w:rFonts w:ascii="微软雅黑" w:eastAsia="微软雅黑" w:hAnsi="微软雅黑" w:hint="eastAsia"/>
         </w:rPr>
       </w:pPr>
-      <w:bookmarkStart w:id="5" w:name="_Toc240637754"/>
+      <w:bookmarkStart w:id="5" w:name="_Toc240655553"/>
       <w:r>
         <w:rPr>
           <w:rFonts w:ascii="微软雅黑" w:eastAsia="微软雅黑" w:hAnsi="微软雅黑" w:hint="eastAsia"/>
@@ -5507,7 +5591,7 @@
           <w:rFonts w:ascii="微软雅黑" w:eastAsia="微软雅黑" w:hAnsi="微软雅黑" w:hint="eastAsia"/>
         </w:rPr>
       </w:pPr>
-      <w:bookmarkStart w:id="6" w:name="_Toc240637755"/>
+      <w:bookmarkStart w:id="6" w:name="_Toc240655554"/>
       <w:r>
         <w:rPr>
           <w:rFonts w:ascii="微软雅黑" w:eastAsia="微软雅黑" w:hAnsi="微软雅黑" w:hint="eastAsia"/>
@@ -5749,7 +5833,7 @@
           <w:rFonts w:ascii="微软雅黑" w:eastAsia="微软雅黑" w:hAnsi="微软雅黑" w:hint="eastAsia"/>
         </w:rPr>
       </w:pPr>
-      <w:bookmarkStart w:id="7" w:name="_Toc240637756"/>
+      <w:bookmarkStart w:id="7" w:name="_Toc240655555"/>
       <w:r>
         <w:rPr>
           <w:rFonts w:ascii="微软雅黑" w:eastAsia="微软雅黑" w:hAnsi="微软雅黑" w:hint="eastAsia"/>
@@ -6102,7 +6186,7 @@
           <w:rFonts w:ascii="微软雅黑" w:eastAsia="微软雅黑" w:hAnsi="微软雅黑" w:hint="eastAsia"/>
         </w:rPr>
       </w:pPr>
-      <w:bookmarkStart w:id="8" w:name="_Toc240637757"/>
+      <w:bookmarkStart w:id="8" w:name="_Toc240655556"/>
       <w:r>
         <w:rPr>
           <w:rFonts w:ascii="微软雅黑" w:eastAsia="微软雅黑" w:hAnsi="微软雅黑" w:hint="eastAsia"/>
@@ -6621,7 +6705,7 @@
           <w:rFonts w:ascii="微软雅黑" w:eastAsia="微软雅黑" w:hAnsi="微软雅黑" w:hint="eastAsia"/>
         </w:rPr>
       </w:pPr>
-      <w:bookmarkStart w:id="9" w:name="_Toc240637758"/>
+      <w:bookmarkStart w:id="9" w:name="_Toc240655557"/>
       <w:r>
         <w:rPr>
           <w:rFonts w:ascii="微软雅黑" w:eastAsia="微软雅黑" w:hAnsi="微软雅黑" w:hint="eastAsia"/>
@@ -7181,7 +7265,7 @@
           <w:rFonts w:ascii="微软雅黑" w:eastAsia="微软雅黑" w:hAnsi="微软雅黑" w:hint="eastAsia"/>
         </w:rPr>
       </w:pPr>
-      <w:bookmarkStart w:id="10" w:name="_Toc240637759"/>
+      <w:bookmarkStart w:id="10" w:name="_Toc240655558"/>
       <w:r>
         <w:rPr>
           <w:rFonts w:ascii="微软雅黑" w:eastAsia="微软雅黑" w:hAnsi="微软雅黑" w:hint="eastAsia"/>
@@ -7454,26 +7538,167 @@
           <w:sz w:val="21"/>
           <w:szCs w:val="21"/>
         </w:rPr>
-        <w:pict w14:anchorId="76444009">
+        <w:pict w14:anchorId="1456920A">
           <v:rect id="_x0000_i1030" style="width:0;height:1.5pt" o:hralign="center" o:hrstd="t" o:hr="t" fillcolor="#a0a0a0" stroked="f"/>
         </w:pict>
       </w:r>
     </w:p>
     <w:p>
       <w:pPr>
-        <w:pStyle w:val="2"/>
-        <w:rPr>
-          <w:rFonts w:ascii="微软雅黑" w:eastAsia="微软雅黑" w:hAnsi="微软雅黑" w:hint="eastAsia"/>
-        </w:rPr>
-      </w:pPr>
-      <w:bookmarkStart w:id="11" w:name="_Toc240637760"/>
-      <w:r>
-        <w:rPr>
-          <w:rFonts w:ascii="微软雅黑" w:eastAsia="微软雅黑" w:hAnsi="微软雅黑" w:hint="eastAsia"/>
-        </w:rPr>
-        <w:t>六、关键技术与创新点</w:t>
+        <w:pStyle w:val="3"/>
+        <w:rPr>
+          <w:rFonts w:ascii="微软雅黑" w:eastAsia="微软雅黑" w:hAnsi="微软雅黑" w:hint="eastAsia"/>
+        </w:rPr>
+      </w:pPr>
+      <w:bookmarkStart w:id="11" w:name="_Toc240655559"/>
+      <w:r>
+        <w:rPr>
+          <w:rFonts w:ascii="微软雅黑" w:eastAsia="微软雅黑" w:hAnsi="微软雅黑" w:hint="eastAsia"/>
+        </w:rPr>
+        <w:t xml:space="preserve">5.6 </w:t>
+      </w:r>
+      <w:r>
+        <w:rPr>
+          <w:rFonts w:ascii="微软雅黑" w:eastAsia="微软雅黑" w:hAnsi="微软雅黑" w:hint="eastAsia"/>
+        </w:rPr>
+        <w:t>当前交付边界（诚实说明）</w:t>
       </w:r>
       <w:bookmarkEnd w:id="11"/>
+    </w:p>
+    <w:p>
+      <w:pPr>
+        <w:pStyle w:val="a5"/>
+        <w:rPr>
+          <w:rFonts w:ascii="微软雅黑" w:eastAsia="微软雅黑" w:hAnsi="微软雅黑" w:hint="eastAsia"/>
+          <w:color w:val="1A1A1A"/>
+          <w:sz w:val="21"/>
+          <w:szCs w:val="21"/>
+        </w:rPr>
+      </w:pPr>
+      <w:r>
+        <w:rPr>
+          <w:rFonts w:ascii="微软雅黑" w:eastAsia="微软雅黑" w:hAnsi="微软雅黑" w:hint="eastAsia"/>
+          <w:color w:val="1A1A1A"/>
+          <w:sz w:val="21"/>
+          <w:szCs w:val="21"/>
+        </w:rPr>
+        <w:t>本次参赛交付的是</w:t>
+      </w:r>
+      <w:r>
+        <w:rPr>
+          <w:rFonts w:ascii="微软雅黑" w:eastAsia="微软雅黑" w:hAnsi="微软雅黑" w:hint="eastAsia"/>
+          <w:color w:val="1A1A1A"/>
+          <w:sz w:val="21"/>
+          <w:szCs w:val="21"/>
+        </w:rPr>
+        <w:t xml:space="preserve"> </w:t>
+      </w:r>
+      <w:r>
+        <w:rPr>
+          <w:rStyle w:val="a6"/>
+          <w:rFonts w:ascii="微软雅黑" w:eastAsia="微软雅黑" w:hAnsi="微软雅黑" w:hint="eastAsia"/>
+          <w:color w:val="1A1A1A"/>
+          <w:sz w:val="21"/>
+          <w:szCs w:val="21"/>
+        </w:rPr>
+        <w:t xml:space="preserve">openvela </w:t>
+      </w:r>
+      <w:r>
+        <w:rPr>
+          <w:rStyle w:val="a6"/>
+          <w:rFonts w:ascii="微软雅黑" w:eastAsia="微软雅黑" w:hAnsi="微软雅黑" w:hint="eastAsia"/>
+          <w:color w:val="1A1A1A"/>
+          <w:sz w:val="21"/>
+          <w:szCs w:val="21"/>
+        </w:rPr>
+        <w:t>板级适配</w:t>
+      </w:r>
+      <w:r>
+        <w:rPr>
+          <w:rFonts w:ascii="微软雅黑" w:eastAsia="微软雅黑" w:hAnsi="微软雅黑" w:hint="eastAsia"/>
+          <w:color w:val="1A1A1A"/>
+          <w:sz w:val="21"/>
+          <w:szCs w:val="21"/>
+        </w:rPr>
+        <w:t>，</w:t>
+      </w:r>
+      <w:r>
+        <w:rPr>
+          <w:rStyle w:val="a6"/>
+          <w:rFonts w:ascii="微软雅黑" w:eastAsia="微软雅黑" w:hAnsi="微软雅黑" w:hint="eastAsia"/>
+          <w:color w:val="1A1A1A"/>
+          <w:sz w:val="21"/>
+          <w:szCs w:val="21"/>
+        </w:rPr>
+        <w:t>不是</w:t>
+      </w:r>
+      <w:r>
+        <w:rPr>
+          <w:rFonts w:ascii="微软雅黑" w:eastAsia="微软雅黑" w:hAnsi="微软雅黑" w:hint="eastAsia"/>
+          <w:color w:val="1A1A1A"/>
+          <w:sz w:val="21"/>
+          <w:szCs w:val="21"/>
+        </w:rPr>
+        <w:t>把</w:t>
+      </w:r>
+      <w:r>
+        <w:rPr>
+          <w:rFonts w:ascii="微软雅黑" w:eastAsia="微软雅黑" w:hAnsi="微软雅黑" w:hint="eastAsia"/>
+          <w:color w:val="1A1A1A"/>
+          <w:sz w:val="21"/>
+          <w:szCs w:val="21"/>
+        </w:rPr>
+        <w:t xml:space="preserve"> SomatoSync </w:t>
+      </w:r>
+      <w:r>
+        <w:rPr>
+          <w:rFonts w:ascii="微软雅黑" w:eastAsia="微软雅黑" w:hAnsi="微软雅黑" w:hint="eastAsia"/>
+          <w:color w:val="1A1A1A"/>
+          <w:sz w:val="21"/>
+          <w:szCs w:val="21"/>
+        </w:rPr>
+        <w:t>应用搬到</w:t>
+      </w:r>
+      <w:r>
+        <w:rPr>
+          <w:rFonts w:ascii="微软雅黑" w:eastAsia="微软雅黑" w:hAnsi="微软雅黑" w:hint="eastAsia"/>
+          <w:color w:val="1A1A1A"/>
+          <w:sz w:val="21"/>
+          <w:szCs w:val="21"/>
+        </w:rPr>
+        <w:t xml:space="preserve"> openvela </w:t>
+      </w:r>
+      <w:r>
+        <w:rPr>
+          <w:rFonts w:ascii="微软雅黑" w:eastAsia="微软雅黑" w:hAnsi="微软雅黑" w:hint="eastAsia"/>
+          <w:color w:val="1A1A1A"/>
+          <w:sz w:val="21"/>
+          <w:szCs w:val="21"/>
+        </w:rPr>
+        <w:t>上运行。</w:t>
+      </w:r>
+    </w:p>
+    <w:p>
+      <w:pPr>
+        <w:pStyle w:val="a5"/>
+        <w:rPr>
+          <w:rFonts w:ascii="微软雅黑" w:eastAsia="微软雅黑" w:hAnsi="微软雅黑" w:hint="eastAsia"/>
+          <w:color w:val="1A1A1A"/>
+          <w:sz w:val="21"/>
+          <w:szCs w:val="21"/>
+        </w:rPr>
+      </w:pPr>
+      <w:r>
+        <w:rPr>
+          <w:rStyle w:val="a6"/>
+          <w:rFonts w:ascii="微软雅黑" w:eastAsia="微软雅黑" w:hAnsi="微软雅黑" w:hint="eastAsia"/>
+          <w:color w:val="1A1A1A"/>
+          <w:sz w:val="21"/>
+          <w:szCs w:val="21"/>
+        </w:rPr>
+        <w:lastRenderedPageBreak/>
+        <w:t>已交付</w:t>
+      </w:r>
     </w:p>
     <w:p>
       <w:pPr>
@@ -7492,53 +7717,55 @@
       </w:pPr>
       <w:r>
         <w:rPr>
-          <w:rStyle w:val="a6"/>
-          <w:rFonts w:ascii="微软雅黑" w:eastAsia="微软雅黑" w:hAnsi="微软雅黑" w:hint="eastAsia"/>
-          <w:color w:val="1A1A1A"/>
-          <w:sz w:val="21"/>
-          <w:szCs w:val="21"/>
-        </w:rPr>
-        <w:lastRenderedPageBreak/>
-        <w:t xml:space="preserve">TDMA </w:t>
-      </w:r>
-      <w:r>
-        <w:rPr>
-          <w:rStyle w:val="a6"/>
-          <w:rFonts w:ascii="微软雅黑" w:eastAsia="微软雅黑" w:hAnsi="微软雅黑" w:hint="eastAsia"/>
-          <w:color w:val="1A1A1A"/>
-          <w:sz w:val="21"/>
-          <w:szCs w:val="21"/>
-        </w:rPr>
-        <w:t>＋</w:t>
-      </w:r>
-      <w:r>
-        <w:rPr>
-          <w:rStyle w:val="a6"/>
-          <w:rFonts w:ascii="微软雅黑" w:eastAsia="微软雅黑" w:hAnsi="微软雅黑" w:hint="eastAsia"/>
-          <w:color w:val="1A1A1A"/>
-          <w:sz w:val="21"/>
-          <w:szCs w:val="21"/>
-        </w:rPr>
-        <w:t xml:space="preserve"> AFH </w:t>
-      </w:r>
-      <w:r>
-        <w:rPr>
-          <w:rStyle w:val="a6"/>
-          <w:rFonts w:ascii="微软雅黑" w:eastAsia="微软雅黑" w:hAnsi="微软雅黑" w:hint="eastAsia"/>
-          <w:color w:val="1A1A1A"/>
-          <w:sz w:val="21"/>
-          <w:szCs w:val="21"/>
-        </w:rPr>
-        <w:t>的无碰撞上行</w:t>
-      </w:r>
-      <w:r>
-        <w:rPr>
-          <w:rFonts w:ascii="微软雅黑" w:eastAsia="微软雅黑" w:hAnsi="微软雅黑" w:hint="eastAsia"/>
-          <w:color w:val="1A1A1A"/>
-          <w:sz w:val="21"/>
-          <w:szCs w:val="21"/>
-        </w:rPr>
-        <w:t>：给每个节点分配固定时隙，从机制上消除碰撞；</w:t>
+          <w:rFonts w:ascii="微软雅黑" w:eastAsia="微软雅黑" w:hAnsi="微软雅黑" w:hint="eastAsia"/>
+          <w:color w:val="1A1A1A"/>
+          <w:sz w:val="21"/>
+          <w:szCs w:val="21"/>
+        </w:rPr>
+        <w:t xml:space="preserve">openvela </w:t>
+      </w:r>
+      <w:r>
+        <w:rPr>
+          <w:rFonts w:ascii="微软雅黑" w:eastAsia="微软雅黑" w:hAnsi="微软雅黑" w:hint="eastAsia"/>
+          <w:color w:val="1A1A1A"/>
+          <w:sz w:val="21"/>
+          <w:szCs w:val="21"/>
+        </w:rPr>
+        <w:t>能在两块自研</w:t>
+      </w:r>
+      <w:r>
+        <w:rPr>
+          <w:rFonts w:ascii="微软雅黑" w:eastAsia="微软雅黑" w:hAnsi="微软雅黑" w:hint="eastAsia"/>
+          <w:color w:val="1A1A1A"/>
+          <w:sz w:val="21"/>
+          <w:szCs w:val="21"/>
+        </w:rPr>
+        <w:t xml:space="preserve"> ESP32-S3 </w:t>
+      </w:r>
+      <w:r>
+        <w:rPr>
+          <w:rFonts w:ascii="微软雅黑" w:eastAsia="微软雅黑" w:hAnsi="微软雅黑" w:hint="eastAsia"/>
+          <w:color w:val="1A1A1A"/>
+          <w:sz w:val="21"/>
+          <w:szCs w:val="21"/>
+        </w:rPr>
+        <w:t>板上启动运行（</w:t>
+      </w:r>
+      <w:r>
+        <w:rPr>
+          <w:rStyle w:val="HTML"/>
+          <w:color w:val="1A1A1A"/>
+        </w:rPr>
+        <w:t>open-vela/nuttx</w:t>
+      </w:r>
+      <w:r>
+        <w:rPr>
+          <w:rFonts w:ascii="微软雅黑" w:eastAsia="微软雅黑" w:hAnsi="微软雅黑" w:hint="eastAsia"/>
+          <w:color w:val="1A1A1A"/>
+          <w:sz w:val="21"/>
+          <w:szCs w:val="21"/>
+        </w:rPr>
+        <w:t>，分支</w:t>
       </w:r>
       <w:r>
         <w:rPr>
@@ -7551,12 +7778,19 @@
       </w:r>
       <w:r>
         <w:rPr>
-          <w:rFonts w:ascii="微软雅黑" w:eastAsia="微软雅黑" w:hAnsi="微软雅黑" w:hint="eastAsia"/>
-          <w:color w:val="1A1A1A"/>
-          <w:sz w:val="21"/>
-          <w:szCs w:val="21"/>
-        </w:rPr>
-        <w:t>自适应跳频规避窄带干扰；配合背压流控与无延迟丢弃策略，保证时序连续性。</w:t>
+          <w:rStyle w:val="HTML"/>
+          <w:color w:val="1A1A1A"/>
+        </w:rPr>
+        <w:t>dev-ai-contest-2026</w:t>
+      </w:r>
+      <w:r>
+        <w:rPr>
+          <w:rFonts w:ascii="微软雅黑" w:eastAsia="微软雅黑" w:hAnsi="微软雅黑" w:hint="eastAsia"/>
+          <w:color w:val="1A1A1A"/>
+          <w:sz w:val="21"/>
+          <w:szCs w:val="21"/>
+        </w:rPr>
+        <w:t>）</w:t>
       </w:r>
     </w:p>
     <w:p>
@@ -7576,118 +7810,118 @@
       </w:pPr>
       <w:r>
         <w:rPr>
-          <w:rStyle w:val="a6"/>
-          <w:rFonts w:ascii="微软雅黑" w:eastAsia="微软雅黑" w:hAnsi="微软雅黑" w:hint="eastAsia"/>
-          <w:color w:val="1A1A1A"/>
-          <w:sz w:val="21"/>
-          <w:szCs w:val="21"/>
-        </w:rPr>
-        <w:t>双</w:t>
-      </w:r>
-      <w:r>
-        <w:rPr>
-          <w:rStyle w:val="a6"/>
-          <w:rFonts w:ascii="微软雅黑" w:eastAsia="微软雅黑" w:hAnsi="微软雅黑" w:hint="eastAsia"/>
-          <w:color w:val="1A1A1A"/>
-          <w:sz w:val="21"/>
-          <w:szCs w:val="21"/>
-        </w:rPr>
-        <w:t xml:space="preserve"> ESKF </w:t>
-      </w:r>
-      <w:r>
-        <w:rPr>
-          <w:rStyle w:val="a6"/>
-          <w:rFonts w:ascii="微软雅黑" w:eastAsia="微软雅黑" w:hAnsi="微软雅黑" w:hint="eastAsia"/>
-          <w:color w:val="1A1A1A"/>
-          <w:sz w:val="21"/>
-          <w:szCs w:val="21"/>
-        </w:rPr>
-        <w:t>＋</w:t>
-      </w:r>
-      <w:r>
-        <w:rPr>
-          <w:rStyle w:val="a6"/>
-          <w:rFonts w:ascii="微软雅黑" w:eastAsia="微软雅黑" w:hAnsi="微软雅黑" w:hint="eastAsia"/>
-          <w:color w:val="1A1A1A"/>
-          <w:sz w:val="21"/>
-          <w:szCs w:val="21"/>
-        </w:rPr>
-        <w:t xml:space="preserve"> </w:t>
-      </w:r>
-      <w:r>
-        <w:rPr>
-          <w:rStyle w:val="a6"/>
-          <w:rFonts w:ascii="微软雅黑" w:eastAsia="微软雅黑" w:hAnsi="微软雅黑" w:hint="eastAsia"/>
-          <w:color w:val="1A1A1A"/>
-          <w:sz w:val="21"/>
-          <w:szCs w:val="21"/>
-        </w:rPr>
-        <w:t>双</w:t>
-      </w:r>
-      <w:r>
-        <w:rPr>
-          <w:rStyle w:val="a6"/>
-          <w:rFonts w:ascii="微软雅黑" w:eastAsia="微软雅黑" w:hAnsi="微软雅黑" w:hint="eastAsia"/>
-          <w:color w:val="1A1A1A"/>
-          <w:sz w:val="21"/>
-          <w:szCs w:val="21"/>
-        </w:rPr>
-        <w:t xml:space="preserve"> IMU </w:t>
-      </w:r>
-      <w:r>
-        <w:rPr>
-          <w:rStyle w:val="a6"/>
-          <w:rFonts w:ascii="微软雅黑" w:eastAsia="微软雅黑" w:hAnsi="微软雅黑" w:hint="eastAsia"/>
-          <w:color w:val="1A1A1A"/>
-          <w:sz w:val="21"/>
-          <w:szCs w:val="21"/>
-        </w:rPr>
-        <w:t>在线校准</w:t>
-      </w:r>
-      <w:r>
-        <w:rPr>
-          <w:rFonts w:ascii="微软雅黑" w:eastAsia="微软雅黑" w:hAnsi="微软雅黑" w:hint="eastAsia"/>
-          <w:color w:val="1A1A1A"/>
-          <w:sz w:val="21"/>
-          <w:szCs w:val="21"/>
-        </w:rPr>
-        <w:t>：单节点两路</w:t>
-      </w:r>
-      <w:r>
-        <w:rPr>
-          <w:rFonts w:ascii="微软雅黑" w:eastAsia="微软雅黑" w:hAnsi="微软雅黑" w:hint="eastAsia"/>
-          <w:color w:val="1A1A1A"/>
-          <w:sz w:val="21"/>
-          <w:szCs w:val="21"/>
-        </w:rPr>
-        <w:t xml:space="preserve"> IMU </w:t>
-      </w:r>
-      <w:r>
-        <w:rPr>
-          <w:rFonts w:ascii="微软雅黑" w:eastAsia="微软雅黑" w:hAnsi="微软雅黑" w:hint="eastAsia"/>
-          <w:color w:val="1A1A1A"/>
-          <w:sz w:val="21"/>
-          <w:szCs w:val="21"/>
-        </w:rPr>
-        <w:t>融合，抑制漂移并提升</w:t>
-      </w:r>
-      <w:r>
-        <w:rPr>
-          <w:rFonts w:ascii="微软雅黑" w:eastAsia="微软雅黑" w:hAnsi="微软雅黑" w:hint="eastAsia"/>
-          <w:color w:val="1A1A1A"/>
-          <w:sz w:val="21"/>
-          <w:szCs w:val="21"/>
-        </w:rPr>
-        <w:t xml:space="preserve"> </w:t>
-      </w:r>
-      <w:r>
-        <w:rPr>
-          <w:rFonts w:ascii="微软雅黑" w:eastAsia="微软雅黑" w:hAnsi="微软雅黑" w:hint="eastAsia"/>
-          <w:color w:val="1A1A1A"/>
-          <w:sz w:val="21"/>
-          <w:szCs w:val="21"/>
-        </w:rPr>
-        <w:t>姿态估计鲁棒性，解算全部在片内完成，只上报结果以节省带宽。</w:t>
+          <w:rFonts w:ascii="微软雅黑" w:eastAsia="微软雅黑" w:hAnsi="微软雅黑" w:hint="eastAsia"/>
+          <w:color w:val="1A1A1A"/>
+          <w:sz w:val="21"/>
+          <w:szCs w:val="21"/>
+        </w:rPr>
+        <w:t>引脚映射、板型划分（</w:t>
+      </w:r>
+      <w:r>
+        <w:rPr>
+          <w:rFonts w:ascii="微软雅黑" w:eastAsia="微软雅黑" w:hAnsi="微软雅黑" w:hint="eastAsia"/>
+          <w:color w:val="1A1A1A"/>
+          <w:sz w:val="21"/>
+          <w:szCs w:val="21"/>
+        </w:rPr>
+        <w:t>gateway / node</w:t>
+      </w:r>
+      <w:r>
+        <w:rPr>
+          <w:rFonts w:ascii="微软雅黑" w:eastAsia="微软雅黑" w:hAnsi="微软雅黑" w:hint="eastAsia"/>
+          <w:color w:val="1A1A1A"/>
+          <w:sz w:val="21"/>
+          <w:szCs w:val="21"/>
+        </w:rPr>
+        <w:t>）、板级驱动初始化：</w:t>
+      </w:r>
+      <w:r>
+        <w:rPr>
+          <w:rFonts w:ascii="微软雅黑" w:eastAsia="微软雅黑" w:hAnsi="微软雅黑" w:hint="eastAsia"/>
+          <w:color w:val="1A1A1A"/>
+          <w:sz w:val="21"/>
+          <w:szCs w:val="21"/>
+        </w:rPr>
+        <w:t xml:space="preserve"> SSD1306 OLED</w:t>
+      </w:r>
+      <w:r>
+        <w:rPr>
+          <w:rFonts w:ascii="微软雅黑" w:eastAsia="微软雅黑" w:hAnsi="微软雅黑" w:hint="eastAsia"/>
+          <w:color w:val="1A1A1A"/>
+          <w:sz w:val="21"/>
+          <w:szCs w:val="21"/>
+        </w:rPr>
+        <w:t>（</w:t>
+      </w:r>
+      <w:r>
+        <w:rPr>
+          <w:rStyle w:val="HTML"/>
+          <w:color w:val="1A1A1A"/>
+        </w:rPr>
+        <w:t>/dev/lcd0</w:t>
+      </w:r>
+      <w:r>
+        <w:rPr>
+          <w:rFonts w:ascii="微软雅黑" w:eastAsia="微软雅黑" w:hAnsi="微软雅黑" w:hint="eastAsia"/>
+          <w:color w:val="1A1A1A"/>
+          <w:sz w:val="21"/>
+          <w:szCs w:val="21"/>
+        </w:rPr>
+        <w:t>）、</w:t>
+      </w:r>
+      <w:r>
+        <w:rPr>
+          <w:rFonts w:ascii="微软雅黑" w:eastAsia="微软雅黑" w:hAnsi="微软雅黑" w:hint="eastAsia"/>
+          <w:color w:val="1A1A1A"/>
+          <w:sz w:val="21"/>
+          <w:szCs w:val="21"/>
+        </w:rPr>
+        <w:t xml:space="preserve">W5500 </w:t>
+      </w:r>
+      <w:r>
+        <w:rPr>
+          <w:rFonts w:ascii="微软雅黑" w:eastAsia="微软雅黑" w:hAnsi="微软雅黑" w:hint="eastAsia"/>
+          <w:color w:val="1A1A1A"/>
+          <w:sz w:val="21"/>
+          <w:szCs w:val="21"/>
+        </w:rPr>
+        <w:t>以太网、</w:t>
+      </w:r>
+      <w:r>
+        <w:rPr>
+          <w:rFonts w:ascii="微软雅黑" w:eastAsia="微软雅黑" w:hAnsi="微软雅黑" w:hint="eastAsia"/>
+          <w:color w:val="1A1A1A"/>
+          <w:sz w:val="21"/>
+          <w:szCs w:val="21"/>
+        </w:rPr>
+        <w:t>microSD</w:t>
+      </w:r>
+      <w:r>
+        <w:rPr>
+          <w:rFonts w:ascii="微软雅黑" w:eastAsia="微软雅黑" w:hAnsi="微软雅黑" w:hint="eastAsia"/>
+          <w:color w:val="1A1A1A"/>
+          <w:sz w:val="21"/>
+          <w:szCs w:val="21"/>
+        </w:rPr>
+        <w:t>、</w:t>
+      </w:r>
+      <w:r>
+        <w:rPr>
+          <w:rFonts w:ascii="微软雅黑" w:eastAsia="微软雅黑" w:hAnsi="微软雅黑" w:hint="eastAsia"/>
+          <w:color w:val="1A1A1A"/>
+          <w:sz w:val="21"/>
+          <w:szCs w:val="21"/>
+        </w:rPr>
+        <w:t xml:space="preserve">Wi-Fi / ESP-NOW </w:t>
+      </w:r>
+      <w:r>
+        <w:rPr>
+          <w:rFonts w:ascii="微软雅黑" w:eastAsia="微软雅黑" w:hAnsi="微软雅黑" w:hint="eastAsia"/>
+          <w:color w:val="1A1A1A"/>
+          <w:sz w:val="21"/>
+          <w:szCs w:val="21"/>
+        </w:rPr>
+        <w:t>底层能力</w:t>
       </w:r>
     </w:p>
     <w:p>
@@ -7707,70 +7941,66 @@
       </w:pPr>
       <w:r>
         <w:rPr>
-          <w:rStyle w:val="a6"/>
-          <w:rFonts w:ascii="微软雅黑" w:eastAsia="微软雅黑" w:hAnsi="微软雅黑" w:hint="eastAsia"/>
-          <w:color w:val="1A1A1A"/>
-          <w:sz w:val="21"/>
-          <w:szCs w:val="21"/>
-        </w:rPr>
-        <w:t>双核隔离</w:t>
-      </w:r>
-      <w:r>
-        <w:rPr>
-          <w:rStyle w:val="a6"/>
-          <w:rFonts w:ascii="微软雅黑" w:eastAsia="微软雅黑" w:hAnsi="微软雅黑" w:hint="eastAsia"/>
-          <w:color w:val="1A1A1A"/>
-          <w:sz w:val="21"/>
-          <w:szCs w:val="21"/>
-        </w:rPr>
-        <w:t xml:space="preserve"> + </w:t>
-      </w:r>
-      <w:r>
-        <w:rPr>
-          <w:rStyle w:val="a6"/>
-          <w:rFonts w:ascii="微软雅黑" w:eastAsia="微软雅黑" w:hAnsi="微软雅黑" w:hint="eastAsia"/>
-          <w:color w:val="1A1A1A"/>
-          <w:sz w:val="21"/>
-          <w:szCs w:val="21"/>
-        </w:rPr>
-        <w:t>无锁</w:t>
-      </w:r>
-      <w:r>
-        <w:rPr>
-          <w:rStyle w:val="a6"/>
-          <w:rFonts w:ascii="微软雅黑" w:eastAsia="微软雅黑" w:hAnsi="微软雅黑" w:hint="eastAsia"/>
-          <w:color w:val="1A1A1A"/>
-          <w:sz w:val="21"/>
-          <w:szCs w:val="21"/>
-        </w:rPr>
-        <w:t xml:space="preserve"> IPC</w:t>
-      </w:r>
-      <w:r>
-        <w:rPr>
-          <w:rFonts w:ascii="微软雅黑" w:eastAsia="微软雅黑" w:hAnsi="微软雅黑" w:hint="eastAsia"/>
-          <w:color w:val="1A1A1A"/>
-          <w:sz w:val="21"/>
-          <w:szCs w:val="21"/>
-        </w:rPr>
-        <w:t>：计算与射频分核，跨核仅用原子原语，</w:t>
-      </w:r>
-      <w:r>
-        <w:rPr>
-          <w:rFonts w:ascii="微软雅黑" w:eastAsia="微软雅黑" w:hAnsi="微软雅黑" w:hint="eastAsia"/>
-          <w:color w:val="1A1A1A"/>
-          <w:sz w:val="21"/>
-          <w:szCs w:val="21"/>
-        </w:rPr>
-        <w:t xml:space="preserve"> </w:t>
-      </w:r>
-      <w:r>
-        <w:rPr>
-          <w:rFonts w:ascii="微软雅黑" w:eastAsia="微软雅黑" w:hAnsi="微软雅黑" w:hint="eastAsia"/>
-          <w:color w:val="1A1A1A"/>
-          <w:sz w:val="21"/>
-          <w:szCs w:val="21"/>
-        </w:rPr>
-        <w:t>避免高频路径被调度抖动影响。</w:t>
+          <w:rFonts w:ascii="微软雅黑" w:eastAsia="微软雅黑" w:hAnsi="微软雅黑" w:hint="eastAsia"/>
+          <w:color w:val="1A1A1A"/>
+          <w:sz w:val="21"/>
+          <w:szCs w:val="21"/>
+        </w:rPr>
+        <w:t>两套</w:t>
+      </w:r>
+      <w:r>
+        <w:rPr>
+          <w:rFonts w:ascii="微软雅黑" w:eastAsia="微软雅黑" w:hAnsi="微软雅黑" w:hint="eastAsia"/>
+          <w:color w:val="1A1A1A"/>
+          <w:sz w:val="21"/>
+          <w:szCs w:val="21"/>
+        </w:rPr>
+        <w:t xml:space="preserve"> defconfig </w:t>
+      </w:r>
+      <w:r>
+        <w:rPr>
+          <w:rFonts w:ascii="微软雅黑" w:eastAsia="微软雅黑" w:hAnsi="微软雅黑" w:hint="eastAsia"/>
+          <w:color w:val="1A1A1A"/>
+          <w:sz w:val="21"/>
+          <w:szCs w:val="21"/>
+        </w:rPr>
+        <w:t>均编译通过并产出可烧录镜像（网关板</w:t>
+      </w:r>
+      <w:r>
+        <w:rPr>
+          <w:rFonts w:ascii="微软雅黑" w:eastAsia="微软雅黑" w:hAnsi="微软雅黑" w:hint="eastAsia"/>
+          <w:color w:val="1A1A1A"/>
+          <w:sz w:val="21"/>
+          <w:szCs w:val="21"/>
+        </w:rPr>
+        <w:t xml:space="preserve"> 834.9 KB</w:t>
+      </w:r>
+      <w:r>
+        <w:rPr>
+          <w:rFonts w:ascii="微软雅黑" w:eastAsia="微软雅黑" w:hAnsi="微软雅黑" w:hint="eastAsia"/>
+          <w:color w:val="1A1A1A"/>
+          <w:sz w:val="21"/>
+          <w:szCs w:val="21"/>
+        </w:rPr>
+        <w:t>、节点板</w:t>
+      </w:r>
+      <w:r>
+        <w:rPr>
+          <w:rFonts w:ascii="微软雅黑" w:eastAsia="微软雅黑" w:hAnsi="微软雅黑" w:hint="eastAsia"/>
+          <w:color w:val="1A1A1A"/>
+          <w:sz w:val="21"/>
+          <w:szCs w:val="21"/>
+        </w:rPr>
+        <w:t xml:space="preserve"> 671.9 KB</w:t>
+      </w:r>
+      <w:r>
+        <w:rPr>
+          <w:rFonts w:ascii="微软雅黑" w:eastAsia="微软雅黑" w:hAnsi="微软雅黑" w:hint="eastAsia"/>
+          <w:color w:val="1A1A1A"/>
+          <w:sz w:val="21"/>
+          <w:szCs w:val="21"/>
+        </w:rPr>
+        <w:t>）</w:t>
       </w:r>
     </w:p>
     <w:p>
@@ -7790,13 +8020,953 @@
       </w:pPr>
       <w:r>
         <w:rPr>
+          <w:rFonts w:ascii="微软雅黑" w:eastAsia="微软雅黑" w:hAnsi="微软雅黑" w:hint="eastAsia"/>
+          <w:color w:val="1A1A1A"/>
+          <w:sz w:val="21"/>
+          <w:szCs w:val="21"/>
+        </w:rPr>
+        <w:t>板级函数经符号表核对确认位于镜像内（</w:t>
+      </w:r>
+      <w:r>
+        <w:rPr>
+          <w:rStyle w:val="HTML"/>
+          <w:color w:val="1A1A1A"/>
+        </w:rPr>
+        <w:t>somatosync_bringup</w:t>
+      </w:r>
+      <w:r>
+        <w:rPr>
+          <w:rFonts w:ascii="微软雅黑" w:eastAsia="微软雅黑" w:hAnsi="微软雅黑" w:hint="eastAsia"/>
+          <w:color w:val="1A1A1A"/>
+          <w:sz w:val="21"/>
+          <w:szCs w:val="21"/>
+        </w:rPr>
+        <w:t>、</w:t>
+      </w:r>
+      <w:r>
+        <w:rPr>
+          <w:rStyle w:val="HTML"/>
+          <w:color w:val="1A1A1A"/>
+        </w:rPr>
+        <w:t>somatosync_w5500_initialize</w:t>
+      </w:r>
+      <w:r>
+        <w:rPr>
+          <w:rFonts w:ascii="微软雅黑" w:eastAsia="微软雅黑" w:hAnsi="微软雅黑" w:hint="eastAsia"/>
+          <w:color w:val="1A1A1A"/>
+          <w:sz w:val="21"/>
+          <w:szCs w:val="21"/>
+        </w:rPr>
+        <w:t>、</w:t>
+      </w:r>
+      <w:r>
+        <w:rPr>
+          <w:rFonts w:ascii="微软雅黑" w:eastAsia="微软雅黑" w:hAnsi="微软雅黑" w:hint="eastAsia"/>
+          <w:color w:val="1A1A1A"/>
+          <w:sz w:val="21"/>
+          <w:szCs w:val="21"/>
+        </w:rPr>
+        <w:t xml:space="preserve"> </w:t>
+      </w:r>
+      <w:r>
+        <w:rPr>
+          <w:rStyle w:val="HTML"/>
+          <w:color w:val="1A1A1A"/>
+        </w:rPr>
+        <w:t>board_lcd_initialize</w:t>
+      </w:r>
+      <w:r>
+        <w:rPr>
+          <w:rFonts w:ascii="微软雅黑" w:eastAsia="微软雅黑" w:hAnsi="微软雅黑" w:hint="eastAsia"/>
+          <w:color w:val="1A1A1A"/>
+          <w:sz w:val="21"/>
+          <w:szCs w:val="21"/>
+        </w:rPr>
+        <w:t>、</w:t>
+      </w:r>
+      <w:r>
+        <w:rPr>
+          <w:rStyle w:val="HTML"/>
+          <w:color w:val="1A1A1A"/>
+        </w:rPr>
+        <w:t>esp32s3_spi2_status</w:t>
+      </w:r>
+      <w:r>
+        <w:rPr>
+          <w:rFonts w:ascii="微软雅黑" w:eastAsia="微软雅黑" w:hAnsi="微软雅黑" w:hint="eastAsia"/>
+          <w:color w:val="1A1A1A"/>
+          <w:sz w:val="21"/>
+          <w:szCs w:val="21"/>
+        </w:rPr>
+        <w:t>）</w:t>
+      </w:r>
+    </w:p>
+    <w:p>
+      <w:pPr>
+        <w:pStyle w:val="a5"/>
+        <w:rPr>
+          <w:rFonts w:ascii="微软雅黑" w:eastAsia="微软雅黑" w:hAnsi="微软雅黑" w:hint="eastAsia"/>
+          <w:color w:val="1A1A1A"/>
+          <w:sz w:val="21"/>
+          <w:szCs w:val="21"/>
+        </w:rPr>
+      </w:pPr>
+      <w:r>
+        <w:rPr>
           <w:rStyle w:val="a6"/>
           <w:rFonts w:ascii="微软雅黑" w:eastAsia="微软雅黑" w:hAnsi="微软雅黑" w:hint="eastAsia"/>
           <w:color w:val="1A1A1A"/>
           <w:sz w:val="21"/>
           <w:szCs w:val="21"/>
         </w:rPr>
-        <w:t>产品化的板级工程</w:t>
+        <w:t>未交付</w:t>
+      </w:r>
+    </w:p>
+    <w:p>
+      <w:pPr>
+        <w:pStyle w:val="a5"/>
+        <w:rPr>
+          <w:rFonts w:ascii="微软雅黑" w:eastAsia="微软雅黑" w:hAnsi="微软雅黑" w:hint="eastAsia"/>
+          <w:color w:val="1A1A1A"/>
+          <w:sz w:val="21"/>
+          <w:szCs w:val="21"/>
+        </w:rPr>
+      </w:pPr>
+      <w:r>
+        <w:rPr>
+          <w:rFonts w:ascii="微软雅黑" w:eastAsia="微软雅黑" w:hAnsi="微软雅黑" w:hint="eastAsia"/>
+          <w:color w:val="1A1A1A"/>
+          <w:sz w:val="21"/>
+          <w:szCs w:val="21"/>
+        </w:rPr>
+        <w:t xml:space="preserve">ESP-NOW TDMA </w:t>
+      </w:r>
+      <w:r>
+        <w:rPr>
+          <w:rFonts w:ascii="微软雅黑" w:eastAsia="微软雅黑" w:hAnsi="微软雅黑" w:hint="eastAsia"/>
+          <w:color w:val="1A1A1A"/>
+          <w:sz w:val="21"/>
+          <w:szCs w:val="21"/>
+        </w:rPr>
+        <w:t>时隙调度、双</w:t>
+      </w:r>
+      <w:r>
+        <w:rPr>
+          <w:rFonts w:ascii="微软雅黑" w:eastAsia="微软雅黑" w:hAnsi="微软雅黑" w:hint="eastAsia"/>
+          <w:color w:val="1A1A1A"/>
+          <w:sz w:val="21"/>
+          <w:szCs w:val="21"/>
+        </w:rPr>
+        <w:t xml:space="preserve"> ESKF </w:t>
+      </w:r>
+      <w:r>
+        <w:rPr>
+          <w:rFonts w:ascii="微软雅黑" w:eastAsia="微软雅黑" w:hAnsi="微软雅黑" w:hint="eastAsia"/>
+          <w:color w:val="1A1A1A"/>
+          <w:sz w:val="21"/>
+          <w:szCs w:val="21"/>
+        </w:rPr>
+        <w:t>姿态融合、网关状态机与</w:t>
+      </w:r>
+      <w:r>
+        <w:rPr>
+          <w:rFonts w:ascii="微软雅黑" w:eastAsia="微软雅黑" w:hAnsi="微软雅黑" w:hint="eastAsia"/>
+          <w:color w:val="1A1A1A"/>
+          <w:sz w:val="21"/>
+          <w:szCs w:val="21"/>
+        </w:rPr>
+        <w:t xml:space="preserve"> OLED </w:t>
+      </w:r>
+      <w:r>
+        <w:rPr>
+          <w:rFonts w:ascii="微软雅黑" w:eastAsia="微软雅黑" w:hAnsi="微软雅黑" w:hint="eastAsia"/>
+          <w:color w:val="1A1A1A"/>
+          <w:sz w:val="21"/>
+          <w:szCs w:val="21"/>
+        </w:rPr>
+        <w:t>菜单、</w:t>
+      </w:r>
+      <w:r>
+        <w:rPr>
+          <w:rFonts w:ascii="微软雅黑" w:eastAsia="微软雅黑" w:hAnsi="微软雅黑" w:hint="eastAsia"/>
+          <w:color w:val="1A1A1A"/>
+          <w:sz w:val="21"/>
+          <w:szCs w:val="21"/>
+        </w:rPr>
+        <w:t xml:space="preserve">AI </w:t>
+      </w:r>
+      <w:r>
+        <w:rPr>
+          <w:rFonts w:ascii="微软雅黑" w:eastAsia="微软雅黑" w:hAnsi="微软雅黑" w:hint="eastAsia"/>
+          <w:color w:val="1A1A1A"/>
+          <w:sz w:val="21"/>
+          <w:szCs w:val="21"/>
+        </w:rPr>
+        <w:t>康复报告与</w:t>
+      </w:r>
+      <w:r>
+        <w:rPr>
+          <w:rFonts w:ascii="微软雅黑" w:eastAsia="微软雅黑" w:hAnsi="微软雅黑" w:hint="eastAsia"/>
+          <w:color w:val="1A1A1A"/>
+          <w:sz w:val="21"/>
+          <w:szCs w:val="21"/>
+        </w:rPr>
+        <w:t xml:space="preserve"> ROS 2 </w:t>
+      </w:r>
+      <w:r>
+        <w:rPr>
+          <w:rFonts w:ascii="微软雅黑" w:eastAsia="微软雅黑" w:hAnsi="微软雅黑" w:hint="eastAsia"/>
+          <w:color w:val="1A1A1A"/>
+          <w:sz w:val="21"/>
+          <w:szCs w:val="21"/>
+        </w:rPr>
+        <w:t>上位机链路。它们建立在</w:t>
+      </w:r>
+      <w:r>
+        <w:rPr>
+          <w:rFonts w:ascii="微软雅黑" w:eastAsia="微软雅黑" w:hAnsi="微软雅黑" w:hint="eastAsia"/>
+          <w:color w:val="1A1A1A"/>
+          <w:sz w:val="21"/>
+          <w:szCs w:val="21"/>
+        </w:rPr>
+        <w:t xml:space="preserve"> ESP-IDF </w:t>
+      </w:r>
+      <w:r>
+        <w:rPr>
+          <w:rFonts w:ascii="微软雅黑" w:eastAsia="微软雅黑" w:hAnsi="微软雅黑" w:hint="eastAsia"/>
+          <w:color w:val="1A1A1A"/>
+          <w:sz w:val="21"/>
+          <w:szCs w:val="21"/>
+        </w:rPr>
+        <w:t>的</w:t>
+      </w:r>
+      <w:r>
+        <w:rPr>
+          <w:rFonts w:ascii="微软雅黑" w:eastAsia="微软雅黑" w:hAnsi="微软雅黑" w:hint="eastAsia"/>
+          <w:color w:val="1A1A1A"/>
+          <w:sz w:val="21"/>
+          <w:szCs w:val="21"/>
+        </w:rPr>
+        <w:t xml:space="preserve"> </w:t>
+      </w:r>
+      <w:r>
+        <w:rPr>
+          <w:rStyle w:val="HTML"/>
+          <w:color w:val="1A1A1A"/>
+        </w:rPr>
+        <w:t>esp_now_*</w:t>
+      </w:r>
+      <w:r>
+        <w:rPr>
+          <w:rFonts w:ascii="微软雅黑" w:eastAsia="微软雅黑" w:hAnsi="微软雅黑" w:hint="eastAsia"/>
+          <w:color w:val="1A1A1A"/>
+          <w:sz w:val="21"/>
+          <w:szCs w:val="21"/>
+        </w:rPr>
+        <w:t xml:space="preserve"> API </w:t>
+      </w:r>
+      <w:r>
+        <w:rPr>
+          <w:rFonts w:ascii="微软雅黑" w:eastAsia="微软雅黑" w:hAnsi="微软雅黑" w:hint="eastAsia"/>
+          <w:color w:val="1A1A1A"/>
+          <w:sz w:val="21"/>
+          <w:szCs w:val="21"/>
+        </w:rPr>
+        <w:t>与</w:t>
+      </w:r>
+      <w:r>
+        <w:rPr>
+          <w:rFonts w:ascii="微软雅黑" w:eastAsia="微软雅黑" w:hAnsi="微软雅黑" w:hint="eastAsia"/>
+          <w:color w:val="1A1A1A"/>
+          <w:sz w:val="21"/>
+          <w:szCs w:val="21"/>
+        </w:rPr>
+        <w:t xml:space="preserve"> FreeRTOS </w:t>
+      </w:r>
+      <w:r>
+        <w:rPr>
+          <w:rFonts w:ascii="微软雅黑" w:eastAsia="微软雅黑" w:hAnsi="微软雅黑" w:hint="eastAsia"/>
+          <w:color w:val="1A1A1A"/>
+          <w:sz w:val="21"/>
+          <w:szCs w:val="21"/>
+        </w:rPr>
+        <w:t>双核任务模型之上，</w:t>
+      </w:r>
+      <w:r>
+        <w:rPr>
+          <w:rFonts w:ascii="微软雅黑" w:eastAsia="微软雅黑" w:hAnsi="微软雅黑" w:hint="eastAsia"/>
+          <w:color w:val="1A1A1A"/>
+          <w:sz w:val="21"/>
+          <w:szCs w:val="21"/>
+        </w:rPr>
+        <w:t xml:space="preserve"> </w:t>
+      </w:r>
+      <w:r>
+        <w:rPr>
+          <w:rFonts w:ascii="微软雅黑" w:eastAsia="微软雅黑" w:hAnsi="微软雅黑" w:hint="eastAsia"/>
+          <w:color w:val="1A1A1A"/>
+          <w:sz w:val="21"/>
+          <w:szCs w:val="21"/>
+        </w:rPr>
+        <w:t>必须按</w:t>
+      </w:r>
+      <w:r>
+        <w:rPr>
+          <w:rFonts w:ascii="微软雅黑" w:eastAsia="微软雅黑" w:hAnsi="微软雅黑" w:hint="eastAsia"/>
+          <w:color w:val="1A1A1A"/>
+          <w:sz w:val="21"/>
+          <w:szCs w:val="21"/>
+        </w:rPr>
+        <w:t xml:space="preserve"> NuttX </w:t>
+      </w:r>
+      <w:r>
+        <w:rPr>
+          <w:rFonts w:ascii="微软雅黑" w:eastAsia="微软雅黑" w:hAnsi="微软雅黑" w:hint="eastAsia"/>
+          <w:color w:val="1A1A1A"/>
+          <w:sz w:val="21"/>
+          <w:szCs w:val="21"/>
+        </w:rPr>
+        <w:t>的</w:t>
+      </w:r>
+      <w:r>
+        <w:rPr>
+          <w:rFonts w:ascii="微软雅黑" w:eastAsia="微软雅黑" w:hAnsi="微软雅黑" w:hint="eastAsia"/>
+          <w:color w:val="1A1A1A"/>
+          <w:sz w:val="21"/>
+          <w:szCs w:val="21"/>
+        </w:rPr>
+        <w:t xml:space="preserve"> POSIX </w:t>
+      </w:r>
+      <w:r>
+        <w:rPr>
+          <w:rFonts w:ascii="微软雅黑" w:eastAsia="微软雅黑" w:hAnsi="微软雅黑" w:hint="eastAsia"/>
+          <w:color w:val="1A1A1A"/>
+          <w:sz w:val="21"/>
+          <w:szCs w:val="21"/>
+        </w:rPr>
+        <w:t>模型重新设计，属于第二阶段工作。</w:t>
+      </w:r>
+    </w:p>
+    <w:tbl>
+      <w:tblPr>
+        <w:tblW w:w="5000" w:type="pct"/>
+        <w:tblCellMar>
+          <w:top w:w="15" w:type="dxa"/>
+          <w:left w:w="15" w:type="dxa"/>
+          <w:bottom w:w="15" w:type="dxa"/>
+          <w:right w:w="15" w:type="dxa"/>
+        </w:tblCellMar>
+        <w:tblLook w:val="04A0" w:firstRow="1" w:lastRow="0" w:firstColumn="1" w:lastColumn="0" w:noHBand="0" w:noVBand="1"/>
+      </w:tblPr>
+      <w:tblGrid>
+        <w:gridCol w:w="3576"/>
+        <w:gridCol w:w="4714"/>
+      </w:tblGrid>
+      <w:tr>
+        <w:trPr>
+          <w:tblHeader/>
+        </w:trPr>
+        <w:tc>
+          <w:tcPr>
+            <w:tcW w:w="0" w:type="auto"/>
+            <w:tcBorders>
+              <w:top w:val="single" w:sz="6" w:space="0" w:color="8C8C8C"/>
+              <w:left w:val="single" w:sz="6" w:space="0" w:color="8C8C8C"/>
+              <w:bottom w:val="single" w:sz="6" w:space="0" w:color="8C8C8C"/>
+              <w:right w:val="single" w:sz="6" w:space="0" w:color="8C8C8C"/>
+            </w:tcBorders>
+            <w:shd w:val="clear" w:color="auto" w:fill="DCE6F1"/>
+            <w:tcMar>
+              <w:top w:w="80" w:type="dxa"/>
+              <w:left w:w="120" w:type="dxa"/>
+              <w:bottom w:w="80" w:type="dxa"/>
+              <w:right w:w="120" w:type="dxa"/>
+            </w:tcMar>
+            <w:hideMark/>
+          </w:tcPr>
+          <w:p>
+            <w:pPr>
+              <w:spacing w:before="160" w:after="160"/>
+              <w:jc w:val="center"/>
+              <w:rPr>
+                <w:rFonts w:ascii="微软雅黑" w:eastAsia="微软雅黑" w:hAnsi="微软雅黑" w:hint="eastAsia"/>
+                <w:b/>
+                <w:bCs/>
+                <w:color w:val="1A1A1A"/>
+                <w:sz w:val="19"/>
+                <w:szCs w:val="19"/>
+              </w:rPr>
+            </w:pPr>
+            <w:r>
+              <w:rPr>
+                <w:rFonts w:ascii="微软雅黑" w:eastAsia="微软雅黑" w:hAnsi="微软雅黑" w:hint="eastAsia"/>
+                <w:b/>
+                <w:bCs/>
+                <w:color w:val="1A1A1A"/>
+                <w:sz w:val="19"/>
+                <w:szCs w:val="19"/>
+              </w:rPr>
+              <w:t>原方案（</w:t>
+            </w:r>
+            <w:r>
+              <w:rPr>
+                <w:rFonts w:ascii="微软雅黑" w:eastAsia="微软雅黑" w:hAnsi="微软雅黑" w:hint="eastAsia"/>
+                <w:b/>
+                <w:bCs/>
+                <w:color w:val="1A1A1A"/>
+                <w:sz w:val="19"/>
+                <w:szCs w:val="19"/>
+              </w:rPr>
+              <w:t>ESP-IDF</w:t>
+            </w:r>
+            <w:r>
+              <w:rPr>
+                <w:rFonts w:ascii="微软雅黑" w:eastAsia="微软雅黑" w:hAnsi="微软雅黑" w:hint="eastAsia"/>
+                <w:b/>
+                <w:bCs/>
+                <w:color w:val="1A1A1A"/>
+                <w:sz w:val="19"/>
+                <w:szCs w:val="19"/>
+              </w:rPr>
+              <w:t>）</w:t>
+            </w:r>
+          </w:p>
+        </w:tc>
+        <w:tc>
+          <w:tcPr>
+            <w:tcW w:w="0" w:type="auto"/>
+            <w:tcBorders>
+              <w:top w:val="single" w:sz="6" w:space="0" w:color="8C8C8C"/>
+              <w:left w:val="single" w:sz="6" w:space="0" w:color="8C8C8C"/>
+              <w:bottom w:val="single" w:sz="6" w:space="0" w:color="8C8C8C"/>
+              <w:right w:val="single" w:sz="6" w:space="0" w:color="8C8C8C"/>
+            </w:tcBorders>
+            <w:shd w:val="clear" w:color="auto" w:fill="DCE6F1"/>
+            <w:tcMar>
+              <w:top w:w="80" w:type="dxa"/>
+              <w:left w:w="120" w:type="dxa"/>
+              <w:bottom w:w="80" w:type="dxa"/>
+              <w:right w:w="120" w:type="dxa"/>
+            </w:tcMar>
+            <w:hideMark/>
+          </w:tcPr>
+          <w:p>
+            <w:pPr>
+              <w:spacing w:before="160" w:after="160"/>
+              <w:jc w:val="center"/>
+              <w:rPr>
+                <w:rFonts w:ascii="微软雅黑" w:eastAsia="微软雅黑" w:hAnsi="微软雅黑" w:hint="eastAsia"/>
+                <w:b/>
+                <w:bCs/>
+                <w:color w:val="1A1A1A"/>
+                <w:sz w:val="19"/>
+                <w:szCs w:val="19"/>
+              </w:rPr>
+            </w:pPr>
+            <w:r>
+              <w:rPr>
+                <w:rFonts w:ascii="微软雅黑" w:eastAsia="微软雅黑" w:hAnsi="微软雅黑" w:hint="eastAsia"/>
+                <w:b/>
+                <w:bCs/>
+                <w:color w:val="1A1A1A"/>
+                <w:sz w:val="19"/>
+                <w:szCs w:val="19"/>
+              </w:rPr>
+              <w:t>目标（</w:t>
+            </w:r>
+            <w:r>
+              <w:rPr>
+                <w:rFonts w:ascii="微软雅黑" w:eastAsia="微软雅黑" w:hAnsi="微软雅黑" w:hint="eastAsia"/>
+                <w:b/>
+                <w:bCs/>
+                <w:color w:val="1A1A1A"/>
+                <w:sz w:val="19"/>
+                <w:szCs w:val="19"/>
+              </w:rPr>
+              <w:t>NuttX / POSIX</w:t>
+            </w:r>
+            <w:r>
+              <w:rPr>
+                <w:rFonts w:ascii="微软雅黑" w:eastAsia="微软雅黑" w:hAnsi="微软雅黑" w:hint="eastAsia"/>
+                <w:b/>
+                <w:bCs/>
+                <w:color w:val="1A1A1A"/>
+                <w:sz w:val="19"/>
+                <w:szCs w:val="19"/>
+              </w:rPr>
+              <w:t>）</w:t>
+            </w:r>
+          </w:p>
+        </w:tc>
+      </w:tr>
+      <w:tr>
+        <w:tc>
+          <w:tcPr>
+            <w:tcW w:w="0" w:type="auto"/>
+            <w:tcBorders>
+              <w:top w:val="single" w:sz="6" w:space="0" w:color="8C8C8C"/>
+              <w:left w:val="single" w:sz="6" w:space="0" w:color="8C8C8C"/>
+              <w:bottom w:val="single" w:sz="6" w:space="0" w:color="8C8C8C"/>
+              <w:right w:val="single" w:sz="6" w:space="0" w:color="8C8C8C"/>
+            </w:tcBorders>
+            <w:tcMar>
+              <w:top w:w="80" w:type="dxa"/>
+              <w:left w:w="120" w:type="dxa"/>
+              <w:bottom w:w="80" w:type="dxa"/>
+              <w:right w:w="120" w:type="dxa"/>
+            </w:tcMar>
+            <w:hideMark/>
+          </w:tcPr>
+          <w:p>
+            <w:pPr>
+              <w:spacing w:before="160" w:after="160"/>
+              <w:rPr>
+                <w:rFonts w:ascii="微软雅黑" w:eastAsia="微软雅黑" w:hAnsi="微软雅黑" w:hint="eastAsia"/>
+                <w:color w:val="1A1A1A"/>
+                <w:sz w:val="19"/>
+                <w:szCs w:val="19"/>
+              </w:rPr>
+            </w:pPr>
+            <w:r>
+              <w:rPr>
+                <w:rStyle w:val="HTML"/>
+                <w:color w:val="1A1A1A"/>
+              </w:rPr>
+              <w:t>esp_now_send</w:t>
+            </w:r>
+            <w:r>
+              <w:rPr>
+                <w:rFonts w:ascii="微软雅黑" w:eastAsia="微软雅黑" w:hAnsi="微软雅黑" w:hint="eastAsia"/>
+                <w:color w:val="1A1A1A"/>
+                <w:sz w:val="19"/>
+                <w:szCs w:val="19"/>
+              </w:rPr>
+              <w:t xml:space="preserve"> / </w:t>
+            </w:r>
+            <w:r>
+              <w:rPr>
+                <w:rStyle w:val="HTML"/>
+                <w:color w:val="1A1A1A"/>
+              </w:rPr>
+              <w:t>esp_now_recv</w:t>
+            </w:r>
+          </w:p>
+        </w:tc>
+        <w:tc>
+          <w:tcPr>
+            <w:tcW w:w="0" w:type="auto"/>
+            <w:tcBorders>
+              <w:top w:val="single" w:sz="6" w:space="0" w:color="8C8C8C"/>
+              <w:left w:val="single" w:sz="6" w:space="0" w:color="8C8C8C"/>
+              <w:bottom w:val="single" w:sz="6" w:space="0" w:color="8C8C8C"/>
+              <w:right w:val="single" w:sz="6" w:space="0" w:color="8C8C8C"/>
+            </w:tcBorders>
+            <w:tcMar>
+              <w:top w:w="80" w:type="dxa"/>
+              <w:left w:w="120" w:type="dxa"/>
+              <w:bottom w:w="80" w:type="dxa"/>
+              <w:right w:w="120" w:type="dxa"/>
+            </w:tcMar>
+            <w:hideMark/>
+          </w:tcPr>
+          <w:p>
+            <w:pPr>
+              <w:spacing w:before="160" w:after="160"/>
+              <w:rPr>
+                <w:rFonts w:ascii="微软雅黑" w:eastAsia="微软雅黑" w:hAnsi="微软雅黑" w:hint="eastAsia"/>
+                <w:color w:val="1A1A1A"/>
+                <w:sz w:val="19"/>
+                <w:szCs w:val="19"/>
+              </w:rPr>
+            </w:pPr>
+            <w:r>
+              <w:rPr>
+                <w:rFonts w:ascii="微软雅黑" w:eastAsia="微软雅黑" w:hAnsi="微软雅黑" w:hint="eastAsia"/>
+                <w:color w:val="1A1A1A"/>
+                <w:sz w:val="19"/>
+                <w:szCs w:val="19"/>
+              </w:rPr>
+              <w:t xml:space="preserve">raw socket + </w:t>
+            </w:r>
+            <w:r>
+              <w:rPr>
+                <w:rStyle w:val="HTML"/>
+                <w:color w:val="1A1A1A"/>
+              </w:rPr>
+              <w:t>esp32s3_wifi_adapter</w:t>
+            </w:r>
+          </w:p>
+        </w:tc>
+      </w:tr>
+      <w:tr>
+        <w:tc>
+          <w:tcPr>
+            <w:tcW w:w="0" w:type="auto"/>
+            <w:tcBorders>
+              <w:top w:val="single" w:sz="6" w:space="0" w:color="8C8C8C"/>
+              <w:left w:val="single" w:sz="6" w:space="0" w:color="8C8C8C"/>
+              <w:bottom w:val="single" w:sz="6" w:space="0" w:color="8C8C8C"/>
+              <w:right w:val="single" w:sz="6" w:space="0" w:color="8C8C8C"/>
+            </w:tcBorders>
+            <w:tcMar>
+              <w:top w:w="80" w:type="dxa"/>
+              <w:left w:w="120" w:type="dxa"/>
+              <w:bottom w:w="80" w:type="dxa"/>
+              <w:right w:w="120" w:type="dxa"/>
+            </w:tcMar>
+            <w:hideMark/>
+          </w:tcPr>
+          <w:p>
+            <w:pPr>
+              <w:spacing w:before="160" w:after="160"/>
+              <w:rPr>
+                <w:rFonts w:ascii="微软雅黑" w:eastAsia="微软雅黑" w:hAnsi="微软雅黑" w:hint="eastAsia"/>
+                <w:color w:val="1A1A1A"/>
+                <w:sz w:val="19"/>
+                <w:szCs w:val="19"/>
+              </w:rPr>
+            </w:pPr>
+            <w:r>
+              <w:rPr>
+                <w:rFonts w:ascii="微软雅黑" w:eastAsia="微软雅黑" w:hAnsi="微软雅黑" w:hint="eastAsia"/>
+                <w:color w:val="1A1A1A"/>
+                <w:sz w:val="19"/>
+                <w:szCs w:val="19"/>
+              </w:rPr>
+              <w:t>FreeRTOS task / queue</w:t>
+            </w:r>
+          </w:p>
+        </w:tc>
+        <w:tc>
+          <w:tcPr>
+            <w:tcW w:w="0" w:type="auto"/>
+            <w:tcBorders>
+              <w:top w:val="single" w:sz="6" w:space="0" w:color="8C8C8C"/>
+              <w:left w:val="single" w:sz="6" w:space="0" w:color="8C8C8C"/>
+              <w:bottom w:val="single" w:sz="6" w:space="0" w:color="8C8C8C"/>
+              <w:right w:val="single" w:sz="6" w:space="0" w:color="8C8C8C"/>
+            </w:tcBorders>
+            <w:tcMar>
+              <w:top w:w="80" w:type="dxa"/>
+              <w:left w:w="120" w:type="dxa"/>
+              <w:bottom w:w="80" w:type="dxa"/>
+              <w:right w:w="120" w:type="dxa"/>
+            </w:tcMar>
+            <w:hideMark/>
+          </w:tcPr>
+          <w:p>
+            <w:pPr>
+              <w:spacing w:before="160" w:after="160"/>
+              <w:rPr>
+                <w:rFonts w:ascii="微软雅黑" w:eastAsia="微软雅黑" w:hAnsi="微软雅黑" w:hint="eastAsia"/>
+                <w:color w:val="1A1A1A"/>
+                <w:sz w:val="19"/>
+                <w:szCs w:val="19"/>
+              </w:rPr>
+            </w:pPr>
+            <w:r>
+              <w:rPr>
+                <w:rFonts w:ascii="微软雅黑" w:eastAsia="微软雅黑" w:hAnsi="微软雅黑" w:hint="eastAsia"/>
+                <w:color w:val="1A1A1A"/>
+                <w:sz w:val="19"/>
+                <w:szCs w:val="19"/>
+              </w:rPr>
+              <w:t xml:space="preserve">NuttX task / </w:t>
+            </w:r>
+            <w:r>
+              <w:rPr>
+                <w:rStyle w:val="HTML"/>
+                <w:color w:val="1A1A1A"/>
+              </w:rPr>
+              <w:t>mq_*</w:t>
+            </w:r>
+            <w:r>
+              <w:rPr>
+                <w:rFonts w:ascii="微软雅黑" w:eastAsia="微软雅黑" w:hAnsi="微软雅黑" w:hint="eastAsia"/>
+                <w:color w:val="1A1A1A"/>
+                <w:sz w:val="19"/>
+                <w:szCs w:val="19"/>
+              </w:rPr>
+              <w:t xml:space="preserve"> / pthread</w:t>
+            </w:r>
+          </w:p>
+        </w:tc>
+      </w:tr>
+      <w:tr>
+        <w:tc>
+          <w:tcPr>
+            <w:tcW w:w="0" w:type="auto"/>
+            <w:tcBorders>
+              <w:top w:val="single" w:sz="6" w:space="0" w:color="8C8C8C"/>
+              <w:left w:val="single" w:sz="6" w:space="0" w:color="8C8C8C"/>
+              <w:bottom w:val="single" w:sz="6" w:space="0" w:color="8C8C8C"/>
+              <w:right w:val="single" w:sz="6" w:space="0" w:color="8C8C8C"/>
+            </w:tcBorders>
+            <w:tcMar>
+              <w:top w:w="80" w:type="dxa"/>
+              <w:left w:w="120" w:type="dxa"/>
+              <w:bottom w:w="80" w:type="dxa"/>
+              <w:right w:w="120" w:type="dxa"/>
+            </w:tcMar>
+            <w:hideMark/>
+          </w:tcPr>
+          <w:p>
+            <w:pPr>
+              <w:spacing w:before="160" w:after="160"/>
+              <w:rPr>
+                <w:rFonts w:ascii="微软雅黑" w:eastAsia="微软雅黑" w:hAnsi="微软雅黑" w:hint="eastAsia"/>
+                <w:color w:val="1A1A1A"/>
+                <w:sz w:val="19"/>
+                <w:szCs w:val="19"/>
+              </w:rPr>
+            </w:pPr>
+            <w:r>
+              <w:rPr>
+                <w:rFonts w:ascii="微软雅黑" w:eastAsia="微软雅黑" w:hAnsi="微软雅黑" w:hint="eastAsia"/>
+                <w:color w:val="1A1A1A"/>
+                <w:sz w:val="19"/>
+                <w:szCs w:val="19"/>
+              </w:rPr>
+              <w:t xml:space="preserve">Core0 / Core1 </w:t>
+            </w:r>
+            <w:r>
+              <w:rPr>
+                <w:rFonts w:ascii="微软雅黑" w:eastAsia="微软雅黑" w:hAnsi="微软雅黑" w:hint="eastAsia"/>
+                <w:color w:val="1A1A1A"/>
+                <w:sz w:val="19"/>
+                <w:szCs w:val="19"/>
+              </w:rPr>
+              <w:t>双核无锁</w:t>
+            </w:r>
+            <w:r>
+              <w:rPr>
+                <w:rFonts w:ascii="微软雅黑" w:eastAsia="微软雅黑" w:hAnsi="微软雅黑" w:hint="eastAsia"/>
+                <w:color w:val="1A1A1A"/>
+                <w:sz w:val="19"/>
+                <w:szCs w:val="19"/>
+              </w:rPr>
+              <w:t xml:space="preserve"> IPC</w:t>
+            </w:r>
+          </w:p>
+        </w:tc>
+        <w:tc>
+          <w:tcPr>
+            <w:tcW w:w="0" w:type="auto"/>
+            <w:tcBorders>
+              <w:top w:val="single" w:sz="6" w:space="0" w:color="8C8C8C"/>
+              <w:left w:val="single" w:sz="6" w:space="0" w:color="8C8C8C"/>
+              <w:bottom w:val="single" w:sz="6" w:space="0" w:color="8C8C8C"/>
+              <w:right w:val="single" w:sz="6" w:space="0" w:color="8C8C8C"/>
+            </w:tcBorders>
+            <w:tcMar>
+              <w:top w:w="80" w:type="dxa"/>
+              <w:left w:w="120" w:type="dxa"/>
+              <w:bottom w:w="80" w:type="dxa"/>
+              <w:right w:w="120" w:type="dxa"/>
+            </w:tcMar>
+            <w:hideMark/>
+          </w:tcPr>
+          <w:p>
+            <w:pPr>
+              <w:spacing w:before="160" w:after="160"/>
+              <w:rPr>
+                <w:rFonts w:ascii="微软雅黑" w:eastAsia="微软雅黑" w:hAnsi="微软雅黑" w:hint="eastAsia"/>
+                <w:color w:val="1A1A1A"/>
+                <w:sz w:val="19"/>
+                <w:szCs w:val="19"/>
+              </w:rPr>
+            </w:pPr>
+            <w:r>
+              <w:rPr>
+                <w:rFonts w:ascii="微软雅黑" w:eastAsia="微软雅黑" w:hAnsi="微软雅黑" w:hint="eastAsia"/>
+                <w:color w:val="1A1A1A"/>
+                <w:sz w:val="19"/>
+                <w:szCs w:val="19"/>
+              </w:rPr>
+              <w:t xml:space="preserve">NuttX SMP spinlock / atomic / CPU </w:t>
+            </w:r>
+            <w:r>
+              <w:rPr>
+                <w:rFonts w:ascii="微软雅黑" w:eastAsia="微软雅黑" w:hAnsi="微软雅黑" w:hint="eastAsia"/>
+                <w:color w:val="1A1A1A"/>
+                <w:sz w:val="19"/>
+                <w:szCs w:val="19"/>
+              </w:rPr>
+              <w:t>亲和</w:t>
+            </w:r>
+          </w:p>
+        </w:tc>
+      </w:tr>
+      <w:tr>
+        <w:tc>
+          <w:tcPr>
+            <w:tcW w:w="0" w:type="auto"/>
+            <w:tcBorders>
+              <w:top w:val="single" w:sz="6" w:space="0" w:color="8C8C8C"/>
+              <w:left w:val="single" w:sz="6" w:space="0" w:color="8C8C8C"/>
+              <w:bottom w:val="single" w:sz="6" w:space="0" w:color="8C8C8C"/>
+              <w:right w:val="single" w:sz="6" w:space="0" w:color="8C8C8C"/>
+            </w:tcBorders>
+            <w:tcMar>
+              <w:top w:w="80" w:type="dxa"/>
+              <w:left w:w="120" w:type="dxa"/>
+              <w:bottom w:w="80" w:type="dxa"/>
+              <w:right w:w="120" w:type="dxa"/>
+            </w:tcMar>
+            <w:hideMark/>
+          </w:tcPr>
+          <w:p>
+            <w:pPr>
+              <w:spacing w:before="160" w:after="160"/>
+              <w:rPr>
+                <w:rFonts w:ascii="微软雅黑" w:eastAsia="微软雅黑" w:hAnsi="微软雅黑" w:hint="eastAsia"/>
+                <w:color w:val="1A1A1A"/>
+                <w:sz w:val="19"/>
+                <w:szCs w:val="19"/>
+              </w:rPr>
+            </w:pPr>
+            <w:r>
+              <w:rPr>
+                <w:rStyle w:val="HTML"/>
+                <w:color w:val="1A1A1A"/>
+              </w:rPr>
+              <w:t>esp_timer_get_time()</w:t>
+            </w:r>
+          </w:p>
+        </w:tc>
+        <w:tc>
+          <w:tcPr>
+            <w:tcW w:w="0" w:type="auto"/>
+            <w:tcBorders>
+              <w:top w:val="single" w:sz="6" w:space="0" w:color="8C8C8C"/>
+              <w:left w:val="single" w:sz="6" w:space="0" w:color="8C8C8C"/>
+              <w:bottom w:val="single" w:sz="6" w:space="0" w:color="8C8C8C"/>
+              <w:right w:val="single" w:sz="6" w:space="0" w:color="8C8C8C"/>
+            </w:tcBorders>
+            <w:tcMar>
+              <w:top w:w="80" w:type="dxa"/>
+              <w:left w:w="120" w:type="dxa"/>
+              <w:bottom w:w="80" w:type="dxa"/>
+              <w:right w:w="120" w:type="dxa"/>
+            </w:tcMar>
+            <w:hideMark/>
+          </w:tcPr>
+          <w:p>
+            <w:pPr>
+              <w:spacing w:before="160" w:after="160"/>
+              <w:rPr>
+                <w:rFonts w:ascii="微软雅黑" w:eastAsia="微软雅黑" w:hAnsi="微软雅黑" w:hint="eastAsia"/>
+                <w:color w:val="1A1A1A"/>
+                <w:sz w:val="19"/>
+                <w:szCs w:val="19"/>
+              </w:rPr>
+            </w:pPr>
+            <w:r>
+              <w:rPr>
+                <w:rStyle w:val="HTML"/>
+                <w:color w:val="1A1A1A"/>
+              </w:rPr>
+              <w:t>clock_gettime()</w:t>
+            </w:r>
+          </w:p>
+        </w:tc>
+      </w:tr>
+      <w:tr>
+        <w:tc>
+          <w:tcPr>
+            <w:tcW w:w="0" w:type="auto"/>
+            <w:tcBorders>
+              <w:top w:val="single" w:sz="6" w:space="0" w:color="8C8C8C"/>
+              <w:left w:val="single" w:sz="6" w:space="0" w:color="8C8C8C"/>
+              <w:bottom w:val="single" w:sz="6" w:space="0" w:color="8C8C8C"/>
+              <w:right w:val="single" w:sz="6" w:space="0" w:color="8C8C8C"/>
+            </w:tcBorders>
+            <w:tcMar>
+              <w:top w:w="80" w:type="dxa"/>
+              <w:left w:w="120" w:type="dxa"/>
+              <w:bottom w:w="80" w:type="dxa"/>
+              <w:right w:w="120" w:type="dxa"/>
+            </w:tcMar>
+            <w:hideMark/>
+          </w:tcPr>
+          <w:p>
+            <w:pPr>
+              <w:spacing w:before="160" w:after="160"/>
+              <w:rPr>
+                <w:rFonts w:ascii="微软雅黑" w:eastAsia="微软雅黑" w:hAnsi="微软雅黑" w:hint="eastAsia"/>
+                <w:color w:val="1A1A1A"/>
+                <w:sz w:val="19"/>
+                <w:szCs w:val="19"/>
+              </w:rPr>
+            </w:pPr>
+            <w:r>
+              <w:rPr>
+                <w:rStyle w:val="HTML"/>
+                <w:color w:val="1A1A1A"/>
+              </w:rPr>
+              <w:t>nvs_flash</w:t>
+            </w:r>
+          </w:p>
+        </w:tc>
+        <w:tc>
+          <w:tcPr>
+            <w:tcW w:w="0" w:type="auto"/>
+            <w:tcBorders>
+              <w:top w:val="single" w:sz="6" w:space="0" w:color="8C8C8C"/>
+              <w:left w:val="single" w:sz="6" w:space="0" w:color="8C8C8C"/>
+              <w:bottom w:val="single" w:sz="6" w:space="0" w:color="8C8C8C"/>
+              <w:right w:val="single" w:sz="6" w:space="0" w:color="8C8C8C"/>
+            </w:tcBorders>
+            <w:tcMar>
+              <w:top w:w="80" w:type="dxa"/>
+              <w:left w:w="120" w:type="dxa"/>
+              <w:bottom w:w="80" w:type="dxa"/>
+              <w:right w:w="120" w:type="dxa"/>
+            </w:tcMar>
+            <w:hideMark/>
+          </w:tcPr>
+          <w:p>
+            <w:pPr>
+              <w:spacing w:before="160" w:after="160"/>
+              <w:rPr>
+                <w:rFonts w:ascii="微软雅黑" w:eastAsia="微软雅黑" w:hAnsi="微软雅黑" w:hint="eastAsia"/>
+                <w:color w:val="1A1A1A"/>
+                <w:sz w:val="19"/>
+                <w:szCs w:val="19"/>
+              </w:rPr>
+            </w:pPr>
+            <w:r>
+              <w:rPr>
+                <w:rFonts w:ascii="微软雅黑" w:eastAsia="微软雅黑" w:hAnsi="微软雅黑" w:hint="eastAsia"/>
+                <w:color w:val="1A1A1A"/>
+                <w:sz w:val="19"/>
+                <w:szCs w:val="19"/>
+              </w:rPr>
+              <w:t>MTD + littlefs / FAT</w:t>
+            </w:r>
+          </w:p>
+        </w:tc>
+      </w:tr>
+    </w:tbl>
+    <w:p>
+      <w:pPr>
+        <w:pStyle w:val="a5"/>
+        <w:rPr>
+          <w:rFonts w:ascii="微软雅黑" w:eastAsia="微软雅黑" w:hAnsi="微软雅黑" w:hint="eastAsia"/>
+          <w:color w:val="1A1A1A"/>
+          <w:sz w:val="21"/>
+          <w:szCs w:val="21"/>
+        </w:rPr>
+      </w:pPr>
+      <w:r>
+        <w:rPr>
+          <w:rStyle w:val="a6"/>
+          <w:rFonts w:ascii="微软雅黑" w:eastAsia="微软雅黑" w:hAnsi="微软雅黑" w:hint="eastAsia"/>
+          <w:color w:val="1A1A1A"/>
+          <w:sz w:val="21"/>
+          <w:szCs w:val="21"/>
+        </w:rPr>
+        <w:t>烧录后可验证的水平</w:t>
       </w:r>
       <w:r>
         <w:rPr>
@@ -7809,39 +8979,10 @@
       </w:r>
       <w:r>
         <w:rPr>
-          <w:rFonts w:ascii="微软雅黑" w:eastAsia="微软雅黑" w:hAnsi="微软雅黑" w:hint="eastAsia"/>
-          <w:color w:val="1A1A1A"/>
-          <w:sz w:val="21"/>
-          <w:szCs w:val="21"/>
-        </w:rPr>
-        <w:t xml:space="preserve">NFC </w:t>
-      </w:r>
-      <w:r>
-        <w:rPr>
-          <w:rFonts w:ascii="微软雅黑" w:eastAsia="微软雅黑" w:hAnsi="微软雅黑" w:hint="eastAsia"/>
-          <w:color w:val="1A1A1A"/>
-          <w:sz w:val="21"/>
-          <w:szCs w:val="21"/>
-        </w:rPr>
-        <w:t>碰一碰配网、</w:t>
-      </w:r>
-      <w:r>
-        <w:rPr>
-          <w:rFonts w:ascii="微软雅黑" w:eastAsia="微软雅黑" w:hAnsi="微软雅黑" w:hint="eastAsia"/>
-          <w:color w:val="1A1A1A"/>
-          <w:sz w:val="21"/>
-          <w:szCs w:val="21"/>
-        </w:rPr>
-        <w:t xml:space="preserve">FOTA </w:t>
-      </w:r>
-      <w:r>
-        <w:rPr>
-          <w:rFonts w:ascii="微软雅黑" w:eastAsia="微软雅黑" w:hAnsi="微软雅黑" w:hint="eastAsia"/>
-          <w:color w:val="1A1A1A"/>
-          <w:sz w:val="21"/>
-          <w:szCs w:val="21"/>
-        </w:rPr>
-        <w:t>无线升级、</w:t>
+          <w:rStyle w:val="HTML"/>
+          <w:color w:val="1A1A1A"/>
+        </w:rPr>
+        <w:t>nsh&gt;</w:t>
       </w:r>
       <w:r>
         <w:rPr>
@@ -7859,25 +9000,25 @@
           <w:sz w:val="21"/>
           <w:szCs w:val="21"/>
         </w:rPr>
-        <w:t>电池门控与低功耗设计、</w:t>
-      </w:r>
-      <w:r>
-        <w:rPr>
-          <w:rFonts w:ascii="微软雅黑" w:eastAsia="微软雅黑" w:hAnsi="微软雅黑" w:hint="eastAsia"/>
-          <w:color w:val="1A1A1A"/>
-          <w:sz w:val="21"/>
-          <w:szCs w:val="21"/>
-        </w:rPr>
-        <w:t xml:space="preserve">OLED </w:t>
-      </w:r>
-      <w:r>
-        <w:rPr>
-          <w:rFonts w:ascii="微软雅黑" w:eastAsia="微软雅黑" w:hAnsi="微软雅黑" w:hint="eastAsia"/>
-          <w:color w:val="1A1A1A"/>
-          <w:sz w:val="21"/>
-          <w:szCs w:val="21"/>
-        </w:rPr>
-        <w:t>菜单与五向键交互</w:t>
+        <w:t>命令行</w:t>
+      </w:r>
+      <w:r>
+        <w:rPr>
+          <w:rFonts w:ascii="微软雅黑" w:eastAsia="微软雅黑" w:hAnsi="微软雅黑" w:hint="eastAsia"/>
+          <w:color w:val="1A1A1A"/>
+          <w:sz w:val="21"/>
+          <w:szCs w:val="21"/>
+        </w:rPr>
+        <w:t xml:space="preserve"> + </w:t>
+      </w:r>
+      <w:r>
+        <w:rPr>
+          <w:rFonts w:ascii="微软雅黑" w:eastAsia="微软雅黑" w:hAnsi="微软雅黑" w:hint="eastAsia"/>
+          <w:color w:val="1A1A1A"/>
+          <w:sz w:val="21"/>
+          <w:szCs w:val="21"/>
+        </w:rPr>
+        <w:t>设备节点，即</w:t>
       </w:r>
       <w:r>
         <w:rPr>
@@ -7890,6 +9031,79 @@
       </w:r>
       <w:r>
         <w:rPr>
+          <w:rStyle w:val="HTML"/>
+          <w:color w:val="1A1A1A"/>
+        </w:rPr>
+        <w:t>uname -a</w:t>
+      </w:r>
+      <w:r>
+        <w:rPr>
+          <w:rFonts w:ascii="微软雅黑" w:eastAsia="微软雅黑" w:hAnsi="微软雅黑" w:hint="eastAsia"/>
+          <w:color w:val="1A1A1A"/>
+          <w:sz w:val="21"/>
+          <w:szCs w:val="21"/>
+        </w:rPr>
+        <w:t>、</w:t>
+      </w:r>
+      <w:r>
+        <w:rPr>
+          <w:rStyle w:val="HTML"/>
+          <w:color w:val="1A1A1A"/>
+        </w:rPr>
+        <w:t>ls /dev</w:t>
+      </w:r>
+      <w:r>
+        <w:rPr>
+          <w:rFonts w:ascii="微软雅黑" w:eastAsia="微软雅黑" w:hAnsi="微软雅黑" w:hint="eastAsia"/>
+          <w:color w:val="1A1A1A"/>
+          <w:sz w:val="21"/>
+          <w:szCs w:val="21"/>
+        </w:rPr>
+        <w:t>、</w:t>
+      </w:r>
+      <w:r>
+        <w:rPr>
+          <w:rFonts w:ascii="微软雅黑" w:eastAsia="微软雅黑" w:hAnsi="微软雅黑" w:hint="eastAsia"/>
+          <w:color w:val="1A1A1A"/>
+          <w:sz w:val="21"/>
+          <w:szCs w:val="21"/>
+        </w:rPr>
+        <w:t xml:space="preserve"> </w:t>
+      </w:r>
+      <w:r>
+        <w:rPr>
+          <w:rStyle w:val="HTML"/>
+          <w:color w:val="1A1A1A"/>
+        </w:rPr>
+        <w:t>i2c dev 0x03 0x3c</w:t>
+      </w:r>
+      <w:r>
+        <w:rPr>
+          <w:rFonts w:ascii="微软雅黑" w:eastAsia="微软雅黑" w:hAnsi="微软雅黑" w:hint="eastAsia"/>
+          <w:color w:val="1A1A1A"/>
+          <w:sz w:val="21"/>
+          <w:szCs w:val="21"/>
+        </w:rPr>
+        <w:t>、</w:t>
+      </w:r>
+      <w:r>
+        <w:rPr>
+          <w:rStyle w:val="HTML"/>
+          <w:color w:val="1A1A1A"/>
+        </w:rPr>
+        <w:t>ifconfig eth0</w:t>
+      </w:r>
+      <w:r>
+        <w:rPr>
+          <w:rFonts w:ascii="微软雅黑" w:eastAsia="微软雅黑" w:hAnsi="微软雅黑" w:hint="eastAsia"/>
+          <w:color w:val="1A1A1A"/>
+          <w:sz w:val="21"/>
+          <w:szCs w:val="21"/>
+        </w:rPr>
+        <w:t xml:space="preserve"> </w:t>
+      </w:r>
+      <w:r>
+        <w:rPr>
           <w:rFonts w:ascii="微软雅黑" w:eastAsia="微软雅黑" w:hAnsi="微软雅黑" w:hint="eastAsia"/>
           <w:color w:val="1A1A1A"/>
           <w:sz w:val="21"/>
@@ -7913,14 +9127,70 @@
           <w:sz w:val="21"/>
           <w:szCs w:val="21"/>
         </w:rPr>
-        <w:t>不是实验室原型。</w:t>
-      </w:r>
+        <w:t>操作系统启动、外设可控。</w:t>
+      </w:r>
+      <w:r>
+        <w:rPr>
+          <w:rFonts w:ascii="微软雅黑" w:eastAsia="微软雅黑" w:hAnsi="微软雅黑" w:hint="eastAsia"/>
+          <w:color w:val="1A1A1A"/>
+          <w:sz w:val="21"/>
+          <w:szCs w:val="21"/>
+        </w:rPr>
+        <w:t xml:space="preserve"> </w:t>
+      </w:r>
+      <w:r>
+        <w:rPr>
+          <w:rFonts w:ascii="微软雅黑" w:eastAsia="微软雅黑" w:hAnsi="微软雅黑" w:hint="eastAsia"/>
+          <w:color w:val="1A1A1A"/>
+          <w:sz w:val="21"/>
+          <w:szCs w:val="21"/>
+        </w:rPr>
+        <w:t>这是板级适配赛道的验收范围。</w:t>
+      </w:r>
+    </w:p>
+    <w:p>
+      <w:pPr>
+        <w:spacing w:before="240" w:after="240"/>
+        <w:rPr>
+          <w:rFonts w:ascii="微软雅黑" w:eastAsia="微软雅黑" w:hAnsi="微软雅黑" w:hint="eastAsia"/>
+          <w:color w:val="1A1A1A"/>
+          <w:sz w:val="21"/>
+          <w:szCs w:val="21"/>
+        </w:rPr>
+      </w:pPr>
+      <w:r>
+        <w:rPr>
+          <w:rFonts w:ascii="微软雅黑" w:eastAsia="微软雅黑" w:hAnsi="微软雅黑" w:hint="eastAsia"/>
+          <w:color w:val="1A1A1A"/>
+          <w:sz w:val="21"/>
+          <w:szCs w:val="21"/>
+        </w:rPr>
+        <w:pict w14:anchorId="582D3A8F">
+          <v:rect id="_x0000_i1031" style="width:0;height:1.5pt" o:hralign="center" o:hrstd="t" o:hr="t" fillcolor="#a0a0a0" stroked="f"/>
+        </w:pict>
+      </w:r>
+    </w:p>
+    <w:p>
+      <w:pPr>
+        <w:pStyle w:val="2"/>
+        <w:rPr>
+          <w:rFonts w:ascii="微软雅黑" w:eastAsia="微软雅黑" w:hAnsi="微软雅黑" w:hint="eastAsia"/>
+        </w:rPr>
+      </w:pPr>
+      <w:bookmarkStart w:id="12" w:name="_Toc240655560"/>
+      <w:r>
+        <w:rPr>
+          <w:rFonts w:ascii="微软雅黑" w:eastAsia="微软雅黑" w:hAnsi="微软雅黑" w:hint="eastAsia"/>
+        </w:rPr>
+        <w:t>六、关键技术与创新点</w:t>
+      </w:r>
+      <w:bookmarkEnd w:id="12"/>
     </w:p>
     <w:p>
       <w:pPr>
         <w:numPr>
           <w:ilvl w:val="0"/>
-          <w:numId w:val="4"/>
+          <w:numId w:val="5"/>
         </w:numPr>
         <w:spacing w:before="40" w:after="40"/>
         <w:ind w:left="1080"/>
@@ -7939,6 +9209,447 @@
           <w:sz w:val="21"/>
           <w:szCs w:val="21"/>
         </w:rPr>
+        <w:lastRenderedPageBreak/>
+        <w:t xml:space="preserve">TDMA </w:t>
+      </w:r>
+      <w:r>
+        <w:rPr>
+          <w:rStyle w:val="a6"/>
+          <w:rFonts w:ascii="微软雅黑" w:eastAsia="微软雅黑" w:hAnsi="微软雅黑" w:hint="eastAsia"/>
+          <w:color w:val="1A1A1A"/>
+          <w:sz w:val="21"/>
+          <w:szCs w:val="21"/>
+        </w:rPr>
+        <w:t>＋</w:t>
+      </w:r>
+      <w:r>
+        <w:rPr>
+          <w:rStyle w:val="a6"/>
+          <w:rFonts w:ascii="微软雅黑" w:eastAsia="微软雅黑" w:hAnsi="微软雅黑" w:hint="eastAsia"/>
+          <w:color w:val="1A1A1A"/>
+          <w:sz w:val="21"/>
+          <w:szCs w:val="21"/>
+        </w:rPr>
+        <w:t xml:space="preserve"> AFH </w:t>
+      </w:r>
+      <w:r>
+        <w:rPr>
+          <w:rStyle w:val="a6"/>
+          <w:rFonts w:ascii="微软雅黑" w:eastAsia="微软雅黑" w:hAnsi="微软雅黑" w:hint="eastAsia"/>
+          <w:color w:val="1A1A1A"/>
+          <w:sz w:val="21"/>
+          <w:szCs w:val="21"/>
+        </w:rPr>
+        <w:t>的无碰撞上行</w:t>
+      </w:r>
+      <w:r>
+        <w:rPr>
+          <w:rFonts w:ascii="微软雅黑" w:eastAsia="微软雅黑" w:hAnsi="微软雅黑" w:hint="eastAsia"/>
+          <w:color w:val="1A1A1A"/>
+          <w:sz w:val="21"/>
+          <w:szCs w:val="21"/>
+        </w:rPr>
+        <w:t>：给每个节点分配固定时隙，从机制上消除碰撞；</w:t>
+      </w:r>
+      <w:r>
+        <w:rPr>
+          <w:rFonts w:ascii="微软雅黑" w:eastAsia="微软雅黑" w:hAnsi="微软雅黑" w:hint="eastAsia"/>
+          <w:color w:val="1A1A1A"/>
+          <w:sz w:val="21"/>
+          <w:szCs w:val="21"/>
+        </w:rPr>
+        <w:t xml:space="preserve"> </w:t>
+      </w:r>
+      <w:r>
+        <w:rPr>
+          <w:rFonts w:ascii="微软雅黑" w:eastAsia="微软雅黑" w:hAnsi="微软雅黑" w:hint="eastAsia"/>
+          <w:color w:val="1A1A1A"/>
+          <w:sz w:val="21"/>
+          <w:szCs w:val="21"/>
+        </w:rPr>
+        <w:t>自适应跳频规避窄带干扰；配合背压流控与无延迟丢弃策略，保证时序连续性。</w:t>
+      </w:r>
+    </w:p>
+    <w:p>
+      <w:pPr>
+        <w:numPr>
+          <w:ilvl w:val="0"/>
+          <w:numId w:val="5"/>
+        </w:numPr>
+        <w:spacing w:before="40" w:after="40"/>
+        <w:ind w:left="1080"/>
+        <w:rPr>
+          <w:rFonts w:ascii="微软雅黑" w:eastAsia="微软雅黑" w:hAnsi="微软雅黑" w:hint="eastAsia"/>
+          <w:color w:val="1A1A1A"/>
+          <w:sz w:val="21"/>
+          <w:szCs w:val="21"/>
+        </w:rPr>
+      </w:pPr>
+      <w:r>
+        <w:rPr>
+          <w:rStyle w:val="a6"/>
+          <w:rFonts w:ascii="微软雅黑" w:eastAsia="微软雅黑" w:hAnsi="微软雅黑" w:hint="eastAsia"/>
+          <w:color w:val="1A1A1A"/>
+          <w:sz w:val="21"/>
+          <w:szCs w:val="21"/>
+        </w:rPr>
+        <w:t>双</w:t>
+      </w:r>
+      <w:r>
+        <w:rPr>
+          <w:rStyle w:val="a6"/>
+          <w:rFonts w:ascii="微软雅黑" w:eastAsia="微软雅黑" w:hAnsi="微软雅黑" w:hint="eastAsia"/>
+          <w:color w:val="1A1A1A"/>
+          <w:sz w:val="21"/>
+          <w:szCs w:val="21"/>
+        </w:rPr>
+        <w:t xml:space="preserve"> ESKF </w:t>
+      </w:r>
+      <w:r>
+        <w:rPr>
+          <w:rStyle w:val="a6"/>
+          <w:rFonts w:ascii="微软雅黑" w:eastAsia="微软雅黑" w:hAnsi="微软雅黑" w:hint="eastAsia"/>
+          <w:color w:val="1A1A1A"/>
+          <w:sz w:val="21"/>
+          <w:szCs w:val="21"/>
+        </w:rPr>
+        <w:t>＋</w:t>
+      </w:r>
+      <w:r>
+        <w:rPr>
+          <w:rStyle w:val="a6"/>
+          <w:rFonts w:ascii="微软雅黑" w:eastAsia="微软雅黑" w:hAnsi="微软雅黑" w:hint="eastAsia"/>
+          <w:color w:val="1A1A1A"/>
+          <w:sz w:val="21"/>
+          <w:szCs w:val="21"/>
+        </w:rPr>
+        <w:t xml:space="preserve"> </w:t>
+      </w:r>
+      <w:r>
+        <w:rPr>
+          <w:rStyle w:val="a6"/>
+          <w:rFonts w:ascii="微软雅黑" w:eastAsia="微软雅黑" w:hAnsi="微软雅黑" w:hint="eastAsia"/>
+          <w:color w:val="1A1A1A"/>
+          <w:sz w:val="21"/>
+          <w:szCs w:val="21"/>
+        </w:rPr>
+        <w:t>双</w:t>
+      </w:r>
+      <w:r>
+        <w:rPr>
+          <w:rStyle w:val="a6"/>
+          <w:rFonts w:ascii="微软雅黑" w:eastAsia="微软雅黑" w:hAnsi="微软雅黑" w:hint="eastAsia"/>
+          <w:color w:val="1A1A1A"/>
+          <w:sz w:val="21"/>
+          <w:szCs w:val="21"/>
+        </w:rPr>
+        <w:t xml:space="preserve"> IMU </w:t>
+      </w:r>
+      <w:r>
+        <w:rPr>
+          <w:rStyle w:val="a6"/>
+          <w:rFonts w:ascii="微软雅黑" w:eastAsia="微软雅黑" w:hAnsi="微软雅黑" w:hint="eastAsia"/>
+          <w:color w:val="1A1A1A"/>
+          <w:sz w:val="21"/>
+          <w:szCs w:val="21"/>
+        </w:rPr>
+        <w:t>在线校准</w:t>
+      </w:r>
+      <w:r>
+        <w:rPr>
+          <w:rFonts w:ascii="微软雅黑" w:eastAsia="微软雅黑" w:hAnsi="微软雅黑" w:hint="eastAsia"/>
+          <w:color w:val="1A1A1A"/>
+          <w:sz w:val="21"/>
+          <w:szCs w:val="21"/>
+        </w:rPr>
+        <w:t>：单节点两路</w:t>
+      </w:r>
+      <w:r>
+        <w:rPr>
+          <w:rFonts w:ascii="微软雅黑" w:eastAsia="微软雅黑" w:hAnsi="微软雅黑" w:hint="eastAsia"/>
+          <w:color w:val="1A1A1A"/>
+          <w:sz w:val="21"/>
+          <w:szCs w:val="21"/>
+        </w:rPr>
+        <w:t xml:space="preserve"> IMU </w:t>
+      </w:r>
+      <w:r>
+        <w:rPr>
+          <w:rFonts w:ascii="微软雅黑" w:eastAsia="微软雅黑" w:hAnsi="微软雅黑" w:hint="eastAsia"/>
+          <w:color w:val="1A1A1A"/>
+          <w:sz w:val="21"/>
+          <w:szCs w:val="21"/>
+        </w:rPr>
+        <w:t>融合，抑制漂移并提升</w:t>
+      </w:r>
+      <w:r>
+        <w:rPr>
+          <w:rFonts w:ascii="微软雅黑" w:eastAsia="微软雅黑" w:hAnsi="微软雅黑" w:hint="eastAsia"/>
+          <w:color w:val="1A1A1A"/>
+          <w:sz w:val="21"/>
+          <w:szCs w:val="21"/>
+        </w:rPr>
+        <w:t xml:space="preserve"> </w:t>
+      </w:r>
+      <w:r>
+        <w:rPr>
+          <w:rFonts w:ascii="微软雅黑" w:eastAsia="微软雅黑" w:hAnsi="微软雅黑" w:hint="eastAsia"/>
+          <w:color w:val="1A1A1A"/>
+          <w:sz w:val="21"/>
+          <w:szCs w:val="21"/>
+        </w:rPr>
+        <w:t>姿态估计鲁棒性，解算全部在片内完成，只上报结果以节省带宽。</w:t>
+      </w:r>
+    </w:p>
+    <w:p>
+      <w:pPr>
+        <w:numPr>
+          <w:ilvl w:val="0"/>
+          <w:numId w:val="5"/>
+        </w:numPr>
+        <w:spacing w:before="40" w:after="40"/>
+        <w:ind w:left="1080"/>
+        <w:rPr>
+          <w:rFonts w:ascii="微软雅黑" w:eastAsia="微软雅黑" w:hAnsi="微软雅黑" w:hint="eastAsia"/>
+          <w:color w:val="1A1A1A"/>
+          <w:sz w:val="21"/>
+          <w:szCs w:val="21"/>
+        </w:rPr>
+      </w:pPr>
+      <w:r>
+        <w:rPr>
+          <w:rStyle w:val="a6"/>
+          <w:rFonts w:ascii="微软雅黑" w:eastAsia="微软雅黑" w:hAnsi="微软雅黑" w:hint="eastAsia"/>
+          <w:color w:val="1A1A1A"/>
+          <w:sz w:val="21"/>
+          <w:szCs w:val="21"/>
+        </w:rPr>
+        <w:t>双核隔离</w:t>
+      </w:r>
+      <w:r>
+        <w:rPr>
+          <w:rStyle w:val="a6"/>
+          <w:rFonts w:ascii="微软雅黑" w:eastAsia="微软雅黑" w:hAnsi="微软雅黑" w:hint="eastAsia"/>
+          <w:color w:val="1A1A1A"/>
+          <w:sz w:val="21"/>
+          <w:szCs w:val="21"/>
+        </w:rPr>
+        <w:t xml:space="preserve"> + </w:t>
+      </w:r>
+      <w:r>
+        <w:rPr>
+          <w:rStyle w:val="a6"/>
+          <w:rFonts w:ascii="微软雅黑" w:eastAsia="微软雅黑" w:hAnsi="微软雅黑" w:hint="eastAsia"/>
+          <w:color w:val="1A1A1A"/>
+          <w:sz w:val="21"/>
+          <w:szCs w:val="21"/>
+        </w:rPr>
+        <w:t>无锁</w:t>
+      </w:r>
+      <w:r>
+        <w:rPr>
+          <w:rStyle w:val="a6"/>
+          <w:rFonts w:ascii="微软雅黑" w:eastAsia="微软雅黑" w:hAnsi="微软雅黑" w:hint="eastAsia"/>
+          <w:color w:val="1A1A1A"/>
+          <w:sz w:val="21"/>
+          <w:szCs w:val="21"/>
+        </w:rPr>
+        <w:t xml:space="preserve"> IPC</w:t>
+      </w:r>
+      <w:r>
+        <w:rPr>
+          <w:rFonts w:ascii="微软雅黑" w:eastAsia="微软雅黑" w:hAnsi="微软雅黑" w:hint="eastAsia"/>
+          <w:color w:val="1A1A1A"/>
+          <w:sz w:val="21"/>
+          <w:szCs w:val="21"/>
+        </w:rPr>
+        <w:t>：计算与射频分核，跨核仅用原子原语，</w:t>
+      </w:r>
+      <w:r>
+        <w:rPr>
+          <w:rFonts w:ascii="微软雅黑" w:eastAsia="微软雅黑" w:hAnsi="微软雅黑" w:hint="eastAsia"/>
+          <w:color w:val="1A1A1A"/>
+          <w:sz w:val="21"/>
+          <w:szCs w:val="21"/>
+        </w:rPr>
+        <w:t xml:space="preserve"> </w:t>
+      </w:r>
+      <w:r>
+        <w:rPr>
+          <w:rFonts w:ascii="微软雅黑" w:eastAsia="微软雅黑" w:hAnsi="微软雅黑" w:hint="eastAsia"/>
+          <w:color w:val="1A1A1A"/>
+          <w:sz w:val="21"/>
+          <w:szCs w:val="21"/>
+        </w:rPr>
+        <w:t>避免高频路径被调度抖动影响。</w:t>
+      </w:r>
+    </w:p>
+    <w:p>
+      <w:pPr>
+        <w:numPr>
+          <w:ilvl w:val="0"/>
+          <w:numId w:val="5"/>
+        </w:numPr>
+        <w:spacing w:before="40" w:after="40"/>
+        <w:ind w:left="1080"/>
+        <w:rPr>
+          <w:rFonts w:ascii="微软雅黑" w:eastAsia="微软雅黑" w:hAnsi="微软雅黑" w:hint="eastAsia"/>
+          <w:color w:val="1A1A1A"/>
+          <w:sz w:val="21"/>
+          <w:szCs w:val="21"/>
+        </w:rPr>
+      </w:pPr>
+      <w:r>
+        <w:rPr>
+          <w:rStyle w:val="a6"/>
+          <w:rFonts w:ascii="微软雅黑" w:eastAsia="微软雅黑" w:hAnsi="微软雅黑" w:hint="eastAsia"/>
+          <w:color w:val="1A1A1A"/>
+          <w:sz w:val="21"/>
+          <w:szCs w:val="21"/>
+        </w:rPr>
+        <w:t>产品化的板级工程</w:t>
+      </w:r>
+      <w:r>
+        <w:rPr>
+          <w:rFonts w:ascii="微软雅黑" w:eastAsia="微软雅黑" w:hAnsi="微软雅黑" w:hint="eastAsia"/>
+          <w:color w:val="1A1A1A"/>
+          <w:sz w:val="21"/>
+          <w:szCs w:val="21"/>
+        </w:rPr>
+        <w:t>：</w:t>
+      </w:r>
+      <w:r>
+        <w:rPr>
+          <w:rFonts w:ascii="微软雅黑" w:eastAsia="微软雅黑" w:hAnsi="微软雅黑" w:hint="eastAsia"/>
+          <w:color w:val="1A1A1A"/>
+          <w:sz w:val="21"/>
+          <w:szCs w:val="21"/>
+        </w:rPr>
+        <w:t xml:space="preserve">NFC </w:t>
+      </w:r>
+      <w:r>
+        <w:rPr>
+          <w:rFonts w:ascii="微软雅黑" w:eastAsia="微软雅黑" w:hAnsi="微软雅黑" w:hint="eastAsia"/>
+          <w:color w:val="1A1A1A"/>
+          <w:sz w:val="21"/>
+          <w:szCs w:val="21"/>
+        </w:rPr>
+        <w:t>碰一碰配网、</w:t>
+      </w:r>
+      <w:r>
+        <w:rPr>
+          <w:rFonts w:ascii="微软雅黑" w:eastAsia="微软雅黑" w:hAnsi="微软雅黑" w:hint="eastAsia"/>
+          <w:color w:val="1A1A1A"/>
+          <w:sz w:val="21"/>
+          <w:szCs w:val="21"/>
+        </w:rPr>
+        <w:t xml:space="preserve">FOTA </w:t>
+      </w:r>
+      <w:r>
+        <w:rPr>
+          <w:rFonts w:ascii="微软雅黑" w:eastAsia="微软雅黑" w:hAnsi="微软雅黑" w:hint="eastAsia"/>
+          <w:color w:val="1A1A1A"/>
+          <w:sz w:val="21"/>
+          <w:szCs w:val="21"/>
+        </w:rPr>
+        <w:t>无线升级、</w:t>
+      </w:r>
+      <w:r>
+        <w:rPr>
+          <w:rFonts w:ascii="微软雅黑" w:eastAsia="微软雅黑" w:hAnsi="微软雅黑" w:hint="eastAsia"/>
+          <w:color w:val="1A1A1A"/>
+          <w:sz w:val="21"/>
+          <w:szCs w:val="21"/>
+        </w:rPr>
+        <w:t xml:space="preserve"> </w:t>
+      </w:r>
+      <w:r>
+        <w:rPr>
+          <w:rFonts w:ascii="微软雅黑" w:eastAsia="微软雅黑" w:hAnsi="微软雅黑" w:hint="eastAsia"/>
+          <w:color w:val="1A1A1A"/>
+          <w:sz w:val="21"/>
+          <w:szCs w:val="21"/>
+        </w:rPr>
+        <w:t>电池门控与低功耗设计、</w:t>
+      </w:r>
+      <w:r>
+        <w:rPr>
+          <w:rFonts w:ascii="微软雅黑" w:eastAsia="微软雅黑" w:hAnsi="微软雅黑" w:hint="eastAsia"/>
+          <w:color w:val="1A1A1A"/>
+          <w:sz w:val="21"/>
+          <w:szCs w:val="21"/>
+        </w:rPr>
+        <w:t xml:space="preserve">OLED </w:t>
+      </w:r>
+      <w:r>
+        <w:rPr>
+          <w:rFonts w:ascii="微软雅黑" w:eastAsia="微软雅黑" w:hAnsi="微软雅黑" w:hint="eastAsia"/>
+          <w:color w:val="1A1A1A"/>
+          <w:sz w:val="21"/>
+          <w:szCs w:val="21"/>
+        </w:rPr>
+        <w:t>菜单与五向键交互</w:t>
+      </w:r>
+      <w:r>
+        <w:rPr>
+          <w:rFonts w:ascii="微软雅黑" w:eastAsia="微软雅黑" w:hAnsi="微软雅黑" w:hint="eastAsia"/>
+          <w:color w:val="1A1A1A"/>
+          <w:sz w:val="21"/>
+          <w:szCs w:val="21"/>
+        </w:rPr>
+        <w:t xml:space="preserve"> </w:t>
+      </w:r>
+      <w:r>
+        <w:rPr>
+          <w:rFonts w:ascii="微软雅黑" w:eastAsia="微软雅黑" w:hAnsi="微软雅黑" w:hint="eastAsia"/>
+          <w:color w:val="1A1A1A"/>
+          <w:sz w:val="21"/>
+          <w:szCs w:val="21"/>
+        </w:rPr>
+        <w:t>——</w:t>
+      </w:r>
+      <w:r>
+        <w:rPr>
+          <w:rFonts w:ascii="微软雅黑" w:eastAsia="微软雅黑" w:hAnsi="微软雅黑" w:hint="eastAsia"/>
+          <w:color w:val="1A1A1A"/>
+          <w:sz w:val="21"/>
+          <w:szCs w:val="21"/>
+        </w:rPr>
+        <w:t xml:space="preserve"> </w:t>
+      </w:r>
+      <w:r>
+        <w:rPr>
+          <w:rFonts w:ascii="微软雅黑" w:eastAsia="微软雅黑" w:hAnsi="微软雅黑" w:hint="eastAsia"/>
+          <w:color w:val="1A1A1A"/>
+          <w:sz w:val="21"/>
+          <w:szCs w:val="21"/>
+        </w:rPr>
+        <w:t>不是实验室原型。</w:t>
+      </w:r>
+    </w:p>
+    <w:p>
+      <w:pPr>
+        <w:numPr>
+          <w:ilvl w:val="0"/>
+          <w:numId w:val="5"/>
+        </w:numPr>
+        <w:spacing w:before="40" w:after="40"/>
+        <w:ind w:left="1080"/>
+        <w:rPr>
+          <w:rFonts w:ascii="微软雅黑" w:eastAsia="微软雅黑" w:hAnsi="微软雅黑" w:hint="eastAsia"/>
+          <w:color w:val="1A1A1A"/>
+          <w:sz w:val="21"/>
+          <w:szCs w:val="21"/>
+        </w:rPr>
+      </w:pPr>
+      <w:r>
+        <w:rPr>
+          <w:rStyle w:val="a6"/>
+          <w:rFonts w:ascii="微软雅黑" w:eastAsia="微软雅黑" w:hAnsi="微软雅黑" w:hint="eastAsia"/>
+          <w:color w:val="1A1A1A"/>
+          <w:sz w:val="21"/>
+          <w:szCs w:val="21"/>
+        </w:rPr>
         <w:t xml:space="preserve">AI </w:t>
       </w:r>
       <w:r>
@@ -8050,8 +9761,8 @@
           <w:sz w:val="21"/>
           <w:szCs w:val="21"/>
         </w:rPr>
-        <w:pict w14:anchorId="335992F5">
-          <v:rect id="_x0000_i1031" style="width:0;height:1.5pt" o:hralign="center" o:hrstd="t" o:hr="t" fillcolor="#a0a0a0" stroked="f"/>
+        <w:pict w14:anchorId="5A2C713D">
+          <v:rect id="_x0000_i1032" style="width:0;height:1.5pt" o:hralign="center" o:hrstd="t" o:hr="t" fillcolor="#a0a0a0" stroked="f"/>
         </w:pict>
       </w:r>
     </w:p>
@@ -8062,14 +9773,14 @@
           <w:rFonts w:ascii="微软雅黑" w:eastAsia="微软雅黑" w:hAnsi="微软雅黑" w:hint="eastAsia"/>
         </w:rPr>
       </w:pPr>
-      <w:bookmarkStart w:id="12" w:name="_Toc240637761"/>
+      <w:bookmarkStart w:id="13" w:name="_Toc240655561"/>
       <w:r>
         <w:rPr>
           <w:rFonts w:ascii="微软雅黑" w:eastAsia="微软雅黑" w:hAnsi="微软雅黑" w:hint="eastAsia"/>
         </w:rPr>
         <w:t>七、运行方式与验证</w:t>
       </w:r>
-      <w:bookmarkEnd w:id="12"/>
+      <w:bookmarkEnd w:id="13"/>
     </w:p>
     <w:p>
       <w:pPr>
@@ -8130,34 +9841,36 @@
           <w:sz w:val="19"/>
           <w:szCs w:val="19"/>
         </w:rPr>
-        <w:t xml:space="preserve">  </w:t>
-      </w:r>
-      <w:r>
+        <w:t xml:space="preserve">  -b dev-ai-contest-2026 -m contest2026_076_VelaMotion.xml</w:t>
+      </w:r>
+    </w:p>
+    <w:p>
+      <w:pPr>
+        <w:pStyle w:val="HTML0"/>
         <w:rPr>
           <w:color w:val="1A1A1A"/>
           <w:sz w:val="19"/>
           <w:szCs w:val="19"/>
         </w:rPr>
-        <w:t>-b dev-ai-contest-2026 -m contest2026_076_VelaMotion.xml</w:t>
-      </w:r>
-    </w:p>
-    <w:p>
-      <w:pPr>
-        <w:pStyle w:val="HTML0"/>
+      </w:pPr>
+      <w:r>
         <w:rPr>
           <w:color w:val="1A1A1A"/>
           <w:sz w:val="19"/>
           <w:szCs w:val="19"/>
         </w:rPr>
-      </w:pPr>
-      <w:r>
+        <w:t>repo sync -c -j8</w:t>
+      </w:r>
+    </w:p>
+    <w:p>
+      <w:pPr>
+        <w:pStyle w:val="HTML0"/>
         <w:rPr>
           <w:color w:val="1A1A1A"/>
           <w:sz w:val="19"/>
           <w:szCs w:val="19"/>
         </w:rPr>
-        <w:t>repo sync -c -j8</w:t>
-      </w:r>
+      </w:pPr>
     </w:p>
     <w:p>
       <w:pPr>
@@ -8168,23 +9881,21 @@
           <w:szCs w:val="19"/>
         </w:rPr>
       </w:pPr>
-    </w:p>
-    <w:p>
-      <w:pPr>
-        <w:pStyle w:val="HTML0"/>
+      <w:r>
         <w:rPr>
           <w:color w:val="1A1A1A"/>
           <w:sz w:val="19"/>
           <w:szCs w:val="19"/>
         </w:rPr>
-      </w:pPr>
+        <w:t xml:space="preserve"># </w:t>
+      </w:r>
       <w:r>
         <w:rPr>
           <w:color w:val="1A1A1A"/>
           <w:sz w:val="19"/>
           <w:szCs w:val="19"/>
         </w:rPr>
-        <w:t xml:space="preserve"># </w:t>
+        <w:t>编译（网关板</w:t>
       </w:r>
       <w:r>
         <w:rPr>
@@ -8192,7 +9903,7 @@
           <w:sz w:val="19"/>
           <w:szCs w:val="19"/>
         </w:rPr>
-        <w:t>编译（网关板</w:t>
+        <w:t xml:space="preserve"> / </w:t>
       </w:r>
       <w:r>
         <w:rPr>
@@ -8200,33 +9911,33 @@
           <w:sz w:val="19"/>
           <w:szCs w:val="19"/>
         </w:rPr>
-        <w:t xml:space="preserve"> / </w:t>
-      </w:r>
-      <w:r>
+        <w:t>节点板）</w:t>
+      </w:r>
+    </w:p>
+    <w:p>
+      <w:pPr>
+        <w:pStyle w:val="HTML0"/>
         <w:rPr>
           <w:color w:val="1A1A1A"/>
           <w:sz w:val="19"/>
           <w:szCs w:val="19"/>
         </w:rPr>
-        <w:t>节点板）</w:t>
-      </w:r>
-    </w:p>
-    <w:p>
-      <w:pPr>
-        <w:pStyle w:val="HTML0"/>
+      </w:pPr>
+      <w:r>
         <w:rPr>
           <w:color w:val="1A1A1A"/>
           <w:sz w:val="19"/>
           <w:szCs w:val="19"/>
         </w:rPr>
-      </w:pPr>
+        <w:t xml:space="preserve">cd &lt;openvela </w:t>
+      </w:r>
       <w:r>
         <w:rPr>
           <w:color w:val="1A1A1A"/>
           <w:sz w:val="19"/>
           <w:szCs w:val="19"/>
         </w:rPr>
-        <w:t xml:space="preserve">cd &lt;openvela </w:t>
+        <w:t>工作区根目录</w:t>
       </w:r>
       <w:r>
         <w:rPr>
@@ -8234,52 +9945,54 @@
           <w:sz w:val="19"/>
           <w:szCs w:val="19"/>
         </w:rPr>
-        <w:t>工作区根目录</w:t>
-      </w:r>
-      <w:r>
+        <w:t>&gt;</w:t>
+      </w:r>
+    </w:p>
+    <w:p>
+      <w:pPr>
+        <w:pStyle w:val="HTML0"/>
         <w:rPr>
           <w:color w:val="1A1A1A"/>
           <w:sz w:val="19"/>
           <w:szCs w:val="19"/>
         </w:rPr>
-        <w:t>&gt;</w:t>
-      </w:r>
-    </w:p>
-    <w:p>
-      <w:pPr>
-        <w:pStyle w:val="HTML0"/>
+      </w:pPr>
+      <w:r>
         <w:rPr>
           <w:color w:val="1A1A1A"/>
           <w:sz w:val="19"/>
           <w:szCs w:val="19"/>
         </w:rPr>
-      </w:pPr>
-      <w:r>
+        <w:t>./build.sh vendor/espressif/boards/esp32s3/somatosync_esp32s3/configs/gateway -j$(nproc)</w:t>
+      </w:r>
+    </w:p>
+    <w:p>
+      <w:pPr>
+        <w:pStyle w:val="HTML0"/>
         <w:rPr>
           <w:color w:val="1A1A1A"/>
           <w:sz w:val="19"/>
           <w:szCs w:val="19"/>
         </w:rPr>
-        <w:t>./build.sh vendor/espressif/boards/esp32s3/somatosync_esp32s3/configs/gateway -j$(nproc)</w:t>
-      </w:r>
-    </w:p>
-    <w:p>
-      <w:pPr>
-        <w:pStyle w:val="HTML0"/>
+      </w:pPr>
+      <w:r>
         <w:rPr>
           <w:color w:val="1A1A1A"/>
           <w:sz w:val="19"/>
           <w:szCs w:val="19"/>
         </w:rPr>
-      </w:pPr>
-      <w:r>
+        <w:t>./build.sh vendor/espressif/boards/esp32s3/somatosync_esp32s3/configs/node    -j$(nproc)</w:t>
+      </w:r>
+    </w:p>
+    <w:p>
+      <w:pPr>
+        <w:pStyle w:val="HTML0"/>
         <w:rPr>
           <w:color w:val="1A1A1A"/>
           <w:sz w:val="19"/>
           <w:szCs w:val="19"/>
         </w:rPr>
-        <w:t>./build.sh vendor/espressif/boards/esp32s3/somatosync_esp32s3/configs/node    -j$(nproc)</w:t>
-      </w:r>
+      </w:pPr>
     </w:p>
     <w:p>
       <w:pPr>
@@ -8290,23 +10003,21 @@
           <w:szCs w:val="19"/>
         </w:rPr>
       </w:pPr>
-    </w:p>
-    <w:p>
-      <w:pPr>
-        <w:pStyle w:val="HTML0"/>
+      <w:r>
         <w:rPr>
           <w:color w:val="1A1A1A"/>
           <w:sz w:val="19"/>
           <w:szCs w:val="19"/>
         </w:rPr>
-      </w:pPr>
+        <w:t xml:space="preserve"># </w:t>
+      </w:r>
       <w:r>
         <w:rPr>
           <w:color w:val="1A1A1A"/>
           <w:sz w:val="19"/>
           <w:szCs w:val="19"/>
         </w:rPr>
-        <w:t xml:space="preserve"># </w:t>
+        <w:t>烧录（</w:t>
       </w:r>
       <w:r>
         <w:rPr>
@@ -8314,7 +10025,7 @@
           <w:sz w:val="19"/>
           <w:szCs w:val="19"/>
         </w:rPr>
-        <w:t>烧录（</w:t>
+        <w:t>simple-boot</w:t>
       </w:r>
       <w:r>
         <w:rPr>
@@ -8322,7 +10033,7 @@
           <w:sz w:val="19"/>
           <w:szCs w:val="19"/>
         </w:rPr>
-        <w:t>simple-boot</w:t>
+        <w:t>，单镜像到</w:t>
       </w:r>
       <w:r>
         <w:rPr>
@@ -8330,7 +10041,7 @@
           <w:sz w:val="19"/>
           <w:szCs w:val="19"/>
         </w:rPr>
-        <w:t>，单镜像到</w:t>
+        <w:t xml:space="preserve"> 0x0</w:t>
       </w:r>
       <w:r>
         <w:rPr>
@@ -8338,177 +10049,177 @@
           <w:sz w:val="19"/>
           <w:szCs w:val="19"/>
         </w:rPr>
-        <w:t xml:space="preserve"> 0x0</w:t>
-      </w:r>
-      <w:r>
+        <w:t>）</w:t>
+      </w:r>
+    </w:p>
+    <w:p>
+      <w:pPr>
+        <w:pStyle w:val="HTML0"/>
         <w:rPr>
           <w:color w:val="1A1A1A"/>
           <w:sz w:val="19"/>
           <w:szCs w:val="19"/>
         </w:rPr>
-        <w:t>）</w:t>
-      </w:r>
-    </w:p>
-    <w:p>
-      <w:pPr>
-        <w:pStyle w:val="HTML0"/>
+      </w:pPr>
+      <w:r>
         <w:rPr>
           <w:color w:val="1A1A1A"/>
           <w:sz w:val="19"/>
           <w:szCs w:val="19"/>
         </w:rPr>
-      </w:pPr>
-      <w:r>
+        <w:t>esptool --chip esp32s3 --port "$PORT" --baud 460800 \</w:t>
+      </w:r>
+    </w:p>
+    <w:p>
+      <w:pPr>
+        <w:pStyle w:val="HTML0"/>
         <w:rPr>
           <w:color w:val="1A1A1A"/>
           <w:sz w:val="19"/>
           <w:szCs w:val="19"/>
         </w:rPr>
-        <w:t>esptool --chip esp32s3 --port "$PORT" --baud 460800 \</w:t>
-      </w:r>
-    </w:p>
-    <w:p>
-      <w:pPr>
-        <w:pStyle w:val="HTML0"/>
+      </w:pPr>
+      <w:r>
         <w:rPr>
           <w:color w:val="1A1A1A"/>
           <w:sz w:val="19"/>
           <w:szCs w:val="19"/>
         </w:rPr>
-      </w:pPr>
-      <w:r>
+        <w:t xml:space="preserve">        --before default-reset --after hard-reset write-flash 0x0 nuttx/nuttx.bin</w:t>
+      </w:r>
+    </w:p>
+    <w:p>
+      <w:pPr>
+        <w:pStyle w:val="a5"/>
+        <w:rPr>
+          <w:rFonts w:ascii="微软雅黑" w:eastAsia="微软雅黑" w:hAnsi="微软雅黑" w:hint="eastAsia"/>
+          <w:color w:val="1A1A1A"/>
+          <w:sz w:val="21"/>
+          <w:szCs w:val="21"/>
+        </w:rPr>
+      </w:pPr>
+      <w:r>
+        <w:rPr>
+          <w:rFonts w:ascii="微软雅黑" w:eastAsia="微软雅黑" w:hAnsi="微软雅黑" w:hint="eastAsia"/>
+          <w:color w:val="1A1A1A"/>
+          <w:sz w:val="21"/>
+          <w:szCs w:val="21"/>
+        </w:rPr>
+        <w:t>启动后在</w:t>
+      </w:r>
+      <w:r>
+        <w:rPr>
+          <w:rFonts w:ascii="微软雅黑" w:eastAsia="微软雅黑" w:hAnsi="微软雅黑" w:hint="eastAsia"/>
+          <w:color w:val="1A1A1A"/>
+          <w:sz w:val="21"/>
+          <w:szCs w:val="21"/>
+        </w:rPr>
+        <w:t xml:space="preserve"> </w:t>
+      </w:r>
+      <w:r>
+        <w:rPr>
+          <w:rStyle w:val="HTML"/>
+          <w:color w:val="1A1A1A"/>
+        </w:rPr>
+        <w:t>nsh&gt;</w:t>
+      </w:r>
+      <w:r>
+        <w:rPr>
+          <w:rFonts w:ascii="微软雅黑" w:eastAsia="微软雅黑" w:hAnsi="微软雅黑" w:hint="eastAsia"/>
+          <w:color w:val="1A1A1A"/>
+          <w:sz w:val="21"/>
+          <w:szCs w:val="21"/>
+        </w:rPr>
+        <w:t xml:space="preserve"> </w:t>
+      </w:r>
+      <w:r>
+        <w:rPr>
+          <w:rFonts w:ascii="微软雅黑" w:eastAsia="微软雅黑" w:hAnsi="微软雅黑" w:hint="eastAsia"/>
+          <w:color w:val="1A1A1A"/>
+          <w:sz w:val="21"/>
+          <w:szCs w:val="21"/>
+        </w:rPr>
+        <w:t>逐项验证：</w:t>
+      </w:r>
+    </w:p>
+    <w:p>
+      <w:pPr>
+        <w:pStyle w:val="HTML0"/>
         <w:rPr>
           <w:color w:val="1A1A1A"/>
           <w:sz w:val="19"/>
           <w:szCs w:val="19"/>
         </w:rPr>
-        <w:t xml:space="preserve">        --before default-reset --after hard-reset write-flash 0x0 nuttx/nuttx.bin</w:t>
-      </w:r>
-    </w:p>
-    <w:p>
-      <w:pPr>
-        <w:pStyle w:val="a5"/>
-        <w:rPr>
-          <w:rFonts w:ascii="微软雅黑" w:eastAsia="微软雅黑" w:hAnsi="微软雅黑" w:hint="eastAsia"/>
-          <w:color w:val="1A1A1A"/>
-          <w:sz w:val="21"/>
-          <w:szCs w:val="21"/>
-        </w:rPr>
-      </w:pPr>
-      <w:r>
-        <w:rPr>
-          <w:rFonts w:ascii="微软雅黑" w:eastAsia="微软雅黑" w:hAnsi="微软雅黑" w:hint="eastAsia"/>
-          <w:color w:val="1A1A1A"/>
-          <w:sz w:val="21"/>
-          <w:szCs w:val="21"/>
-        </w:rPr>
-        <w:t>启动后在</w:t>
-      </w:r>
-      <w:r>
-        <w:rPr>
-          <w:rFonts w:ascii="微软雅黑" w:eastAsia="微软雅黑" w:hAnsi="微软雅黑" w:hint="eastAsia"/>
-          <w:color w:val="1A1A1A"/>
-          <w:sz w:val="21"/>
-          <w:szCs w:val="21"/>
-        </w:rPr>
-        <w:t xml:space="preserve"> </w:t>
-      </w:r>
-      <w:r>
-        <w:rPr>
-          <w:rStyle w:val="HTML"/>
-          <w:color w:val="1A1A1A"/>
-        </w:rPr>
-        <w:t>nsh&gt;</w:t>
-      </w:r>
-      <w:r>
-        <w:rPr>
-          <w:rFonts w:ascii="微软雅黑" w:eastAsia="微软雅黑" w:hAnsi="微软雅黑" w:hint="eastAsia"/>
-          <w:color w:val="1A1A1A"/>
-          <w:sz w:val="21"/>
-          <w:szCs w:val="21"/>
-        </w:rPr>
-        <w:t xml:space="preserve"> </w:t>
-      </w:r>
-      <w:r>
-        <w:rPr>
-          <w:rFonts w:ascii="微软雅黑" w:eastAsia="微软雅黑" w:hAnsi="微软雅黑" w:hint="eastAsia"/>
-          <w:color w:val="1A1A1A"/>
-          <w:sz w:val="21"/>
-          <w:szCs w:val="21"/>
-        </w:rPr>
-        <w:t>逐项验证：</w:t>
-      </w:r>
-    </w:p>
-    <w:p>
-      <w:pPr>
-        <w:pStyle w:val="HTML0"/>
+      </w:pPr>
+      <w:r>
         <w:rPr>
           <w:color w:val="1A1A1A"/>
           <w:sz w:val="19"/>
           <w:szCs w:val="19"/>
         </w:rPr>
-      </w:pPr>
-      <w:r>
+        <w:t>nsh&gt; uname -a                       # xtensa somatosync_esp32s3</w:t>
+      </w:r>
+    </w:p>
+    <w:p>
+      <w:pPr>
+        <w:pStyle w:val="HTML0"/>
         <w:rPr>
           <w:color w:val="1A1A1A"/>
           <w:sz w:val="19"/>
           <w:szCs w:val="19"/>
         </w:rPr>
-        <w:t>nsh&gt; uname -a                       # xtensa somatosync_esp32s3</w:t>
-      </w:r>
-    </w:p>
-    <w:p>
-      <w:pPr>
-        <w:pStyle w:val="HTML0"/>
+      </w:pPr>
+      <w:r>
         <w:rPr>
           <w:color w:val="1A1A1A"/>
           <w:sz w:val="19"/>
           <w:szCs w:val="19"/>
         </w:rPr>
-      </w:pPr>
-      <w:r>
+        <w:t>nsh&gt; ls /dev</w:t>
+      </w:r>
+    </w:p>
+    <w:p>
+      <w:pPr>
+        <w:pStyle w:val="HTML0"/>
         <w:rPr>
           <w:color w:val="1A1A1A"/>
           <w:sz w:val="19"/>
           <w:szCs w:val="19"/>
         </w:rPr>
-        <w:t>nsh&gt; ls /dev</w:t>
-      </w:r>
-    </w:p>
-    <w:p>
-      <w:pPr>
-        <w:pStyle w:val="HTML0"/>
+      </w:pPr>
+      <w:r>
         <w:rPr>
           <w:color w:val="1A1A1A"/>
           <w:sz w:val="19"/>
           <w:szCs w:val="19"/>
         </w:rPr>
-      </w:pPr>
-      <w:r>
+        <w:t>nsh&gt; i2c dev 0x03 0x3c              # SSD1306 ACK</w:t>
+      </w:r>
+    </w:p>
+    <w:p>
+      <w:pPr>
+        <w:pStyle w:val="HTML0"/>
         <w:rPr>
           <w:color w:val="1A1A1A"/>
           <w:sz w:val="19"/>
           <w:szCs w:val="19"/>
         </w:rPr>
-        <w:t>nsh&gt; i2c dev 0x03 0x3c              # SSD1306 ACK</w:t>
-      </w:r>
-    </w:p>
-    <w:p>
-      <w:pPr>
-        <w:pStyle w:val="HTML0"/>
+      </w:pPr>
+      <w:r>
         <w:rPr>
           <w:color w:val="1A1A1A"/>
           <w:sz w:val="19"/>
           <w:szCs w:val="19"/>
         </w:rPr>
-      </w:pPr>
+        <w:t xml:space="preserve">nsh&gt; ifconfig eth0                  # </w:t>
+      </w:r>
       <w:r>
         <w:rPr>
           <w:color w:val="1A1A1A"/>
           <w:sz w:val="19"/>
           <w:szCs w:val="19"/>
         </w:rPr>
-        <w:t xml:space="preserve">nsh&gt; ifconfig eth0                  # </w:t>
+        <w:t>网关板：</w:t>
       </w:r>
       <w:r>
         <w:rPr>
@@ -8516,33 +10227,33 @@
           <w:sz w:val="19"/>
           <w:szCs w:val="19"/>
         </w:rPr>
-        <w:t>网关板：</w:t>
-      </w:r>
-      <w:r>
+        <w:t>W5500</w:t>
+      </w:r>
+    </w:p>
+    <w:p>
+      <w:pPr>
+        <w:pStyle w:val="HTML0"/>
         <w:rPr>
           <w:color w:val="1A1A1A"/>
           <w:sz w:val="19"/>
           <w:szCs w:val="19"/>
         </w:rPr>
-        <w:t>W5500</w:t>
-      </w:r>
-    </w:p>
-    <w:p>
-      <w:pPr>
-        <w:pStyle w:val="HTML0"/>
+      </w:pPr>
+      <w:r>
         <w:rPr>
           <w:color w:val="1A1A1A"/>
           <w:sz w:val="19"/>
           <w:szCs w:val="19"/>
         </w:rPr>
-      </w:pPr>
+        <w:t xml:space="preserve">nsh&gt; mount -t vfat /dev/mmcsd1 /mnt # </w:t>
+      </w:r>
       <w:r>
         <w:rPr>
           <w:color w:val="1A1A1A"/>
           <w:sz w:val="19"/>
           <w:szCs w:val="19"/>
         </w:rPr>
-        <w:t xml:space="preserve">nsh&gt; mount -t vfat /dev/mmcsd1 /mnt # </w:t>
+        <w:t>网关板：</w:t>
       </w:r>
       <w:r>
         <w:rPr>
@@ -8550,14 +10261,6 @@
           <w:sz w:val="19"/>
           <w:szCs w:val="19"/>
         </w:rPr>
-        <w:t>网关板：</w:t>
-      </w:r>
-      <w:r>
-        <w:rPr>
-          <w:color w:val="1A1A1A"/>
-          <w:sz w:val="19"/>
-          <w:szCs w:val="19"/>
-        </w:rPr>
         <w:t>microSD</w:t>
       </w:r>
     </w:p>
@@ -8623,8 +10326,8 @@
           <w:sz w:val="21"/>
           <w:szCs w:val="21"/>
         </w:rPr>
-        <w:pict w14:anchorId="0E677F6C">
-          <v:rect id="_x0000_i1032" style="width:0;height:1.5pt" o:hralign="center" o:hrstd="t" o:hr="t" fillcolor="#a0a0a0" stroked="f"/>
+        <w:pict w14:anchorId="76012393">
+          <v:rect id="_x0000_i1033" style="width:0;height:1.5pt" o:hralign="center" o:hrstd="t" o:hr="t" fillcolor="#a0a0a0" stroked="f"/>
         </w:pict>
       </w:r>
     </w:p>
@@ -8635,7 +10338,7 @@
           <w:rFonts w:ascii="微软雅黑" w:eastAsia="微软雅黑" w:hAnsi="微软雅黑" w:hint="eastAsia"/>
         </w:rPr>
       </w:pPr>
-      <w:bookmarkStart w:id="13" w:name="_Toc240637762"/>
+      <w:bookmarkStart w:id="14" w:name="_Toc240655562"/>
       <w:r>
         <w:rPr>
           <w:rFonts w:ascii="微软雅黑" w:eastAsia="微软雅黑" w:hAnsi="微软雅黑" w:hint="eastAsia"/>
@@ -8666,7 +10369,7 @@
         </w:rPr>
         <w:t>沉淀</w:t>
       </w:r>
-      <w:bookmarkEnd w:id="13"/>
+      <w:bookmarkEnd w:id="14"/>
     </w:p>
     <w:p>
       <w:pPr>
@@ -10082,553 +11785,7 @@
           <w:sz w:val="21"/>
           <w:szCs w:val="21"/>
         </w:rPr>
-        <w:pict w14:anchorId="3390117A">
-          <v:rect id="_x0000_i1033" style="width:0;height:1.5pt" o:hralign="center" o:hrstd="t" o:hr="t" fillcolor="#a0a0a0" stroked="f"/>
-        </w:pict>
-      </w:r>
-    </w:p>
-    <w:p>
-      <w:pPr>
-        <w:pStyle w:val="2"/>
-        <w:rPr>
-          <w:rFonts w:ascii="微软雅黑" w:eastAsia="微软雅黑" w:hAnsi="微软雅黑" w:hint="eastAsia"/>
-        </w:rPr>
-      </w:pPr>
-      <w:bookmarkStart w:id="14" w:name="_Toc240637763"/>
-      <w:r>
-        <w:rPr>
-          <w:rFonts w:ascii="微软雅黑" w:eastAsia="微软雅黑" w:hAnsi="微软雅黑" w:hint="eastAsia"/>
-        </w:rPr>
-        <w:t>九、项目完整度与商业潜力</w:t>
-      </w:r>
-      <w:bookmarkEnd w:id="14"/>
-    </w:p>
-    <w:p>
-      <w:pPr>
-        <w:pStyle w:val="a5"/>
-        <w:rPr>
-          <w:rFonts w:ascii="微软雅黑" w:eastAsia="微软雅黑" w:hAnsi="微软雅黑" w:hint="eastAsia"/>
-          <w:color w:val="1A1A1A"/>
-          <w:sz w:val="21"/>
-          <w:szCs w:val="21"/>
-        </w:rPr>
-      </w:pPr>
-      <w:r>
-        <w:rPr>
-          <w:rStyle w:val="a6"/>
-          <w:rFonts w:ascii="微软雅黑" w:eastAsia="微软雅黑" w:hAnsi="微软雅黑" w:hint="eastAsia"/>
-          <w:color w:val="1A1A1A"/>
-          <w:sz w:val="21"/>
-          <w:szCs w:val="21"/>
-        </w:rPr>
-        <w:t>完整度</w:t>
-      </w:r>
-      <w:r>
-        <w:rPr>
-          <w:rFonts w:ascii="微软雅黑" w:eastAsia="微软雅黑" w:hAnsi="微软雅黑" w:hint="eastAsia"/>
-          <w:color w:val="1A1A1A"/>
-          <w:sz w:val="21"/>
-          <w:szCs w:val="21"/>
-        </w:rPr>
-        <w:t>：系统本体（固件</w:t>
-      </w:r>
-      <w:r>
-        <w:rPr>
-          <w:rFonts w:ascii="微软雅黑" w:eastAsia="微软雅黑" w:hAnsi="微软雅黑" w:hint="eastAsia"/>
-          <w:color w:val="1A1A1A"/>
-          <w:sz w:val="21"/>
-          <w:szCs w:val="21"/>
-        </w:rPr>
-        <w:t xml:space="preserve"> + </w:t>
-      </w:r>
-      <w:r>
-        <w:rPr>
-          <w:rFonts w:ascii="微软雅黑" w:eastAsia="微软雅黑" w:hAnsi="微软雅黑" w:hint="eastAsia"/>
-          <w:color w:val="1A1A1A"/>
-          <w:sz w:val="21"/>
-          <w:szCs w:val="21"/>
-        </w:rPr>
-        <w:t>上位机</w:t>
-      </w:r>
-      <w:r>
-        <w:rPr>
-          <w:rFonts w:ascii="微软雅黑" w:eastAsia="微软雅黑" w:hAnsi="微软雅黑" w:hint="eastAsia"/>
-          <w:color w:val="1A1A1A"/>
-          <w:sz w:val="21"/>
-          <w:szCs w:val="21"/>
-        </w:rPr>
-        <w:t xml:space="preserve"> + </w:t>
-      </w:r>
-      <w:r>
-        <w:rPr>
-          <w:rFonts w:ascii="微软雅黑" w:eastAsia="微软雅黑" w:hAnsi="微软雅黑" w:hint="eastAsia"/>
-          <w:color w:val="1A1A1A"/>
-          <w:sz w:val="21"/>
-          <w:szCs w:val="21"/>
-        </w:rPr>
-        <w:t>文档</w:t>
-      </w:r>
-      <w:r>
-        <w:rPr>
-          <w:rFonts w:ascii="微软雅黑" w:eastAsia="微软雅黑" w:hAnsi="微软雅黑" w:hint="eastAsia"/>
-          <w:color w:val="1A1A1A"/>
-          <w:sz w:val="21"/>
-          <w:szCs w:val="21"/>
-        </w:rPr>
-        <w:t xml:space="preserve"> + </w:t>
-      </w:r>
-      <w:r>
-        <w:rPr>
-          <w:rFonts w:ascii="微软雅黑" w:eastAsia="微软雅黑" w:hAnsi="微软雅黑" w:hint="eastAsia"/>
-          <w:color w:val="1A1A1A"/>
-          <w:sz w:val="21"/>
-          <w:szCs w:val="21"/>
-        </w:rPr>
-        <w:t>演示）已跑通；</w:t>
-      </w:r>
-      <w:r>
-        <w:rPr>
-          <w:rFonts w:ascii="微软雅黑" w:eastAsia="微软雅黑" w:hAnsi="微软雅黑" w:hint="eastAsia"/>
-          <w:color w:val="1A1A1A"/>
-          <w:sz w:val="21"/>
-          <w:szCs w:val="21"/>
-        </w:rPr>
-        <w:t xml:space="preserve"> </w:t>
-      </w:r>
-      <w:r>
-        <w:rPr>
-          <w:rFonts w:ascii="微软雅黑" w:eastAsia="微软雅黑" w:hAnsi="微软雅黑" w:hint="eastAsia"/>
-          <w:color w:val="1A1A1A"/>
-          <w:sz w:val="21"/>
-          <w:szCs w:val="21"/>
-        </w:rPr>
-        <w:t>本次在此基础上补齐</w:t>
-      </w:r>
-      <w:r>
-        <w:rPr>
-          <w:rFonts w:ascii="微软雅黑" w:eastAsia="微软雅黑" w:hAnsi="微软雅黑" w:hint="eastAsia"/>
-          <w:color w:val="1A1A1A"/>
-          <w:sz w:val="21"/>
-          <w:szCs w:val="21"/>
-        </w:rPr>
-        <w:t xml:space="preserve"> openvela </w:t>
-      </w:r>
-      <w:r>
-        <w:rPr>
-          <w:rFonts w:ascii="微软雅黑" w:eastAsia="微软雅黑" w:hAnsi="微软雅黑" w:hint="eastAsia"/>
-          <w:color w:val="1A1A1A"/>
-          <w:sz w:val="21"/>
-          <w:szCs w:val="21"/>
-        </w:rPr>
-        <w:t>板级适配，含可编译的板级代码、两套</w:t>
-      </w:r>
-      <w:r>
-        <w:rPr>
-          <w:rFonts w:ascii="微软雅黑" w:eastAsia="微软雅黑" w:hAnsi="微软雅黑" w:hint="eastAsia"/>
-          <w:color w:val="1A1A1A"/>
-          <w:sz w:val="21"/>
-          <w:szCs w:val="21"/>
-        </w:rPr>
-        <w:t xml:space="preserve"> defconfig</w:t>
-      </w:r>
-      <w:r>
-        <w:rPr>
-          <w:rFonts w:ascii="微软雅黑" w:eastAsia="微软雅黑" w:hAnsi="微软雅黑" w:hint="eastAsia"/>
-          <w:color w:val="1A1A1A"/>
-          <w:sz w:val="21"/>
-          <w:szCs w:val="21"/>
-        </w:rPr>
-        <w:t>、</w:t>
-      </w:r>
-      <w:r>
-        <w:rPr>
-          <w:rFonts w:ascii="微软雅黑" w:eastAsia="微软雅黑" w:hAnsi="微软雅黑" w:hint="eastAsia"/>
-          <w:color w:val="1A1A1A"/>
-          <w:sz w:val="21"/>
-          <w:szCs w:val="21"/>
-        </w:rPr>
-        <w:t xml:space="preserve"> </w:t>
-      </w:r>
-      <w:r>
-        <w:rPr>
-          <w:rFonts w:ascii="微软雅黑" w:eastAsia="微软雅黑" w:hAnsi="微软雅黑" w:hint="eastAsia"/>
-          <w:color w:val="1A1A1A"/>
-          <w:sz w:val="21"/>
-          <w:szCs w:val="21"/>
-        </w:rPr>
-        <w:t>板级适配指南、作品说明与提交手册。</w:t>
-      </w:r>
-    </w:p>
-    <w:p>
-      <w:pPr>
-        <w:pStyle w:val="a5"/>
-        <w:rPr>
-          <w:rFonts w:ascii="微软雅黑" w:eastAsia="微软雅黑" w:hAnsi="微软雅黑" w:hint="eastAsia"/>
-          <w:color w:val="1A1A1A"/>
-          <w:sz w:val="21"/>
-          <w:szCs w:val="21"/>
-        </w:rPr>
-      </w:pPr>
-      <w:r>
-        <w:rPr>
-          <w:rStyle w:val="a6"/>
-          <w:rFonts w:ascii="微软雅黑" w:eastAsia="微软雅黑" w:hAnsi="微软雅黑" w:hint="eastAsia"/>
-          <w:color w:val="1A1A1A"/>
-          <w:sz w:val="21"/>
-          <w:szCs w:val="21"/>
-        </w:rPr>
-        <w:t>商业潜力</w:t>
-      </w:r>
-      <w:r>
-        <w:rPr>
-          <w:rFonts w:ascii="微软雅黑" w:eastAsia="微软雅黑" w:hAnsi="微软雅黑" w:hint="eastAsia"/>
-          <w:color w:val="1A1A1A"/>
-          <w:sz w:val="21"/>
-          <w:szCs w:val="21"/>
-        </w:rPr>
-        <w:t>：</w:t>
-      </w:r>
-    </w:p>
-    <w:p>
-      <w:pPr>
-        <w:numPr>
-          <w:ilvl w:val="0"/>
-          <w:numId w:val="5"/>
-        </w:numPr>
-        <w:spacing w:before="40" w:after="40"/>
-        <w:ind w:left="1080"/>
-        <w:rPr>
-          <w:rFonts w:ascii="微软雅黑" w:eastAsia="微软雅黑" w:hAnsi="微软雅黑" w:hint="eastAsia"/>
-          <w:color w:val="1A1A1A"/>
-          <w:sz w:val="21"/>
-          <w:szCs w:val="21"/>
-        </w:rPr>
-      </w:pPr>
-      <w:r>
-        <w:rPr>
-          <w:rStyle w:val="a6"/>
-          <w:rFonts w:ascii="微软雅黑" w:eastAsia="微软雅黑" w:hAnsi="微软雅黑" w:hint="eastAsia"/>
-          <w:color w:val="1A1A1A"/>
-          <w:sz w:val="21"/>
-          <w:szCs w:val="21"/>
-        </w:rPr>
-        <w:t>场景真实</w:t>
-      </w:r>
-      <w:r>
-        <w:rPr>
-          <w:rFonts w:ascii="微软雅黑" w:eastAsia="微软雅黑" w:hAnsi="微软雅黑" w:hint="eastAsia"/>
-          <w:color w:val="1A1A1A"/>
-          <w:sz w:val="21"/>
-          <w:szCs w:val="21"/>
-        </w:rPr>
-        <w:t>：康复科与居家康复是可明确付费的场景，且当前缺乏可量化的</w:t>
-      </w:r>
-      <w:r>
-        <w:rPr>
-          <w:rFonts w:ascii="微软雅黑" w:eastAsia="微软雅黑" w:hAnsi="微软雅黑" w:hint="eastAsia"/>
-          <w:color w:val="1A1A1A"/>
-          <w:sz w:val="21"/>
-          <w:szCs w:val="21"/>
-        </w:rPr>
-        <w:t xml:space="preserve"> </w:t>
-      </w:r>
-      <w:r>
-        <w:rPr>
-          <w:rFonts w:ascii="微软雅黑" w:eastAsia="微软雅黑" w:hAnsi="微软雅黑" w:hint="eastAsia"/>
-          <w:color w:val="1A1A1A"/>
-          <w:sz w:val="21"/>
-          <w:szCs w:val="21"/>
-        </w:rPr>
-        <w:t>低成本方案；光学动捕的价格与场地限制正是本方案的空间。</w:t>
-      </w:r>
-    </w:p>
-    <w:p>
-      <w:pPr>
-        <w:numPr>
-          <w:ilvl w:val="0"/>
-          <w:numId w:val="5"/>
-        </w:numPr>
-        <w:spacing w:before="40" w:after="40"/>
-        <w:ind w:left="1080"/>
-        <w:rPr>
-          <w:rFonts w:ascii="微软雅黑" w:eastAsia="微软雅黑" w:hAnsi="微软雅黑" w:hint="eastAsia"/>
-          <w:color w:val="1A1A1A"/>
-          <w:sz w:val="21"/>
-          <w:szCs w:val="21"/>
-        </w:rPr>
-      </w:pPr>
-      <w:r>
-        <w:rPr>
-          <w:rStyle w:val="a6"/>
-          <w:rFonts w:ascii="微软雅黑" w:eastAsia="微软雅黑" w:hAnsi="微软雅黑" w:hint="eastAsia"/>
-          <w:color w:val="1A1A1A"/>
-          <w:sz w:val="21"/>
-          <w:szCs w:val="21"/>
-        </w:rPr>
-        <w:lastRenderedPageBreak/>
-        <w:t>形态成熟</w:t>
-      </w:r>
-      <w:r>
-        <w:rPr>
-          <w:rFonts w:ascii="微软雅黑" w:eastAsia="微软雅黑" w:hAnsi="微软雅黑" w:hint="eastAsia"/>
-          <w:color w:val="1A1A1A"/>
-          <w:sz w:val="21"/>
-          <w:szCs w:val="21"/>
-        </w:rPr>
-        <w:t>：</w:t>
-      </w:r>
-      <w:r>
-        <w:rPr>
-          <w:rFonts w:ascii="微软雅黑" w:eastAsia="微软雅黑" w:hAnsi="微软雅黑" w:hint="eastAsia"/>
-          <w:color w:val="1A1A1A"/>
-          <w:sz w:val="21"/>
-          <w:szCs w:val="21"/>
-        </w:rPr>
-        <w:t xml:space="preserve">12 </w:t>
-      </w:r>
-      <w:r>
-        <w:rPr>
-          <w:rFonts w:ascii="微软雅黑" w:eastAsia="微软雅黑" w:hAnsi="微软雅黑" w:hint="eastAsia"/>
-          <w:color w:val="1A1A1A"/>
-          <w:sz w:val="21"/>
-          <w:szCs w:val="21"/>
-        </w:rPr>
-        <w:t>节点可穿戴</w:t>
-      </w:r>
-      <w:r>
-        <w:rPr>
-          <w:rFonts w:ascii="微软雅黑" w:eastAsia="微软雅黑" w:hAnsi="微软雅黑" w:hint="eastAsia"/>
-          <w:color w:val="1A1A1A"/>
-          <w:sz w:val="21"/>
-          <w:szCs w:val="21"/>
-        </w:rPr>
-        <w:t xml:space="preserve"> + </w:t>
-      </w:r>
-      <w:r>
-        <w:rPr>
-          <w:rFonts w:ascii="微软雅黑" w:eastAsia="微软雅黑" w:hAnsi="微软雅黑" w:hint="eastAsia"/>
-          <w:color w:val="1A1A1A"/>
-          <w:sz w:val="21"/>
-          <w:szCs w:val="21"/>
-        </w:rPr>
-        <w:t>网关</w:t>
-      </w:r>
-      <w:r>
-        <w:rPr>
-          <w:rFonts w:ascii="微软雅黑" w:eastAsia="微软雅黑" w:hAnsi="微软雅黑" w:hint="eastAsia"/>
-          <w:color w:val="1A1A1A"/>
-          <w:sz w:val="21"/>
-          <w:szCs w:val="21"/>
-        </w:rPr>
-        <w:t xml:space="preserve"> + </w:t>
-      </w:r>
-      <w:r>
-        <w:rPr>
-          <w:rFonts w:ascii="微软雅黑" w:eastAsia="微软雅黑" w:hAnsi="微软雅黑" w:hint="eastAsia"/>
-          <w:color w:val="1A1A1A"/>
-          <w:sz w:val="21"/>
-          <w:szCs w:val="21"/>
-        </w:rPr>
-        <w:t>上位机报告，已是可交付的产品形态，</w:t>
-      </w:r>
-      <w:r>
-        <w:rPr>
-          <w:rFonts w:ascii="微软雅黑" w:eastAsia="微软雅黑" w:hAnsi="微软雅黑" w:hint="eastAsia"/>
-          <w:color w:val="1A1A1A"/>
-          <w:sz w:val="21"/>
-          <w:szCs w:val="21"/>
-        </w:rPr>
-        <w:t xml:space="preserve"> </w:t>
-      </w:r>
-      <w:r>
-        <w:rPr>
-          <w:rFonts w:ascii="微软雅黑" w:eastAsia="微软雅黑" w:hAnsi="微软雅黑" w:hint="eastAsia"/>
-          <w:color w:val="1A1A1A"/>
-          <w:sz w:val="21"/>
-          <w:szCs w:val="21"/>
-        </w:rPr>
-        <w:t>而非概念验证。</w:t>
-      </w:r>
-    </w:p>
-    <w:p>
-      <w:pPr>
-        <w:numPr>
-          <w:ilvl w:val="0"/>
-          <w:numId w:val="5"/>
-        </w:numPr>
-        <w:spacing w:before="40" w:after="40"/>
-        <w:ind w:left="1080"/>
-        <w:rPr>
-          <w:rFonts w:ascii="微软雅黑" w:eastAsia="微软雅黑" w:hAnsi="微软雅黑" w:hint="eastAsia"/>
-          <w:color w:val="1A1A1A"/>
-          <w:sz w:val="21"/>
-          <w:szCs w:val="21"/>
-        </w:rPr>
-      </w:pPr>
-      <w:r>
-        <w:rPr>
-          <w:rStyle w:val="a6"/>
-          <w:rFonts w:ascii="微软雅黑" w:eastAsia="微软雅黑" w:hAnsi="微软雅黑" w:hint="eastAsia"/>
-          <w:color w:val="1A1A1A"/>
-          <w:sz w:val="21"/>
-          <w:szCs w:val="21"/>
-        </w:rPr>
-        <w:t>可规模化</w:t>
-      </w:r>
-      <w:r>
-        <w:rPr>
-          <w:rFonts w:ascii="微软雅黑" w:eastAsia="微软雅黑" w:hAnsi="微软雅黑" w:hint="eastAsia"/>
-          <w:color w:val="1A1A1A"/>
-          <w:sz w:val="21"/>
-          <w:szCs w:val="21"/>
-        </w:rPr>
-        <w:t>：核心是通用</w:t>
-      </w:r>
-      <w:r>
-        <w:rPr>
-          <w:rFonts w:ascii="微软雅黑" w:eastAsia="微软雅黑" w:hAnsi="微软雅黑" w:hint="eastAsia"/>
-          <w:color w:val="1A1A1A"/>
-          <w:sz w:val="21"/>
-          <w:szCs w:val="21"/>
-        </w:rPr>
-        <w:t xml:space="preserve"> MCU + </w:t>
-      </w:r>
-      <w:r>
-        <w:rPr>
-          <w:rFonts w:ascii="微软雅黑" w:eastAsia="微软雅黑" w:hAnsi="微软雅黑" w:hint="eastAsia"/>
-          <w:color w:val="1A1A1A"/>
-          <w:sz w:val="21"/>
-          <w:szCs w:val="21"/>
-        </w:rPr>
-        <w:t>通用</w:t>
-      </w:r>
-      <w:r>
-        <w:rPr>
-          <w:rFonts w:ascii="微软雅黑" w:eastAsia="微软雅黑" w:hAnsi="微软雅黑" w:hint="eastAsia"/>
-          <w:color w:val="1A1A1A"/>
-          <w:sz w:val="21"/>
-          <w:szCs w:val="21"/>
-        </w:rPr>
-        <w:t xml:space="preserve"> IMU + </w:t>
-      </w:r>
-      <w:r>
-        <w:rPr>
-          <w:rFonts w:ascii="微软雅黑" w:eastAsia="微软雅黑" w:hAnsi="微软雅黑" w:hint="eastAsia"/>
-          <w:color w:val="1A1A1A"/>
-          <w:sz w:val="21"/>
-          <w:szCs w:val="21"/>
-        </w:rPr>
-        <w:t>自研协议，</w:t>
-      </w:r>
-      <w:r>
-        <w:rPr>
-          <w:rFonts w:ascii="微软雅黑" w:eastAsia="微软雅黑" w:hAnsi="微软雅黑" w:hint="eastAsia"/>
-          <w:color w:val="1A1A1A"/>
-          <w:sz w:val="21"/>
-          <w:szCs w:val="21"/>
-        </w:rPr>
-        <w:t xml:space="preserve">BOM </w:t>
-      </w:r>
-      <w:r>
-        <w:rPr>
-          <w:rFonts w:ascii="微软雅黑" w:eastAsia="微软雅黑" w:hAnsi="微软雅黑" w:hint="eastAsia"/>
-          <w:color w:val="1A1A1A"/>
-          <w:sz w:val="21"/>
-          <w:szCs w:val="21"/>
-        </w:rPr>
-        <w:t>可控、易于量产；</w:t>
-      </w:r>
-      <w:r>
-        <w:rPr>
-          <w:rFonts w:ascii="微软雅黑" w:eastAsia="微软雅黑" w:hAnsi="微软雅黑" w:hint="eastAsia"/>
-          <w:color w:val="1A1A1A"/>
-          <w:sz w:val="21"/>
-          <w:szCs w:val="21"/>
-        </w:rPr>
-        <w:t xml:space="preserve"> </w:t>
-      </w:r>
-      <w:r>
-        <w:rPr>
-          <w:rFonts w:ascii="微软雅黑" w:eastAsia="微软雅黑" w:hAnsi="微软雅黑" w:hint="eastAsia"/>
-          <w:color w:val="1A1A1A"/>
-          <w:sz w:val="21"/>
-          <w:szCs w:val="21"/>
-        </w:rPr>
-        <w:t>适配</w:t>
-      </w:r>
-      <w:r>
-        <w:rPr>
-          <w:rFonts w:ascii="微软雅黑" w:eastAsia="微软雅黑" w:hAnsi="微软雅黑" w:hint="eastAsia"/>
-          <w:color w:val="1A1A1A"/>
-          <w:sz w:val="21"/>
-          <w:szCs w:val="21"/>
-        </w:rPr>
-        <w:t xml:space="preserve"> openvela </w:t>
-      </w:r>
-      <w:r>
-        <w:rPr>
-          <w:rFonts w:ascii="微软雅黑" w:eastAsia="微软雅黑" w:hAnsi="微软雅黑" w:hint="eastAsia"/>
-          <w:color w:val="1A1A1A"/>
-          <w:sz w:val="21"/>
-          <w:szCs w:val="21"/>
-        </w:rPr>
-        <w:t>后具备了接入更广泛</w:t>
-      </w:r>
-      <w:r>
-        <w:rPr>
-          <w:rFonts w:ascii="微软雅黑" w:eastAsia="微软雅黑" w:hAnsi="微软雅黑" w:hint="eastAsia"/>
-          <w:color w:val="1A1A1A"/>
-          <w:sz w:val="21"/>
-          <w:szCs w:val="21"/>
-        </w:rPr>
-        <w:t xml:space="preserve"> AIoT </w:t>
-      </w:r>
-      <w:r>
-        <w:rPr>
-          <w:rFonts w:ascii="微软雅黑" w:eastAsia="微软雅黑" w:hAnsi="微软雅黑" w:hint="eastAsia"/>
-          <w:color w:val="1A1A1A"/>
-          <w:sz w:val="21"/>
-          <w:szCs w:val="21"/>
-        </w:rPr>
-        <w:t>生态与更多芯片平台的能力，</w:t>
-      </w:r>
-      <w:r>
-        <w:rPr>
-          <w:rFonts w:ascii="微软雅黑" w:eastAsia="微软雅黑" w:hAnsi="微软雅黑" w:hint="eastAsia"/>
-          <w:color w:val="1A1A1A"/>
-          <w:sz w:val="21"/>
-          <w:szCs w:val="21"/>
-        </w:rPr>
-        <w:t xml:space="preserve"> </w:t>
-      </w:r>
-      <w:r>
-        <w:rPr>
-          <w:rFonts w:ascii="微软雅黑" w:eastAsia="微软雅黑" w:hAnsi="微软雅黑" w:hint="eastAsia"/>
-          <w:color w:val="1A1A1A"/>
-          <w:sz w:val="21"/>
-          <w:szCs w:val="21"/>
-        </w:rPr>
-        <w:t>有助于进一步降本与扩展产品线（如扩展到手环、手表形态）。</w:t>
-      </w:r>
-    </w:p>
-    <w:p>
-      <w:pPr>
-        <w:spacing w:before="240" w:after="240"/>
-        <w:rPr>
-          <w:rFonts w:ascii="微软雅黑" w:eastAsia="微软雅黑" w:hAnsi="微软雅黑" w:hint="eastAsia"/>
-          <w:color w:val="1A1A1A"/>
-          <w:sz w:val="21"/>
-          <w:szCs w:val="21"/>
-        </w:rPr>
-      </w:pPr>
-      <w:r>
-        <w:rPr>
-          <w:rFonts w:ascii="微软雅黑" w:eastAsia="微软雅黑" w:hAnsi="微软雅黑" w:hint="eastAsia"/>
-          <w:color w:val="1A1A1A"/>
-          <w:sz w:val="21"/>
-          <w:szCs w:val="21"/>
-        </w:rPr>
-        <w:pict w14:anchorId="38FB347C">
+        <w:pict w14:anchorId="24BEA641">
           <v:rect id="_x0000_i1034" style="width:0;height:1.5pt" o:hralign="center" o:hrstd="t" o:hr="t" fillcolor="#a0a0a0" stroked="f"/>
         </w:pict>
       </w:r>
@@ -10640,14 +11797,200 @@
           <w:rFonts w:ascii="微软雅黑" w:eastAsia="微软雅黑" w:hAnsi="微软雅黑" w:hint="eastAsia"/>
         </w:rPr>
       </w:pPr>
-      <w:bookmarkStart w:id="15" w:name="_Toc240637764"/>
-      <w:r>
-        <w:rPr>
-          <w:rFonts w:ascii="微软雅黑" w:eastAsia="微软雅黑" w:hAnsi="微软雅黑" w:hint="eastAsia"/>
-        </w:rPr>
-        <w:t>十、后续规划</w:t>
+      <w:bookmarkStart w:id="15" w:name="_Toc240655563"/>
+      <w:r>
+        <w:rPr>
+          <w:rFonts w:ascii="微软雅黑" w:eastAsia="微软雅黑" w:hAnsi="微软雅黑" w:hint="eastAsia"/>
+        </w:rPr>
+        <w:t>九、项目完整度与商业潜力</w:t>
       </w:r>
       <w:bookmarkEnd w:id="15"/>
+    </w:p>
+    <w:p>
+      <w:pPr>
+        <w:pStyle w:val="a5"/>
+        <w:rPr>
+          <w:rFonts w:ascii="微软雅黑" w:eastAsia="微软雅黑" w:hAnsi="微软雅黑" w:hint="eastAsia"/>
+          <w:color w:val="1A1A1A"/>
+          <w:sz w:val="21"/>
+          <w:szCs w:val="21"/>
+        </w:rPr>
+      </w:pPr>
+      <w:r>
+        <w:rPr>
+          <w:rStyle w:val="a6"/>
+          <w:rFonts w:ascii="微软雅黑" w:eastAsia="微软雅黑" w:hAnsi="微软雅黑" w:hint="eastAsia"/>
+          <w:color w:val="1A1A1A"/>
+          <w:sz w:val="21"/>
+          <w:szCs w:val="21"/>
+        </w:rPr>
+        <w:t>完整度</w:t>
+      </w:r>
+      <w:r>
+        <w:rPr>
+          <w:rFonts w:ascii="微软雅黑" w:eastAsia="微软雅黑" w:hAnsi="微软雅黑" w:hint="eastAsia"/>
+          <w:color w:val="1A1A1A"/>
+          <w:sz w:val="21"/>
+          <w:szCs w:val="21"/>
+        </w:rPr>
+        <w:t>：系统本体（固件</w:t>
+      </w:r>
+      <w:r>
+        <w:rPr>
+          <w:rFonts w:ascii="微软雅黑" w:eastAsia="微软雅黑" w:hAnsi="微软雅黑" w:hint="eastAsia"/>
+          <w:color w:val="1A1A1A"/>
+          <w:sz w:val="21"/>
+          <w:szCs w:val="21"/>
+        </w:rPr>
+        <w:t xml:space="preserve"> + </w:t>
+      </w:r>
+      <w:r>
+        <w:rPr>
+          <w:rFonts w:ascii="微软雅黑" w:eastAsia="微软雅黑" w:hAnsi="微软雅黑" w:hint="eastAsia"/>
+          <w:color w:val="1A1A1A"/>
+          <w:sz w:val="21"/>
+          <w:szCs w:val="21"/>
+        </w:rPr>
+        <w:t>上位机</w:t>
+      </w:r>
+      <w:r>
+        <w:rPr>
+          <w:rFonts w:ascii="微软雅黑" w:eastAsia="微软雅黑" w:hAnsi="微软雅黑" w:hint="eastAsia"/>
+          <w:color w:val="1A1A1A"/>
+          <w:sz w:val="21"/>
+          <w:szCs w:val="21"/>
+        </w:rPr>
+        <w:t xml:space="preserve"> + </w:t>
+      </w:r>
+      <w:r>
+        <w:rPr>
+          <w:rFonts w:ascii="微软雅黑" w:eastAsia="微软雅黑" w:hAnsi="微软雅黑" w:hint="eastAsia"/>
+          <w:color w:val="1A1A1A"/>
+          <w:sz w:val="21"/>
+          <w:szCs w:val="21"/>
+        </w:rPr>
+        <w:t>文档</w:t>
+      </w:r>
+      <w:r>
+        <w:rPr>
+          <w:rFonts w:ascii="微软雅黑" w:eastAsia="微软雅黑" w:hAnsi="微软雅黑" w:hint="eastAsia"/>
+          <w:color w:val="1A1A1A"/>
+          <w:sz w:val="21"/>
+          <w:szCs w:val="21"/>
+        </w:rPr>
+        <w:t xml:space="preserve"> + </w:t>
+      </w:r>
+      <w:r>
+        <w:rPr>
+          <w:rFonts w:ascii="微软雅黑" w:eastAsia="微软雅黑" w:hAnsi="微软雅黑" w:hint="eastAsia"/>
+          <w:color w:val="1A1A1A"/>
+          <w:sz w:val="21"/>
+          <w:szCs w:val="21"/>
+        </w:rPr>
+        <w:t>演示）已跑通；</w:t>
+      </w:r>
+      <w:r>
+        <w:rPr>
+          <w:rFonts w:ascii="微软雅黑" w:eastAsia="微软雅黑" w:hAnsi="微软雅黑" w:hint="eastAsia"/>
+          <w:color w:val="1A1A1A"/>
+          <w:sz w:val="21"/>
+          <w:szCs w:val="21"/>
+        </w:rPr>
+        <w:t xml:space="preserve"> </w:t>
+      </w:r>
+      <w:r>
+        <w:rPr>
+          <w:rFonts w:ascii="微软雅黑" w:eastAsia="微软雅黑" w:hAnsi="微软雅黑" w:hint="eastAsia"/>
+          <w:color w:val="1A1A1A"/>
+          <w:sz w:val="21"/>
+          <w:szCs w:val="21"/>
+        </w:rPr>
+        <w:t>本次在此基础上补齐</w:t>
+      </w:r>
+      <w:r>
+        <w:rPr>
+          <w:rFonts w:ascii="微软雅黑" w:eastAsia="微软雅黑" w:hAnsi="微软雅黑" w:hint="eastAsia"/>
+          <w:color w:val="1A1A1A"/>
+          <w:sz w:val="21"/>
+          <w:szCs w:val="21"/>
+        </w:rPr>
+        <w:t xml:space="preserve"> openvela </w:t>
+      </w:r>
+      <w:r>
+        <w:rPr>
+          <w:rFonts w:ascii="微软雅黑" w:eastAsia="微软雅黑" w:hAnsi="微软雅黑" w:hint="eastAsia"/>
+          <w:color w:val="1A1A1A"/>
+          <w:sz w:val="21"/>
+          <w:szCs w:val="21"/>
+        </w:rPr>
+        <w:t>板级适配，含可编译的板级代码、两套</w:t>
+      </w:r>
+      <w:r>
+        <w:rPr>
+          <w:rFonts w:ascii="微软雅黑" w:eastAsia="微软雅黑" w:hAnsi="微软雅黑" w:hint="eastAsia"/>
+          <w:color w:val="1A1A1A"/>
+          <w:sz w:val="21"/>
+          <w:szCs w:val="21"/>
+        </w:rPr>
+        <w:t xml:space="preserve"> defconfig</w:t>
+      </w:r>
+      <w:r>
+        <w:rPr>
+          <w:rFonts w:ascii="微软雅黑" w:eastAsia="微软雅黑" w:hAnsi="微软雅黑" w:hint="eastAsia"/>
+          <w:color w:val="1A1A1A"/>
+          <w:sz w:val="21"/>
+          <w:szCs w:val="21"/>
+        </w:rPr>
+        <w:t>、</w:t>
+      </w:r>
+      <w:r>
+        <w:rPr>
+          <w:rFonts w:ascii="微软雅黑" w:eastAsia="微软雅黑" w:hAnsi="微软雅黑" w:hint="eastAsia"/>
+          <w:color w:val="1A1A1A"/>
+          <w:sz w:val="21"/>
+          <w:szCs w:val="21"/>
+        </w:rPr>
+        <w:t xml:space="preserve"> </w:t>
+      </w:r>
+      <w:r>
+        <w:rPr>
+          <w:rFonts w:ascii="微软雅黑" w:eastAsia="微软雅黑" w:hAnsi="微软雅黑" w:hint="eastAsia"/>
+          <w:color w:val="1A1A1A"/>
+          <w:sz w:val="21"/>
+          <w:szCs w:val="21"/>
+        </w:rPr>
+        <w:t>板级适配指南、作品说明与提交手册。</w:t>
+      </w:r>
+    </w:p>
+    <w:p>
+      <w:pPr>
+        <w:pStyle w:val="a5"/>
+        <w:rPr>
+          <w:rFonts w:ascii="微软雅黑" w:eastAsia="微软雅黑" w:hAnsi="微软雅黑" w:hint="eastAsia"/>
+          <w:color w:val="1A1A1A"/>
+          <w:sz w:val="21"/>
+          <w:szCs w:val="21"/>
+        </w:rPr>
+      </w:pPr>
+      <w:r>
+        <w:rPr>
+          <w:rStyle w:val="a6"/>
+          <w:rFonts w:ascii="微软雅黑" w:eastAsia="微软雅黑" w:hAnsi="微软雅黑" w:hint="eastAsia"/>
+          <w:color w:val="1A1A1A"/>
+          <w:sz w:val="21"/>
+          <w:szCs w:val="21"/>
+        </w:rPr>
+        <w:t>商业潜力</w:t>
+      </w:r>
+      <w:r>
+        <w:rPr>
+          <w:rFonts w:ascii="微软雅黑" w:eastAsia="微软雅黑" w:hAnsi="微软雅黑" w:hint="eastAsia"/>
+          <w:color w:val="1A1A1A"/>
+          <w:sz w:val="21"/>
+          <w:szCs w:val="21"/>
+        </w:rPr>
+        <w:t>：</w:t>
+      </w:r>
     </w:p>
     <w:p>
       <w:pPr>
@@ -10666,84 +12009,22 @@
       </w:pPr>
       <w:r>
         <w:rPr>
-          <w:rFonts w:ascii="微软雅黑" w:eastAsia="微软雅黑" w:hAnsi="微软雅黑" w:hint="eastAsia"/>
-          <w:color w:val="1A1A1A"/>
-          <w:sz w:val="21"/>
-          <w:szCs w:val="21"/>
-        </w:rPr>
-        <w:t>在真机上确认并修正三个</w:t>
-      </w:r>
-      <w:r>
-        <w:rPr>
-          <w:rFonts w:ascii="微软雅黑" w:eastAsia="微软雅黑" w:hAnsi="微软雅黑" w:hint="eastAsia"/>
-          <w:color w:val="1A1A1A"/>
-          <w:sz w:val="21"/>
-          <w:szCs w:val="21"/>
-        </w:rPr>
-        <w:t xml:space="preserve"> chip/vendor </w:t>
-      </w:r>
-      <w:r>
-        <w:rPr>
-          <w:rFonts w:ascii="微软雅黑" w:eastAsia="微软雅黑" w:hAnsi="微软雅黑" w:hint="eastAsia"/>
-          <w:color w:val="1A1A1A"/>
-          <w:sz w:val="21"/>
-          <w:szCs w:val="21"/>
-        </w:rPr>
-        <w:t>层钩子（</w:t>
-      </w:r>
-      <w:r>
-        <w:rPr>
-          <w:rFonts w:ascii="微软雅黑" w:eastAsia="微软雅黑" w:hAnsi="微软雅黑" w:hint="eastAsia"/>
-          <w:color w:val="1A1A1A"/>
-          <w:sz w:val="21"/>
-          <w:szCs w:val="21"/>
-        </w:rPr>
-        <w:t xml:space="preserve">W5500 </w:t>
-      </w:r>
-      <w:r>
-        <w:rPr>
-          <w:rFonts w:ascii="微软雅黑" w:eastAsia="微软雅黑" w:hAnsi="微软雅黑" w:hint="eastAsia"/>
-          <w:color w:val="1A1A1A"/>
-          <w:sz w:val="21"/>
-          <w:szCs w:val="21"/>
-        </w:rPr>
-        <w:t>中断映射、</w:t>
-      </w:r>
-      <w:r>
-        <w:rPr>
-          <w:rFonts w:ascii="微软雅黑" w:eastAsia="微软雅黑" w:hAnsi="微软雅黑" w:hint="eastAsia"/>
-          <w:color w:val="1A1A1A"/>
-          <w:sz w:val="21"/>
-          <w:szCs w:val="21"/>
-        </w:rPr>
-        <w:t>SDMMC</w:t>
-      </w:r>
-      <w:r>
-        <w:rPr>
-          <w:rFonts w:ascii="微软雅黑" w:eastAsia="微软雅黑" w:hAnsi="微软雅黑" w:hint="eastAsia"/>
-          <w:color w:val="1A1A1A"/>
-          <w:sz w:val="21"/>
-          <w:szCs w:val="21"/>
-        </w:rPr>
-        <w:t>、</w:t>
-      </w:r>
-      <w:r>
-        <w:rPr>
-          <w:rFonts w:ascii="微软雅黑" w:eastAsia="微软雅黑" w:hAnsi="微软雅黑" w:hint="eastAsia"/>
-          <w:color w:val="1A1A1A"/>
-          <w:sz w:val="21"/>
-          <w:szCs w:val="21"/>
-        </w:rPr>
-        <w:t>Wi-Fi</w:t>
-      </w:r>
-      <w:r>
-        <w:rPr>
-          <w:rFonts w:ascii="微软雅黑" w:eastAsia="微软雅黑" w:hAnsi="微软雅黑" w:hint="eastAsia"/>
-          <w:color w:val="1A1A1A"/>
-          <w:sz w:val="21"/>
-          <w:szCs w:val="21"/>
-        </w:rPr>
-        <w:t>），</w:t>
+          <w:rStyle w:val="a6"/>
+          <w:rFonts w:ascii="微软雅黑" w:eastAsia="微软雅黑" w:hAnsi="微软雅黑" w:hint="eastAsia"/>
+          <w:color w:val="1A1A1A"/>
+          <w:sz w:val="21"/>
+          <w:szCs w:val="21"/>
+        </w:rPr>
+        <w:t>场景真实</w:t>
+      </w:r>
+      <w:r>
+        <w:rPr>
+          <w:rFonts w:ascii="微软雅黑" w:eastAsia="微软雅黑" w:hAnsi="微软雅黑" w:hint="eastAsia"/>
+          <w:color w:val="1A1A1A"/>
+          <w:sz w:val="21"/>
+          <w:szCs w:val="21"/>
+        </w:rPr>
+        <w:t>：康复科与居家康复是可明确付费的场景，且当前缺乏可量化的</w:t>
       </w:r>
       <w:r>
         <w:rPr>
@@ -10761,7 +12042,7 @@
           <w:sz w:val="21"/>
           <w:szCs w:val="21"/>
         </w:rPr>
-        <w:t>完成首次真机启动验证；</w:t>
+        <w:t>低成本方案；光学动捕的价格与场地限制正是本方案的空间。</w:t>
       </w:r>
     </w:p>
     <w:p>
@@ -10781,48 +12062,95 @@
       </w:pPr>
       <w:r>
         <w:rPr>
-          <w:rFonts w:ascii="微软雅黑" w:eastAsia="微软雅黑" w:hAnsi="微软雅黑" w:hint="eastAsia"/>
-          <w:color w:val="1A1A1A"/>
-          <w:sz w:val="21"/>
-          <w:szCs w:val="21"/>
-        </w:rPr>
-        <w:t>补齐</w:t>
-      </w:r>
-      <w:r>
-        <w:rPr>
-          <w:rFonts w:ascii="微软雅黑" w:eastAsia="微软雅黑" w:hAnsi="微软雅黑" w:hint="eastAsia"/>
-          <w:color w:val="1A1A1A"/>
-          <w:sz w:val="21"/>
-          <w:szCs w:val="21"/>
-        </w:rPr>
-        <w:t xml:space="preserve"> ICM-42688 </w:t>
-      </w:r>
-      <w:r>
-        <w:rPr>
-          <w:rFonts w:ascii="微软雅黑" w:eastAsia="微软雅黑" w:hAnsi="微软雅黑" w:hint="eastAsia"/>
-          <w:color w:val="1A1A1A"/>
-          <w:sz w:val="21"/>
-          <w:szCs w:val="21"/>
-        </w:rPr>
-        <w:t>传感器驱动与</w:t>
-      </w:r>
-      <w:r>
-        <w:rPr>
-          <w:rFonts w:ascii="微软雅黑" w:eastAsia="微软雅黑" w:hAnsi="微软雅黑" w:hint="eastAsia"/>
-          <w:color w:val="1A1A1A"/>
-          <w:sz w:val="21"/>
-          <w:szCs w:val="21"/>
-        </w:rPr>
-        <w:t xml:space="preserve"> PN5180 NFC </w:t>
-      </w:r>
-      <w:r>
-        <w:rPr>
-          <w:rFonts w:ascii="微软雅黑" w:eastAsia="微软雅黑" w:hAnsi="微软雅黑" w:hint="eastAsia"/>
-          <w:color w:val="1A1A1A"/>
-          <w:sz w:val="21"/>
-          <w:szCs w:val="21"/>
-        </w:rPr>
-        <w:t>协议栈；</w:t>
+          <w:rStyle w:val="a6"/>
+          <w:rFonts w:ascii="微软雅黑" w:eastAsia="微软雅黑" w:hAnsi="微软雅黑" w:hint="eastAsia"/>
+          <w:color w:val="1A1A1A"/>
+          <w:sz w:val="21"/>
+          <w:szCs w:val="21"/>
+        </w:rPr>
+        <w:lastRenderedPageBreak/>
+        <w:t>形态成熟</w:t>
+      </w:r>
+      <w:r>
+        <w:rPr>
+          <w:rFonts w:ascii="微软雅黑" w:eastAsia="微软雅黑" w:hAnsi="微软雅黑" w:hint="eastAsia"/>
+          <w:color w:val="1A1A1A"/>
+          <w:sz w:val="21"/>
+          <w:szCs w:val="21"/>
+        </w:rPr>
+        <w:t>：</w:t>
+      </w:r>
+      <w:r>
+        <w:rPr>
+          <w:rFonts w:ascii="微软雅黑" w:eastAsia="微软雅黑" w:hAnsi="微软雅黑" w:hint="eastAsia"/>
+          <w:color w:val="1A1A1A"/>
+          <w:sz w:val="21"/>
+          <w:szCs w:val="21"/>
+        </w:rPr>
+        <w:t xml:space="preserve">12 </w:t>
+      </w:r>
+      <w:r>
+        <w:rPr>
+          <w:rFonts w:ascii="微软雅黑" w:eastAsia="微软雅黑" w:hAnsi="微软雅黑" w:hint="eastAsia"/>
+          <w:color w:val="1A1A1A"/>
+          <w:sz w:val="21"/>
+          <w:szCs w:val="21"/>
+        </w:rPr>
+        <w:t>节点可穿戴</w:t>
+      </w:r>
+      <w:r>
+        <w:rPr>
+          <w:rFonts w:ascii="微软雅黑" w:eastAsia="微软雅黑" w:hAnsi="微软雅黑" w:hint="eastAsia"/>
+          <w:color w:val="1A1A1A"/>
+          <w:sz w:val="21"/>
+          <w:szCs w:val="21"/>
+        </w:rPr>
+        <w:t xml:space="preserve"> + </w:t>
+      </w:r>
+      <w:r>
+        <w:rPr>
+          <w:rFonts w:ascii="微软雅黑" w:eastAsia="微软雅黑" w:hAnsi="微软雅黑" w:hint="eastAsia"/>
+          <w:color w:val="1A1A1A"/>
+          <w:sz w:val="21"/>
+          <w:szCs w:val="21"/>
+        </w:rPr>
+        <w:t>网关</w:t>
+      </w:r>
+      <w:r>
+        <w:rPr>
+          <w:rFonts w:ascii="微软雅黑" w:eastAsia="微软雅黑" w:hAnsi="微软雅黑" w:hint="eastAsia"/>
+          <w:color w:val="1A1A1A"/>
+          <w:sz w:val="21"/>
+          <w:szCs w:val="21"/>
+        </w:rPr>
+        <w:t xml:space="preserve"> + </w:t>
+      </w:r>
+      <w:r>
+        <w:rPr>
+          <w:rFonts w:ascii="微软雅黑" w:eastAsia="微软雅黑" w:hAnsi="微软雅黑" w:hint="eastAsia"/>
+          <w:color w:val="1A1A1A"/>
+          <w:sz w:val="21"/>
+          <w:szCs w:val="21"/>
+        </w:rPr>
+        <w:t>上位机报告，已是可交付的产品形态，</w:t>
+      </w:r>
+      <w:r>
+        <w:rPr>
+          <w:rFonts w:ascii="微软雅黑" w:eastAsia="微软雅黑" w:hAnsi="微软雅黑" w:hint="eastAsia"/>
+          <w:color w:val="1A1A1A"/>
+          <w:sz w:val="21"/>
+          <w:szCs w:val="21"/>
+        </w:rPr>
+        <w:t xml:space="preserve"> </w:t>
+      </w:r>
+      <w:r>
+        <w:rPr>
+          <w:rFonts w:ascii="微软雅黑" w:eastAsia="微软雅黑" w:hAnsi="微软雅黑" w:hint="eastAsia"/>
+          <w:color w:val="1A1A1A"/>
+          <w:sz w:val="21"/>
+          <w:szCs w:val="21"/>
+        </w:rPr>
+        <w:t>而非概念验证。</w:t>
       </w:r>
     </w:p>
     <w:p>
@@ -10842,12 +12170,76 @@
       </w:pPr>
       <w:r>
         <w:rPr>
-          <w:rFonts w:ascii="微软雅黑" w:eastAsia="微软雅黑" w:hAnsi="微软雅黑" w:hint="eastAsia"/>
-          <w:color w:val="1A1A1A"/>
-          <w:sz w:val="21"/>
-          <w:szCs w:val="21"/>
-        </w:rPr>
-        <w:t>把原固件的</w:t>
+          <w:rStyle w:val="a6"/>
+          <w:rFonts w:ascii="微软雅黑" w:eastAsia="微软雅黑" w:hAnsi="微软雅黑" w:hint="eastAsia"/>
+          <w:color w:val="1A1A1A"/>
+          <w:sz w:val="21"/>
+          <w:szCs w:val="21"/>
+        </w:rPr>
+        <w:t>可规模化</w:t>
+      </w:r>
+      <w:r>
+        <w:rPr>
+          <w:rFonts w:ascii="微软雅黑" w:eastAsia="微软雅黑" w:hAnsi="微软雅黑" w:hint="eastAsia"/>
+          <w:color w:val="1A1A1A"/>
+          <w:sz w:val="21"/>
+          <w:szCs w:val="21"/>
+        </w:rPr>
+        <w:t>：核心是通用</w:t>
+      </w:r>
+      <w:r>
+        <w:rPr>
+          <w:rFonts w:ascii="微软雅黑" w:eastAsia="微软雅黑" w:hAnsi="微软雅黑" w:hint="eastAsia"/>
+          <w:color w:val="1A1A1A"/>
+          <w:sz w:val="21"/>
+          <w:szCs w:val="21"/>
+        </w:rPr>
+        <w:t xml:space="preserve"> MCU + </w:t>
+      </w:r>
+      <w:r>
+        <w:rPr>
+          <w:rFonts w:ascii="微软雅黑" w:eastAsia="微软雅黑" w:hAnsi="微软雅黑" w:hint="eastAsia"/>
+          <w:color w:val="1A1A1A"/>
+          <w:sz w:val="21"/>
+          <w:szCs w:val="21"/>
+        </w:rPr>
+        <w:t>通用</w:t>
+      </w:r>
+      <w:r>
+        <w:rPr>
+          <w:rFonts w:ascii="微软雅黑" w:eastAsia="微软雅黑" w:hAnsi="微软雅黑" w:hint="eastAsia"/>
+          <w:color w:val="1A1A1A"/>
+          <w:sz w:val="21"/>
+          <w:szCs w:val="21"/>
+        </w:rPr>
+        <w:t xml:space="preserve"> IMU + </w:t>
+      </w:r>
+      <w:r>
+        <w:rPr>
+          <w:rFonts w:ascii="微软雅黑" w:eastAsia="微软雅黑" w:hAnsi="微软雅黑" w:hint="eastAsia"/>
+          <w:color w:val="1A1A1A"/>
+          <w:sz w:val="21"/>
+          <w:szCs w:val="21"/>
+        </w:rPr>
+        <w:t>自研协议，</w:t>
+      </w:r>
+      <w:r>
+        <w:rPr>
+          <w:rFonts w:ascii="微软雅黑" w:eastAsia="微软雅黑" w:hAnsi="微软雅黑" w:hint="eastAsia"/>
+          <w:color w:val="1A1A1A"/>
+          <w:sz w:val="21"/>
+          <w:szCs w:val="21"/>
+        </w:rPr>
+        <w:t xml:space="preserve">BOM </w:t>
+      </w:r>
+      <w:r>
+        <w:rPr>
+          <w:rFonts w:ascii="微软雅黑" w:eastAsia="微软雅黑" w:hAnsi="微软雅黑" w:hint="eastAsia"/>
+          <w:color w:val="1A1A1A"/>
+          <w:sz w:val="21"/>
+          <w:szCs w:val="21"/>
+        </w:rPr>
+        <w:t>可控、易于量产；</w:t>
       </w:r>
       <w:r>
         <w:rPr>
@@ -10860,53 +12252,111 @@
       </w:r>
       <w:r>
         <w:rPr>
-          <w:rStyle w:val="HTML"/>
-          <w:color w:val="1A1A1A"/>
-        </w:rPr>
-        <w:t>esp_tdma_mac</w:t>
-      </w:r>
-      <w:r>
-        <w:rPr>
-          <w:rFonts w:ascii="微软雅黑" w:eastAsia="微软雅黑" w:hAnsi="微软雅黑" w:hint="eastAsia"/>
-          <w:color w:val="1A1A1A"/>
-          <w:sz w:val="21"/>
-          <w:szCs w:val="21"/>
-        </w:rPr>
-        <w:t xml:space="preserve"> TDMA </w:t>
-      </w:r>
-      <w:r>
-        <w:rPr>
-          <w:rFonts w:ascii="微软雅黑" w:eastAsia="微软雅黑" w:hAnsi="微软雅黑" w:hint="eastAsia"/>
-          <w:color w:val="1A1A1A"/>
-          <w:sz w:val="21"/>
-          <w:szCs w:val="21"/>
-        </w:rPr>
-        <w:t>协议层移植到</w:t>
-      </w:r>
-      <w:r>
-        <w:rPr>
-          <w:rFonts w:ascii="微软雅黑" w:eastAsia="微软雅黑" w:hAnsi="微软雅黑" w:hint="eastAsia"/>
-          <w:color w:val="1A1A1A"/>
-          <w:sz w:val="21"/>
-          <w:szCs w:val="21"/>
-        </w:rPr>
-        <w:t xml:space="preserve"> openvela</w:t>
-      </w:r>
-      <w:r>
-        <w:rPr>
-          <w:rFonts w:ascii="微软雅黑" w:eastAsia="微软雅黑" w:hAnsi="微软雅黑" w:hint="eastAsia"/>
-          <w:color w:val="1A1A1A"/>
-          <w:sz w:val="21"/>
-          <w:szCs w:val="21"/>
-        </w:rPr>
-        <w:t>，打通完整数据链路；</w:t>
-      </w:r>
+          <w:rFonts w:ascii="微软雅黑" w:eastAsia="微软雅黑" w:hAnsi="微软雅黑" w:hint="eastAsia"/>
+          <w:color w:val="1A1A1A"/>
+          <w:sz w:val="21"/>
+          <w:szCs w:val="21"/>
+        </w:rPr>
+        <w:t>适配</w:t>
+      </w:r>
+      <w:r>
+        <w:rPr>
+          <w:rFonts w:ascii="微软雅黑" w:eastAsia="微软雅黑" w:hAnsi="微软雅黑" w:hint="eastAsia"/>
+          <w:color w:val="1A1A1A"/>
+          <w:sz w:val="21"/>
+          <w:szCs w:val="21"/>
+        </w:rPr>
+        <w:t xml:space="preserve"> openvela </w:t>
+      </w:r>
+      <w:r>
+        <w:rPr>
+          <w:rFonts w:ascii="微软雅黑" w:eastAsia="微软雅黑" w:hAnsi="微软雅黑" w:hint="eastAsia"/>
+          <w:color w:val="1A1A1A"/>
+          <w:sz w:val="21"/>
+          <w:szCs w:val="21"/>
+        </w:rPr>
+        <w:t>后具备了接入更广泛</w:t>
+      </w:r>
+      <w:r>
+        <w:rPr>
+          <w:rFonts w:ascii="微软雅黑" w:eastAsia="微软雅黑" w:hAnsi="微软雅黑" w:hint="eastAsia"/>
+          <w:color w:val="1A1A1A"/>
+          <w:sz w:val="21"/>
+          <w:szCs w:val="21"/>
+        </w:rPr>
+        <w:t xml:space="preserve"> AIoT </w:t>
+      </w:r>
+      <w:r>
+        <w:rPr>
+          <w:rFonts w:ascii="微软雅黑" w:eastAsia="微软雅黑" w:hAnsi="微软雅黑" w:hint="eastAsia"/>
+          <w:color w:val="1A1A1A"/>
+          <w:sz w:val="21"/>
+          <w:szCs w:val="21"/>
+        </w:rPr>
+        <w:t>生态与更多芯片平台的能力，</w:t>
+      </w:r>
+      <w:r>
+        <w:rPr>
+          <w:rFonts w:ascii="微软雅黑" w:eastAsia="微软雅黑" w:hAnsi="微软雅黑" w:hint="eastAsia"/>
+          <w:color w:val="1A1A1A"/>
+          <w:sz w:val="21"/>
+          <w:szCs w:val="21"/>
+        </w:rPr>
+        <w:t xml:space="preserve"> </w:t>
+      </w:r>
+      <w:r>
+        <w:rPr>
+          <w:rFonts w:ascii="微软雅黑" w:eastAsia="微软雅黑" w:hAnsi="微软雅黑" w:hint="eastAsia"/>
+          <w:color w:val="1A1A1A"/>
+          <w:sz w:val="21"/>
+          <w:szCs w:val="21"/>
+        </w:rPr>
+        <w:t>有助于进一步降本与扩展产品线（如扩展到手环、手表形态）。</w:t>
+      </w:r>
+    </w:p>
+    <w:p>
+      <w:pPr>
+        <w:spacing w:before="240" w:after="240"/>
+        <w:rPr>
+          <w:rFonts w:ascii="微软雅黑" w:eastAsia="微软雅黑" w:hAnsi="微软雅黑" w:hint="eastAsia"/>
+          <w:color w:val="1A1A1A"/>
+          <w:sz w:val="21"/>
+          <w:szCs w:val="21"/>
+        </w:rPr>
+      </w:pPr>
+      <w:r>
+        <w:rPr>
+          <w:rFonts w:ascii="微软雅黑" w:eastAsia="微软雅黑" w:hAnsi="微软雅黑" w:hint="eastAsia"/>
+          <w:color w:val="1A1A1A"/>
+          <w:sz w:val="21"/>
+          <w:szCs w:val="21"/>
+        </w:rPr>
+        <w:pict w14:anchorId="40FCDC29">
+          <v:rect id="_x0000_i1035" style="width:0;height:1.5pt" o:hralign="center" o:hrstd="t" o:hr="t" fillcolor="#a0a0a0" stroked="f"/>
+        </w:pict>
+      </w:r>
+    </w:p>
+    <w:p>
+      <w:pPr>
+        <w:pStyle w:val="2"/>
+        <w:rPr>
+          <w:rFonts w:ascii="微软雅黑" w:eastAsia="微软雅黑" w:hAnsi="微软雅黑" w:hint="eastAsia"/>
+        </w:rPr>
+      </w:pPr>
+      <w:bookmarkStart w:id="16" w:name="_Toc240655564"/>
+      <w:r>
+        <w:rPr>
+          <w:rFonts w:ascii="微软雅黑" w:eastAsia="微软雅黑" w:hAnsi="微软雅黑" w:hint="eastAsia"/>
+        </w:rPr>
+        <w:t>十、后续规划</w:t>
+      </w:r>
+      <w:bookmarkEnd w:id="16"/>
     </w:p>
     <w:p>
       <w:pPr>
         <w:numPr>
           <w:ilvl w:val="0"/>
-          <w:numId w:val="6"/>
+          <w:numId w:val="7"/>
         </w:numPr>
         <w:spacing w:before="40" w:after="40"/>
         <w:ind w:left="1080"/>
@@ -10924,32 +12374,104 @@
           <w:sz w:val="21"/>
           <w:szCs w:val="21"/>
         </w:rPr>
-        <w:t>在同一</w:t>
-      </w:r>
-      <w:r>
-        <w:rPr>
-          <w:rFonts w:ascii="微软雅黑" w:eastAsia="微软雅黑" w:hAnsi="微软雅黑" w:hint="eastAsia"/>
-          <w:color w:val="1A1A1A"/>
-          <w:sz w:val="21"/>
-          <w:szCs w:val="21"/>
-        </w:rPr>
-        <w:t xml:space="preserve"> framebuffer </w:t>
-      </w:r>
-      <w:r>
-        <w:rPr>
-          <w:rFonts w:ascii="微软雅黑" w:eastAsia="微软雅黑" w:hAnsi="微软雅黑" w:hint="eastAsia"/>
-          <w:color w:val="1A1A1A"/>
-          <w:sz w:val="21"/>
-          <w:szCs w:val="21"/>
-        </w:rPr>
-        <w:t>上实现实时姿态可视化，作为图形能力的强化；</w:t>
+        <w:t>在真机上确认并修正三个</w:t>
+      </w:r>
+      <w:r>
+        <w:rPr>
+          <w:rFonts w:ascii="微软雅黑" w:eastAsia="微软雅黑" w:hAnsi="微软雅黑" w:hint="eastAsia"/>
+          <w:color w:val="1A1A1A"/>
+          <w:sz w:val="21"/>
+          <w:szCs w:val="21"/>
+        </w:rPr>
+        <w:t xml:space="preserve"> chip/vendor </w:t>
+      </w:r>
+      <w:r>
+        <w:rPr>
+          <w:rFonts w:ascii="微软雅黑" w:eastAsia="微软雅黑" w:hAnsi="微软雅黑" w:hint="eastAsia"/>
+          <w:color w:val="1A1A1A"/>
+          <w:sz w:val="21"/>
+          <w:szCs w:val="21"/>
+        </w:rPr>
+        <w:t>层钩子（</w:t>
+      </w:r>
+      <w:r>
+        <w:rPr>
+          <w:rFonts w:ascii="微软雅黑" w:eastAsia="微软雅黑" w:hAnsi="微软雅黑" w:hint="eastAsia"/>
+          <w:color w:val="1A1A1A"/>
+          <w:sz w:val="21"/>
+          <w:szCs w:val="21"/>
+        </w:rPr>
+        <w:t xml:space="preserve">W5500 </w:t>
+      </w:r>
+      <w:r>
+        <w:rPr>
+          <w:rFonts w:ascii="微软雅黑" w:eastAsia="微软雅黑" w:hAnsi="微软雅黑" w:hint="eastAsia"/>
+          <w:color w:val="1A1A1A"/>
+          <w:sz w:val="21"/>
+          <w:szCs w:val="21"/>
+        </w:rPr>
+        <w:t>中断映射、</w:t>
+      </w:r>
+      <w:r>
+        <w:rPr>
+          <w:rFonts w:ascii="微软雅黑" w:eastAsia="微软雅黑" w:hAnsi="微软雅黑" w:hint="eastAsia"/>
+          <w:color w:val="1A1A1A"/>
+          <w:sz w:val="21"/>
+          <w:szCs w:val="21"/>
+        </w:rPr>
+        <w:t>SDMMC</w:t>
+      </w:r>
+      <w:r>
+        <w:rPr>
+          <w:rFonts w:ascii="微软雅黑" w:eastAsia="微软雅黑" w:hAnsi="微软雅黑" w:hint="eastAsia"/>
+          <w:color w:val="1A1A1A"/>
+          <w:sz w:val="21"/>
+          <w:szCs w:val="21"/>
+        </w:rPr>
+        <w:t>、</w:t>
+      </w:r>
+      <w:r>
+        <w:rPr>
+          <w:rFonts w:ascii="微软雅黑" w:eastAsia="微软雅黑" w:hAnsi="微软雅黑" w:hint="eastAsia"/>
+          <w:color w:val="1A1A1A"/>
+          <w:sz w:val="21"/>
+          <w:szCs w:val="21"/>
+        </w:rPr>
+        <w:t>Wi-Fi</w:t>
+      </w:r>
+      <w:r>
+        <w:rPr>
+          <w:rFonts w:ascii="微软雅黑" w:eastAsia="微软雅黑" w:hAnsi="微软雅黑" w:hint="eastAsia"/>
+          <w:color w:val="1A1A1A"/>
+          <w:sz w:val="21"/>
+          <w:szCs w:val="21"/>
+        </w:rPr>
+        <w:t>），</w:t>
+      </w:r>
+      <w:r>
+        <w:rPr>
+          <w:rFonts w:ascii="微软雅黑" w:eastAsia="微软雅黑" w:hAnsi="微软雅黑" w:hint="eastAsia"/>
+          <w:color w:val="1A1A1A"/>
+          <w:sz w:val="21"/>
+          <w:szCs w:val="21"/>
+        </w:rPr>
+        <w:t xml:space="preserve"> </w:t>
+      </w:r>
+      <w:r>
+        <w:rPr>
+          <w:rFonts w:ascii="微软雅黑" w:eastAsia="微软雅黑" w:hAnsi="微软雅黑" w:hint="eastAsia"/>
+          <w:color w:val="1A1A1A"/>
+          <w:sz w:val="21"/>
+          <w:szCs w:val="21"/>
+        </w:rPr>
+        <w:t>完成首次真机启动验证；</w:t>
       </w:r>
     </w:p>
     <w:p>
       <w:pPr>
         <w:numPr>
           <w:ilvl w:val="0"/>
-          <w:numId w:val="6"/>
+          <w:numId w:val="7"/>
         </w:numPr>
         <w:spacing w:before="40" w:after="40"/>
         <w:ind w:left="1080"/>
@@ -10967,6 +12489,187 @@
           <w:sz w:val="21"/>
           <w:szCs w:val="21"/>
         </w:rPr>
+        <w:t>补齐</w:t>
+      </w:r>
+      <w:r>
+        <w:rPr>
+          <w:rFonts w:ascii="微软雅黑" w:eastAsia="微软雅黑" w:hAnsi="微软雅黑" w:hint="eastAsia"/>
+          <w:color w:val="1A1A1A"/>
+          <w:sz w:val="21"/>
+          <w:szCs w:val="21"/>
+        </w:rPr>
+        <w:t xml:space="preserve"> ICM-42688 </w:t>
+      </w:r>
+      <w:r>
+        <w:rPr>
+          <w:rFonts w:ascii="微软雅黑" w:eastAsia="微软雅黑" w:hAnsi="微软雅黑" w:hint="eastAsia"/>
+          <w:color w:val="1A1A1A"/>
+          <w:sz w:val="21"/>
+          <w:szCs w:val="21"/>
+        </w:rPr>
+        <w:t>传感器驱动与</w:t>
+      </w:r>
+      <w:r>
+        <w:rPr>
+          <w:rFonts w:ascii="微软雅黑" w:eastAsia="微软雅黑" w:hAnsi="微软雅黑" w:hint="eastAsia"/>
+          <w:color w:val="1A1A1A"/>
+          <w:sz w:val="21"/>
+          <w:szCs w:val="21"/>
+        </w:rPr>
+        <w:t xml:space="preserve"> PN5180 NFC </w:t>
+      </w:r>
+      <w:r>
+        <w:rPr>
+          <w:rFonts w:ascii="微软雅黑" w:eastAsia="微软雅黑" w:hAnsi="微软雅黑" w:hint="eastAsia"/>
+          <w:color w:val="1A1A1A"/>
+          <w:sz w:val="21"/>
+          <w:szCs w:val="21"/>
+        </w:rPr>
+        <w:t>协议栈；</w:t>
+      </w:r>
+    </w:p>
+    <w:p>
+      <w:pPr>
+        <w:numPr>
+          <w:ilvl w:val="0"/>
+          <w:numId w:val="7"/>
+        </w:numPr>
+        <w:spacing w:before="40" w:after="40"/>
+        <w:ind w:left="1080"/>
+        <w:rPr>
+          <w:rFonts w:ascii="微软雅黑" w:eastAsia="微软雅黑" w:hAnsi="微软雅黑" w:hint="eastAsia"/>
+          <w:color w:val="1A1A1A"/>
+          <w:sz w:val="21"/>
+          <w:szCs w:val="21"/>
+        </w:rPr>
+      </w:pPr>
+      <w:r>
+        <w:rPr>
+          <w:rFonts w:ascii="微软雅黑" w:eastAsia="微软雅黑" w:hAnsi="微软雅黑" w:hint="eastAsia"/>
+          <w:color w:val="1A1A1A"/>
+          <w:sz w:val="21"/>
+          <w:szCs w:val="21"/>
+        </w:rPr>
+        <w:t>把原固件的</w:t>
+      </w:r>
+      <w:r>
+        <w:rPr>
+          <w:rFonts w:ascii="微软雅黑" w:eastAsia="微软雅黑" w:hAnsi="微软雅黑" w:hint="eastAsia"/>
+          <w:color w:val="1A1A1A"/>
+          <w:sz w:val="21"/>
+          <w:szCs w:val="21"/>
+        </w:rPr>
+        <w:t xml:space="preserve"> </w:t>
+      </w:r>
+      <w:r>
+        <w:rPr>
+          <w:rStyle w:val="HTML"/>
+          <w:color w:val="1A1A1A"/>
+        </w:rPr>
+        <w:t>esp_tdma_mac</w:t>
+      </w:r>
+      <w:r>
+        <w:rPr>
+          <w:rFonts w:ascii="微软雅黑" w:eastAsia="微软雅黑" w:hAnsi="微软雅黑" w:hint="eastAsia"/>
+          <w:color w:val="1A1A1A"/>
+          <w:sz w:val="21"/>
+          <w:szCs w:val="21"/>
+        </w:rPr>
+        <w:t xml:space="preserve"> TDMA </w:t>
+      </w:r>
+      <w:r>
+        <w:rPr>
+          <w:rFonts w:ascii="微软雅黑" w:eastAsia="微软雅黑" w:hAnsi="微软雅黑" w:hint="eastAsia"/>
+          <w:color w:val="1A1A1A"/>
+          <w:sz w:val="21"/>
+          <w:szCs w:val="21"/>
+        </w:rPr>
+        <w:t>协议层移植到</w:t>
+      </w:r>
+      <w:r>
+        <w:rPr>
+          <w:rFonts w:ascii="微软雅黑" w:eastAsia="微软雅黑" w:hAnsi="微软雅黑" w:hint="eastAsia"/>
+          <w:color w:val="1A1A1A"/>
+          <w:sz w:val="21"/>
+          <w:szCs w:val="21"/>
+        </w:rPr>
+        <w:t xml:space="preserve"> openvela</w:t>
+      </w:r>
+      <w:r>
+        <w:rPr>
+          <w:rFonts w:ascii="微软雅黑" w:eastAsia="微软雅黑" w:hAnsi="微软雅黑" w:hint="eastAsia"/>
+          <w:color w:val="1A1A1A"/>
+          <w:sz w:val="21"/>
+          <w:szCs w:val="21"/>
+        </w:rPr>
+        <w:t>，打通完整数据链路；</w:t>
+      </w:r>
+    </w:p>
+    <w:p>
+      <w:pPr>
+        <w:numPr>
+          <w:ilvl w:val="0"/>
+          <w:numId w:val="7"/>
+        </w:numPr>
+        <w:spacing w:before="40" w:after="40"/>
+        <w:ind w:left="1080"/>
+        <w:rPr>
+          <w:rFonts w:ascii="微软雅黑" w:eastAsia="微软雅黑" w:hAnsi="微软雅黑" w:hint="eastAsia"/>
+          <w:color w:val="1A1A1A"/>
+          <w:sz w:val="21"/>
+          <w:szCs w:val="21"/>
+        </w:rPr>
+      </w:pPr>
+      <w:r>
+        <w:rPr>
+          <w:rFonts w:ascii="微软雅黑" w:eastAsia="微软雅黑" w:hAnsi="微软雅黑" w:hint="eastAsia"/>
+          <w:color w:val="1A1A1A"/>
+          <w:sz w:val="21"/>
+          <w:szCs w:val="21"/>
+        </w:rPr>
+        <w:t>在同一</w:t>
+      </w:r>
+      <w:r>
+        <w:rPr>
+          <w:rFonts w:ascii="微软雅黑" w:eastAsia="微软雅黑" w:hAnsi="微软雅黑" w:hint="eastAsia"/>
+          <w:color w:val="1A1A1A"/>
+          <w:sz w:val="21"/>
+          <w:szCs w:val="21"/>
+        </w:rPr>
+        <w:t xml:space="preserve"> framebuffer </w:t>
+      </w:r>
+      <w:r>
+        <w:rPr>
+          <w:rFonts w:ascii="微软雅黑" w:eastAsia="微软雅黑" w:hAnsi="微软雅黑" w:hint="eastAsia"/>
+          <w:color w:val="1A1A1A"/>
+          <w:sz w:val="21"/>
+          <w:szCs w:val="21"/>
+        </w:rPr>
+        <w:t>上实现实时姿态可视化，作为图形能力的强化；</w:t>
+      </w:r>
+    </w:p>
+    <w:p>
+      <w:pPr>
+        <w:numPr>
+          <w:ilvl w:val="0"/>
+          <w:numId w:val="7"/>
+        </w:numPr>
+        <w:spacing w:before="40" w:after="40"/>
+        <w:ind w:left="1080"/>
+        <w:rPr>
+          <w:rFonts w:ascii="微软雅黑" w:eastAsia="微软雅黑" w:hAnsi="微软雅黑" w:hint="eastAsia"/>
+          <w:color w:val="1A1A1A"/>
+          <w:sz w:val="21"/>
+          <w:szCs w:val="21"/>
+        </w:rPr>
+      </w:pPr>
+      <w:r>
+        <w:rPr>
+          <w:rFonts w:ascii="微软雅黑" w:eastAsia="微软雅黑" w:hAnsi="微软雅黑" w:hint="eastAsia"/>
+          <w:color w:val="1A1A1A"/>
+          <w:sz w:val="21"/>
+          <w:szCs w:val="21"/>
+        </w:rPr>
         <w:t>获奖后按大赛要求将板级适配</w:t>
       </w:r>
       <w:r>
@@ -11091,8 +12794,8 @@
           <w:sz w:val="21"/>
           <w:szCs w:val="21"/>
         </w:rPr>
-        <w:pict w14:anchorId="1819579C">
-          <v:rect id="_x0000_i1035" style="width:0;height:1.5pt" o:hralign="center" o:hrstd="t" o:hr="t" fillcolor="#a0a0a0" stroked="f"/>
+        <w:pict w14:anchorId="3F96F4D9">
+          <v:rect id="_x0000_i1036" style="width:0;height:1.5pt" o:hralign="center" o:hrstd="t" o:hr="t" fillcolor="#a0a0a0" stroked="f"/>
         </w:pict>
       </w:r>
     </w:p>
@@ -11103,14 +12806,14 @@
           <w:rFonts w:ascii="微软雅黑" w:eastAsia="微软雅黑" w:hAnsi="微软雅黑" w:hint="eastAsia"/>
         </w:rPr>
       </w:pPr>
-      <w:bookmarkStart w:id="16" w:name="_Toc240637765"/>
+      <w:bookmarkStart w:id="17" w:name="_Toc240655565"/>
       <w:r>
         <w:rPr>
           <w:rFonts w:ascii="微软雅黑" w:eastAsia="微软雅黑" w:hAnsi="微软雅黑" w:hint="eastAsia"/>
         </w:rPr>
         <w:t>十一、许可协议</w:t>
       </w:r>
-      <w:bookmarkEnd w:id="16"/>
+      <w:bookmarkEnd w:id="17"/>
     </w:p>
     <w:p>
       <w:pPr>
@@ -11258,9 +12961,122 @@
 <file path=word/numbering.xml><?xml version="1.0" encoding="utf-8"?>
 <w:numbering xmlns:wpc="http://schemas.microsoft.com/office/word/2010/wordprocessingCanvas" xmlns:cx="http://schemas.microsoft.com/office/drawing/2014/chartex" xmlns:cx1="http://schemas.microsoft.com/office/drawing/2015/9/8/chartex" xmlns:cx2="http://schemas.microsoft.com/office/drawing/2015/10/21/chartex" xmlns:cx3="http://schemas.microsoft.com/office/drawing/2016/5/9/chartex" xmlns:cx4="http://schemas.microsoft.com/office/drawing/2016/5/10/chartex" xmlns:cx5="http://schemas.microsoft.com/office/drawing/2016/5/11/chartex" xmlns:cx6="http://schemas.microsoft.com/office/drawing/2016/5/12/chartex" xmlns:cx7="http://schemas.microsoft.com/office/drawing/2016/5/13/chartex" xmlns:cx8="http://schemas.microsoft.com/office/drawing/2016/5/14/chartex" xmlns:mc="http://schemas.openxmlformats.org/markup-compatibility/2006" xmlns:aink="http://schemas.microsoft.com/office/drawing/2016/ink" xmlns:am3d="http://schemas.microsoft.com/office/drawing/2017/model3d" xmlns:o="urn:schemas-microsoft-com:office:office" xmlns:oel="http://schemas.microsoft.com/office/2019/extlst" xmlns:r="http://schemas.openxmlformats.org/officeDocument/2006/relationships" xmlns:m="http://schemas.openxmlformats.org/officeDocument/2006/math" xmlns:v="urn:schemas-microsoft-com:vml" xmlns:wp14="http://schemas.microsoft.com/office/word/2010/wordprocessingDrawing" xmlns:wp="http://schemas.openxmlformats.org/drawingml/2006/wordprocessingDrawing" xmlns:w10="urn:schemas-microsoft-com:office:word" xmlns:w="http://schemas.openxmlformats.org/wordprocessingml/2006/main" xmlns:w14="http://schemas.microsoft.com/office/word/2010/wordml" xmlns:w15="http://schemas.microsoft.com/office/word/2012/wordml" xmlns:w16cex="http://schemas.microsoft.com/office/word/2018/wordml/cex" xmlns:w16cid="http://schemas.microsoft.com/office/word/2016/wordml/cid" xmlns:w16="http://schemas.microsoft.com/office/word/2018/wordml" xmlns:w16sdtdh="http://schemas.microsoft.com/office/word/2020/wordml/sdtdatahash" xmlns:w16se="http://schemas.microsoft.com/office/word/2015/wordml/symex" xmlns:wpg="http://schemas.microsoft.com/office/word/2010/wordprocessingGroup" xmlns:wpi="http://schemas.microsoft.com/office/word/2010/wordprocessingInk" xmlns:wne="http://schemas.microsoft.com/office/word/2006/wordml" xmlns:wps="http://schemas.microsoft.com/office/word/2010/wordprocessingShape" mc:Ignorable="w14 w15 w16se w16cid w16 w16cex w16sdtdh wp14">
   <w:abstractNum w:abstractNumId="0" w15:restartNumberingAfterBreak="0">
-    <w:nsid w:val="09301A28"/>
+    <w:nsid w:val="0C9729D8"/>
     <w:multiLevelType w:val="multilevel"/>
-    <w:tmpl w:val="362450C2"/>
+    <w:tmpl w:val="01CC3BE4"/>
+    <w:lvl w:ilvl="0">
+      <w:start w:val="1"/>
+      <w:numFmt w:val="decimal"/>
+      <w:lvlText w:val="%1."/>
+      <w:lvlJc w:val="left"/>
+      <w:pPr>
+        <w:tabs>
+          <w:tab w:val="num" w:pos="720"/>
+        </w:tabs>
+        <w:ind w:left="720" w:hanging="360"/>
+      </w:pPr>
+    </w:lvl>
+    <w:lvl w:ilvl="1" w:tentative="1">
+      <w:start w:val="1"/>
+      <w:numFmt w:val="decimal"/>
+      <w:lvlText w:val="%2."/>
+      <w:lvlJc w:val="left"/>
+      <w:pPr>
+        <w:tabs>
+          <w:tab w:val="num" w:pos="1440"/>
+        </w:tabs>
+        <w:ind w:left="1440" w:hanging="360"/>
+      </w:pPr>
+    </w:lvl>
+    <w:lvl w:ilvl="2" w:tentative="1">
+      <w:start w:val="1"/>
+      <w:numFmt w:val="decimal"/>
+      <w:lvlText w:val="%3."/>
+      <w:lvlJc w:val="left"/>
+      <w:pPr>
+        <w:tabs>
+          <w:tab w:val="num" w:pos="2160"/>
+        </w:tabs>
+        <w:ind w:left="2160" w:hanging="360"/>
+      </w:pPr>
+    </w:lvl>
+    <w:lvl w:ilvl="3" w:tentative="1">
+      <w:start w:val="1"/>
+      <w:numFmt w:val="decimal"/>
+      <w:lvlText w:val="%4."/>
+      <w:lvlJc w:val="left"/>
+      <w:pPr>
+        <w:tabs>
+          <w:tab w:val="num" w:pos="2880"/>
+        </w:tabs>
+        <w:ind w:left="2880" w:hanging="360"/>
+      </w:pPr>
+    </w:lvl>
+    <w:lvl w:ilvl="4" w:tentative="1">
+      <w:start w:val="1"/>
+      <w:numFmt w:val="decimal"/>
+      <w:lvlText w:val="%5."/>
+      <w:lvlJc w:val="left"/>
+      <w:pPr>
+        <w:tabs>
+          <w:tab w:val="num" w:pos="3600"/>
+        </w:tabs>
+        <w:ind w:left="3600" w:hanging="360"/>
+      </w:pPr>
+    </w:lvl>
+    <w:lvl w:ilvl="5" w:tentative="1">
+      <w:start w:val="1"/>
+      <w:numFmt w:val="decimal"/>
+      <w:lvlText w:val="%6."/>
+      <w:lvlJc w:val="left"/>
+      <w:pPr>
+        <w:tabs>
+          <w:tab w:val="num" w:pos="4320"/>
+        </w:tabs>
+        <w:ind w:left="4320" w:hanging="360"/>
+      </w:pPr>
+    </w:lvl>
+    <w:lvl w:ilvl="6" w:tentative="1">
+      <w:start w:val="1"/>
+      <w:numFmt w:val="decimal"/>
+      <w:lvlText w:val="%7."/>
+      <w:lvlJc w:val="left"/>
+      <w:pPr>
+        <w:tabs>
+          <w:tab w:val="num" w:pos="5040"/>
+        </w:tabs>
+        <w:ind w:left="5040" w:hanging="360"/>
+      </w:pPr>
+    </w:lvl>
+    <w:lvl w:ilvl="7" w:tentative="1">
+      <w:start w:val="1"/>
+      <w:numFmt w:val="decimal"/>
+      <w:lvlText w:val="%8."/>
+      <w:lvlJc w:val="left"/>
+      <w:pPr>
+        <w:tabs>
+          <w:tab w:val="num" w:pos="5760"/>
+        </w:tabs>
+        <w:ind w:left="5760" w:hanging="360"/>
+      </w:pPr>
+    </w:lvl>
+    <w:lvl w:ilvl="8" w:tentative="1">
+      <w:start w:val="1"/>
+      <w:numFmt w:val="decimal"/>
+      <w:lvlText w:val="%9."/>
+      <w:lvlJc w:val="left"/>
+      <w:pPr>
+        <w:tabs>
+          <w:tab w:val="num" w:pos="6480"/>
+        </w:tabs>
+        <w:ind w:left="6480" w:hanging="360"/>
+      </w:pPr>
+    </w:lvl>
+  </w:abstractNum>
+  <w:abstractNum w:abstractNumId="1" w15:restartNumberingAfterBreak="0">
+    <w:nsid w:val="13B06CFB"/>
+    <w:multiLevelType w:val="multilevel"/>
+    <w:tmpl w:val="3EC68C20"/>
     <w:lvl w:ilvl="0">
       <w:start w:val="1"/>
       <w:numFmt w:val="bullet"/>
@@ -11406,10 +13222,10 @@
       </w:rPr>
     </w:lvl>
   </w:abstractNum>
-  <w:abstractNum w:abstractNumId="1" w15:restartNumberingAfterBreak="0">
-    <w:nsid w:val="67CE27B9"/>
+  <w:abstractNum w:abstractNumId="2" w15:restartNumberingAfterBreak="0">
+    <w:nsid w:val="20CD0B96"/>
     <w:multiLevelType w:val="multilevel"/>
-    <w:tmpl w:val="20BAFDA6"/>
+    <w:tmpl w:val="4C26AF78"/>
     <w:lvl w:ilvl="0">
       <w:start w:val="1"/>
       <w:numFmt w:val="bullet"/>
@@ -11555,349 +13371,10 @@
       </w:rPr>
     </w:lvl>
   </w:abstractNum>
-  <w:abstractNum w:abstractNumId="2" w15:restartNumberingAfterBreak="0">
-    <w:nsid w:val="74011B9E"/>
+  <w:abstractNum w:abstractNumId="3" w15:restartNumberingAfterBreak="0">
+    <w:nsid w:val="28E5262B"/>
     <w:multiLevelType w:val="multilevel"/>
-    <w:tmpl w:val="85663088"/>
-    <w:lvl w:ilvl="0">
-      <w:start w:val="1"/>
-      <w:numFmt w:val="decimal"/>
-      <w:lvlText w:val="%1."/>
-      <w:lvlJc w:val="left"/>
-      <w:pPr>
-        <w:tabs>
-          <w:tab w:val="num" w:pos="720"/>
-        </w:tabs>
-        <w:ind w:left="720" w:hanging="360"/>
-      </w:pPr>
-    </w:lvl>
-    <w:lvl w:ilvl="1" w:tentative="1">
-      <w:start w:val="1"/>
-      <w:numFmt w:val="decimal"/>
-      <w:lvlText w:val="%2."/>
-      <w:lvlJc w:val="left"/>
-      <w:pPr>
-        <w:tabs>
-          <w:tab w:val="num" w:pos="1440"/>
-        </w:tabs>
-        <w:ind w:left="1440" w:hanging="360"/>
-      </w:pPr>
-    </w:lvl>
-    <w:lvl w:ilvl="2" w:tentative="1">
-      <w:start w:val="1"/>
-      <w:numFmt w:val="decimal"/>
-      <w:lvlText w:val="%3."/>
-      <w:lvlJc w:val="left"/>
-      <w:pPr>
-        <w:tabs>
-          <w:tab w:val="num" w:pos="2160"/>
-        </w:tabs>
-        <w:ind w:left="2160" w:hanging="360"/>
-      </w:pPr>
-    </w:lvl>
-    <w:lvl w:ilvl="3" w:tentative="1">
-      <w:start w:val="1"/>
-      <w:numFmt w:val="decimal"/>
-      <w:lvlText w:val="%4."/>
-      <w:lvlJc w:val="left"/>
-      <w:pPr>
-        <w:tabs>
-          <w:tab w:val="num" w:pos="2880"/>
-        </w:tabs>
-        <w:ind w:left="2880" w:hanging="360"/>
-      </w:pPr>
-    </w:lvl>
-    <w:lvl w:ilvl="4" w:tentative="1">
-      <w:start w:val="1"/>
-      <w:numFmt w:val="decimal"/>
-      <w:lvlText w:val="%5."/>
-      <w:lvlJc w:val="left"/>
-      <w:pPr>
-        <w:tabs>
-          <w:tab w:val="num" w:pos="3600"/>
-        </w:tabs>
-        <w:ind w:left="3600" w:hanging="360"/>
-      </w:pPr>
-    </w:lvl>
-    <w:lvl w:ilvl="5" w:tentative="1">
-      <w:start w:val="1"/>
-      <w:numFmt w:val="decimal"/>
-      <w:lvlText w:val="%6."/>
-      <w:lvlJc w:val="left"/>
-      <w:pPr>
-        <w:tabs>
-          <w:tab w:val="num" w:pos="4320"/>
-        </w:tabs>
-        <w:ind w:left="4320" w:hanging="360"/>
-      </w:pPr>
-    </w:lvl>
-    <w:lvl w:ilvl="6" w:tentative="1">
-      <w:start w:val="1"/>
-      <w:numFmt w:val="decimal"/>
-      <w:lvlText w:val="%7."/>
-      <w:lvlJc w:val="left"/>
-      <w:pPr>
-        <w:tabs>
-          <w:tab w:val="num" w:pos="5040"/>
-        </w:tabs>
-        <w:ind w:left="5040" w:hanging="360"/>
-      </w:pPr>
-    </w:lvl>
-    <w:lvl w:ilvl="7" w:tentative="1">
-      <w:start w:val="1"/>
-      <w:numFmt w:val="decimal"/>
-      <w:lvlText w:val="%8."/>
-      <w:lvlJc w:val="left"/>
-      <w:pPr>
-        <w:tabs>
-          <w:tab w:val="num" w:pos="5760"/>
-        </w:tabs>
-        <w:ind w:left="5760" w:hanging="360"/>
-      </w:pPr>
-    </w:lvl>
-    <w:lvl w:ilvl="8" w:tentative="1">
-      <w:start w:val="1"/>
-      <w:numFmt w:val="decimal"/>
-      <w:lvlText w:val="%9."/>
-      <w:lvlJc w:val="left"/>
-      <w:pPr>
-        <w:tabs>
-          <w:tab w:val="num" w:pos="6480"/>
-        </w:tabs>
-        <w:ind w:left="6480" w:hanging="360"/>
-      </w:pPr>
-    </w:lvl>
-  </w:abstractNum>
-  <w:abstractNum w:abstractNumId="3" w15:restartNumberingAfterBreak="0">
-    <w:nsid w:val="76E177A5"/>
-    <w:multiLevelType w:val="multilevel"/>
-    <w:tmpl w:val="AEA09BF8"/>
-    <w:lvl w:ilvl="0">
-      <w:start w:val="1"/>
-      <w:numFmt w:val="decimal"/>
-      <w:lvlText w:val="%1."/>
-      <w:lvlJc w:val="left"/>
-      <w:pPr>
-        <w:tabs>
-          <w:tab w:val="num" w:pos="720"/>
-        </w:tabs>
-        <w:ind w:left="720" w:hanging="360"/>
-      </w:pPr>
-    </w:lvl>
-    <w:lvl w:ilvl="1" w:tentative="1">
-      <w:start w:val="1"/>
-      <w:numFmt w:val="decimal"/>
-      <w:lvlText w:val="%2."/>
-      <w:lvlJc w:val="left"/>
-      <w:pPr>
-        <w:tabs>
-          <w:tab w:val="num" w:pos="1440"/>
-        </w:tabs>
-        <w:ind w:left="1440" w:hanging="360"/>
-      </w:pPr>
-    </w:lvl>
-    <w:lvl w:ilvl="2" w:tentative="1">
-      <w:start w:val="1"/>
-      <w:numFmt w:val="decimal"/>
-      <w:lvlText w:val="%3."/>
-      <w:lvlJc w:val="left"/>
-      <w:pPr>
-        <w:tabs>
-          <w:tab w:val="num" w:pos="2160"/>
-        </w:tabs>
-        <w:ind w:left="2160" w:hanging="360"/>
-      </w:pPr>
-    </w:lvl>
-    <w:lvl w:ilvl="3" w:tentative="1">
-      <w:start w:val="1"/>
-      <w:numFmt w:val="decimal"/>
-      <w:lvlText w:val="%4."/>
-      <w:lvlJc w:val="left"/>
-      <w:pPr>
-        <w:tabs>
-          <w:tab w:val="num" w:pos="2880"/>
-        </w:tabs>
-        <w:ind w:left="2880" w:hanging="360"/>
-      </w:pPr>
-    </w:lvl>
-    <w:lvl w:ilvl="4" w:tentative="1">
-      <w:start w:val="1"/>
-      <w:numFmt w:val="decimal"/>
-      <w:lvlText w:val="%5."/>
-      <w:lvlJc w:val="left"/>
-      <w:pPr>
-        <w:tabs>
-          <w:tab w:val="num" w:pos="3600"/>
-        </w:tabs>
-        <w:ind w:left="3600" w:hanging="360"/>
-      </w:pPr>
-    </w:lvl>
-    <w:lvl w:ilvl="5" w:tentative="1">
-      <w:start w:val="1"/>
-      <w:numFmt w:val="decimal"/>
-      <w:lvlText w:val="%6."/>
-      <w:lvlJc w:val="left"/>
-      <w:pPr>
-        <w:tabs>
-          <w:tab w:val="num" w:pos="4320"/>
-        </w:tabs>
-        <w:ind w:left="4320" w:hanging="360"/>
-      </w:pPr>
-    </w:lvl>
-    <w:lvl w:ilvl="6" w:tentative="1">
-      <w:start w:val="1"/>
-      <w:numFmt w:val="decimal"/>
-      <w:lvlText w:val="%7."/>
-      <w:lvlJc w:val="left"/>
-      <w:pPr>
-        <w:tabs>
-          <w:tab w:val="num" w:pos="5040"/>
-        </w:tabs>
-        <w:ind w:left="5040" w:hanging="360"/>
-      </w:pPr>
-    </w:lvl>
-    <w:lvl w:ilvl="7" w:tentative="1">
-      <w:start w:val="1"/>
-      <w:numFmt w:val="decimal"/>
-      <w:lvlText w:val="%8."/>
-      <w:lvlJc w:val="left"/>
-      <w:pPr>
-        <w:tabs>
-          <w:tab w:val="num" w:pos="5760"/>
-        </w:tabs>
-        <w:ind w:left="5760" w:hanging="360"/>
-      </w:pPr>
-    </w:lvl>
-    <w:lvl w:ilvl="8" w:tentative="1">
-      <w:start w:val="1"/>
-      <w:numFmt w:val="decimal"/>
-      <w:lvlText w:val="%9."/>
-      <w:lvlJc w:val="left"/>
-      <w:pPr>
-        <w:tabs>
-          <w:tab w:val="num" w:pos="6480"/>
-        </w:tabs>
-        <w:ind w:left="6480" w:hanging="360"/>
-      </w:pPr>
-    </w:lvl>
-  </w:abstractNum>
-  <w:abstractNum w:abstractNumId="4" w15:restartNumberingAfterBreak="0">
-    <w:nsid w:val="772D4906"/>
-    <w:multiLevelType w:val="multilevel"/>
-    <w:tmpl w:val="53204888"/>
-    <w:lvl w:ilvl="0">
-      <w:start w:val="1"/>
-      <w:numFmt w:val="decimal"/>
-      <w:lvlText w:val="%1."/>
-      <w:lvlJc w:val="left"/>
-      <w:pPr>
-        <w:tabs>
-          <w:tab w:val="num" w:pos="720"/>
-        </w:tabs>
-        <w:ind w:left="720" w:hanging="360"/>
-      </w:pPr>
-    </w:lvl>
-    <w:lvl w:ilvl="1" w:tentative="1">
-      <w:start w:val="1"/>
-      <w:numFmt w:val="decimal"/>
-      <w:lvlText w:val="%2."/>
-      <w:lvlJc w:val="left"/>
-      <w:pPr>
-        <w:tabs>
-          <w:tab w:val="num" w:pos="1440"/>
-        </w:tabs>
-        <w:ind w:left="1440" w:hanging="360"/>
-      </w:pPr>
-    </w:lvl>
-    <w:lvl w:ilvl="2" w:tentative="1">
-      <w:start w:val="1"/>
-      <w:numFmt w:val="decimal"/>
-      <w:lvlText w:val="%3."/>
-      <w:lvlJc w:val="left"/>
-      <w:pPr>
-        <w:tabs>
-          <w:tab w:val="num" w:pos="2160"/>
-        </w:tabs>
-        <w:ind w:left="2160" w:hanging="360"/>
-      </w:pPr>
-    </w:lvl>
-    <w:lvl w:ilvl="3" w:tentative="1">
-      <w:start w:val="1"/>
-      <w:numFmt w:val="decimal"/>
-      <w:lvlText w:val="%4."/>
-      <w:lvlJc w:val="left"/>
-      <w:pPr>
-        <w:tabs>
-          <w:tab w:val="num" w:pos="2880"/>
-        </w:tabs>
-        <w:ind w:left="2880" w:hanging="360"/>
-      </w:pPr>
-    </w:lvl>
-    <w:lvl w:ilvl="4" w:tentative="1">
-      <w:start w:val="1"/>
-      <w:numFmt w:val="decimal"/>
-      <w:lvlText w:val="%5."/>
-      <w:lvlJc w:val="left"/>
-      <w:pPr>
-        <w:tabs>
-          <w:tab w:val="num" w:pos="3600"/>
-        </w:tabs>
-        <w:ind w:left="3600" w:hanging="360"/>
-      </w:pPr>
-    </w:lvl>
-    <w:lvl w:ilvl="5" w:tentative="1">
-      <w:start w:val="1"/>
-      <w:numFmt w:val="decimal"/>
-      <w:lvlText w:val="%6."/>
-      <w:lvlJc w:val="left"/>
-      <w:pPr>
-        <w:tabs>
-          <w:tab w:val="num" w:pos="4320"/>
-        </w:tabs>
-        <w:ind w:left="4320" w:hanging="360"/>
-      </w:pPr>
-    </w:lvl>
-    <w:lvl w:ilvl="6" w:tentative="1">
-      <w:start w:val="1"/>
-      <w:numFmt w:val="decimal"/>
-      <w:lvlText w:val="%7."/>
-      <w:lvlJc w:val="left"/>
-      <w:pPr>
-        <w:tabs>
-          <w:tab w:val="num" w:pos="5040"/>
-        </w:tabs>
-        <w:ind w:left="5040" w:hanging="360"/>
-      </w:pPr>
-    </w:lvl>
-    <w:lvl w:ilvl="7" w:tentative="1">
-      <w:start w:val="1"/>
-      <w:numFmt w:val="decimal"/>
-      <w:lvlText w:val="%8."/>
-      <w:lvlJc w:val="left"/>
-      <w:pPr>
-        <w:tabs>
-          <w:tab w:val="num" w:pos="5760"/>
-        </w:tabs>
-        <w:ind w:left="5760" w:hanging="360"/>
-      </w:pPr>
-    </w:lvl>
-    <w:lvl w:ilvl="8" w:tentative="1">
-      <w:start w:val="1"/>
-      <w:numFmt w:val="decimal"/>
-      <w:lvlText w:val="%9."/>
-      <w:lvlJc w:val="left"/>
-      <w:pPr>
-        <w:tabs>
-          <w:tab w:val="num" w:pos="6480"/>
-        </w:tabs>
-        <w:ind w:left="6480" w:hanging="360"/>
-      </w:pPr>
-    </w:lvl>
-  </w:abstractNum>
-  <w:abstractNum w:abstractNumId="5" w15:restartNumberingAfterBreak="0">
-    <w:nsid w:val="7C9D710E"/>
-    <w:multiLevelType w:val="multilevel"/>
-    <w:tmpl w:val="CD2A611C"/>
+    <w:tmpl w:val="FA28697C"/>
     <w:lvl w:ilvl="0">
       <w:start w:val="1"/>
       <w:numFmt w:val="bullet"/>
@@ -12043,23 +13520,401 @@
       </w:rPr>
     </w:lvl>
   </w:abstractNum>
-  <w:num w:numId="1" w16cid:durableId="1972396121">
-    <w:abstractNumId w:val="5"/>
+  <w:abstractNum w:abstractNumId="4" w15:restartNumberingAfterBreak="0">
+    <w:nsid w:val="3B561D7A"/>
+    <w:multiLevelType w:val="multilevel"/>
+    <w:tmpl w:val="21EA52A6"/>
+    <w:lvl w:ilvl="0">
+      <w:start w:val="1"/>
+      <w:numFmt w:val="decimal"/>
+      <w:lvlText w:val="%1."/>
+      <w:lvlJc w:val="left"/>
+      <w:pPr>
+        <w:tabs>
+          <w:tab w:val="num" w:pos="720"/>
+        </w:tabs>
+        <w:ind w:left="720" w:hanging="360"/>
+      </w:pPr>
+    </w:lvl>
+    <w:lvl w:ilvl="1" w:tentative="1">
+      <w:start w:val="1"/>
+      <w:numFmt w:val="decimal"/>
+      <w:lvlText w:val="%2."/>
+      <w:lvlJc w:val="left"/>
+      <w:pPr>
+        <w:tabs>
+          <w:tab w:val="num" w:pos="1440"/>
+        </w:tabs>
+        <w:ind w:left="1440" w:hanging="360"/>
+      </w:pPr>
+    </w:lvl>
+    <w:lvl w:ilvl="2" w:tentative="1">
+      <w:start w:val="1"/>
+      <w:numFmt w:val="decimal"/>
+      <w:lvlText w:val="%3."/>
+      <w:lvlJc w:val="left"/>
+      <w:pPr>
+        <w:tabs>
+          <w:tab w:val="num" w:pos="2160"/>
+        </w:tabs>
+        <w:ind w:left="2160" w:hanging="360"/>
+      </w:pPr>
+    </w:lvl>
+    <w:lvl w:ilvl="3" w:tentative="1">
+      <w:start w:val="1"/>
+      <w:numFmt w:val="decimal"/>
+      <w:lvlText w:val="%4."/>
+      <w:lvlJc w:val="left"/>
+      <w:pPr>
+        <w:tabs>
+          <w:tab w:val="num" w:pos="2880"/>
+        </w:tabs>
+        <w:ind w:left="2880" w:hanging="360"/>
+      </w:pPr>
+    </w:lvl>
+    <w:lvl w:ilvl="4" w:tentative="1">
+      <w:start w:val="1"/>
+      <w:numFmt w:val="decimal"/>
+      <w:lvlText w:val="%5."/>
+      <w:lvlJc w:val="left"/>
+      <w:pPr>
+        <w:tabs>
+          <w:tab w:val="num" w:pos="3600"/>
+        </w:tabs>
+        <w:ind w:left="3600" w:hanging="360"/>
+      </w:pPr>
+    </w:lvl>
+    <w:lvl w:ilvl="5" w:tentative="1">
+      <w:start w:val="1"/>
+      <w:numFmt w:val="decimal"/>
+      <w:lvlText w:val="%6."/>
+      <w:lvlJc w:val="left"/>
+      <w:pPr>
+        <w:tabs>
+          <w:tab w:val="num" w:pos="4320"/>
+        </w:tabs>
+        <w:ind w:left="4320" w:hanging="360"/>
+      </w:pPr>
+    </w:lvl>
+    <w:lvl w:ilvl="6" w:tentative="1">
+      <w:start w:val="1"/>
+      <w:numFmt w:val="decimal"/>
+      <w:lvlText w:val="%7."/>
+      <w:lvlJc w:val="left"/>
+      <w:pPr>
+        <w:tabs>
+          <w:tab w:val="num" w:pos="5040"/>
+        </w:tabs>
+        <w:ind w:left="5040" w:hanging="360"/>
+      </w:pPr>
+    </w:lvl>
+    <w:lvl w:ilvl="7" w:tentative="1">
+      <w:start w:val="1"/>
+      <w:numFmt w:val="decimal"/>
+      <w:lvlText w:val="%8."/>
+      <w:lvlJc w:val="left"/>
+      <w:pPr>
+        <w:tabs>
+          <w:tab w:val="num" w:pos="5760"/>
+        </w:tabs>
+        <w:ind w:left="5760" w:hanging="360"/>
+      </w:pPr>
+    </w:lvl>
+    <w:lvl w:ilvl="8" w:tentative="1">
+      <w:start w:val="1"/>
+      <w:numFmt w:val="decimal"/>
+      <w:lvlText w:val="%9."/>
+      <w:lvlJc w:val="left"/>
+      <w:pPr>
+        <w:tabs>
+          <w:tab w:val="num" w:pos="6480"/>
+        </w:tabs>
+        <w:ind w:left="6480" w:hanging="360"/>
+      </w:pPr>
+    </w:lvl>
+  </w:abstractNum>
+  <w:abstractNum w:abstractNumId="5" w15:restartNumberingAfterBreak="0">
+    <w:nsid w:val="47710BED"/>
+    <w:multiLevelType w:val="multilevel"/>
+    <w:tmpl w:val="4C748344"/>
+    <w:lvl w:ilvl="0">
+      <w:start w:val="1"/>
+      <w:numFmt w:val="decimal"/>
+      <w:lvlText w:val="%1."/>
+      <w:lvlJc w:val="left"/>
+      <w:pPr>
+        <w:tabs>
+          <w:tab w:val="num" w:pos="720"/>
+        </w:tabs>
+        <w:ind w:left="720" w:hanging="360"/>
+      </w:pPr>
+    </w:lvl>
+    <w:lvl w:ilvl="1" w:tentative="1">
+      <w:start w:val="1"/>
+      <w:numFmt w:val="decimal"/>
+      <w:lvlText w:val="%2."/>
+      <w:lvlJc w:val="left"/>
+      <w:pPr>
+        <w:tabs>
+          <w:tab w:val="num" w:pos="1440"/>
+        </w:tabs>
+        <w:ind w:left="1440" w:hanging="360"/>
+      </w:pPr>
+    </w:lvl>
+    <w:lvl w:ilvl="2" w:tentative="1">
+      <w:start w:val="1"/>
+      <w:numFmt w:val="decimal"/>
+      <w:lvlText w:val="%3."/>
+      <w:lvlJc w:val="left"/>
+      <w:pPr>
+        <w:tabs>
+          <w:tab w:val="num" w:pos="2160"/>
+        </w:tabs>
+        <w:ind w:left="2160" w:hanging="360"/>
+      </w:pPr>
+    </w:lvl>
+    <w:lvl w:ilvl="3" w:tentative="1">
+      <w:start w:val="1"/>
+      <w:numFmt w:val="decimal"/>
+      <w:lvlText w:val="%4."/>
+      <w:lvlJc w:val="left"/>
+      <w:pPr>
+        <w:tabs>
+          <w:tab w:val="num" w:pos="2880"/>
+        </w:tabs>
+        <w:ind w:left="2880" w:hanging="360"/>
+      </w:pPr>
+    </w:lvl>
+    <w:lvl w:ilvl="4" w:tentative="1">
+      <w:start w:val="1"/>
+      <w:numFmt w:val="decimal"/>
+      <w:lvlText w:val="%5."/>
+      <w:lvlJc w:val="left"/>
+      <w:pPr>
+        <w:tabs>
+          <w:tab w:val="num" w:pos="3600"/>
+        </w:tabs>
+        <w:ind w:left="3600" w:hanging="360"/>
+      </w:pPr>
+    </w:lvl>
+    <w:lvl w:ilvl="5" w:tentative="1">
+      <w:start w:val="1"/>
+      <w:numFmt w:val="decimal"/>
+      <w:lvlText w:val="%6."/>
+      <w:lvlJc w:val="left"/>
+      <w:pPr>
+        <w:tabs>
+          <w:tab w:val="num" w:pos="4320"/>
+        </w:tabs>
+        <w:ind w:left="4320" w:hanging="360"/>
+      </w:pPr>
+    </w:lvl>
+    <w:lvl w:ilvl="6" w:tentative="1">
+      <w:start w:val="1"/>
+      <w:numFmt w:val="decimal"/>
+      <w:lvlText w:val="%7."/>
+      <w:lvlJc w:val="left"/>
+      <w:pPr>
+        <w:tabs>
+          <w:tab w:val="num" w:pos="5040"/>
+        </w:tabs>
+        <w:ind w:left="5040" w:hanging="360"/>
+      </w:pPr>
+    </w:lvl>
+    <w:lvl w:ilvl="7" w:tentative="1">
+      <w:start w:val="1"/>
+      <w:numFmt w:val="decimal"/>
+      <w:lvlText w:val="%8."/>
+      <w:lvlJc w:val="left"/>
+      <w:pPr>
+        <w:tabs>
+          <w:tab w:val="num" w:pos="5760"/>
+        </w:tabs>
+        <w:ind w:left="5760" w:hanging="360"/>
+      </w:pPr>
+    </w:lvl>
+    <w:lvl w:ilvl="8" w:tentative="1">
+      <w:start w:val="1"/>
+      <w:numFmt w:val="decimal"/>
+      <w:lvlText w:val="%9."/>
+      <w:lvlJc w:val="left"/>
+      <w:pPr>
+        <w:tabs>
+          <w:tab w:val="num" w:pos="6480"/>
+        </w:tabs>
+        <w:ind w:left="6480" w:hanging="360"/>
+      </w:pPr>
+    </w:lvl>
+  </w:abstractNum>
+  <w:abstractNum w:abstractNumId="6" w15:restartNumberingAfterBreak="0">
+    <w:nsid w:val="56E97A08"/>
+    <w:multiLevelType w:val="multilevel"/>
+    <w:tmpl w:val="C8981DA2"/>
+    <w:lvl w:ilvl="0">
+      <w:start w:val="1"/>
+      <w:numFmt w:val="bullet"/>
+      <w:lvlText w:val=""/>
+      <w:lvlJc w:val="left"/>
+      <w:pPr>
+        <w:tabs>
+          <w:tab w:val="num" w:pos="720"/>
+        </w:tabs>
+        <w:ind w:left="720" w:hanging="360"/>
+      </w:pPr>
+      <w:rPr>
+        <w:rFonts w:ascii="Symbol" w:hAnsi="Symbol" w:hint="default"/>
+        <w:sz w:val="20"/>
+      </w:rPr>
+    </w:lvl>
+    <w:lvl w:ilvl="1" w:tentative="1">
+      <w:start w:val="1"/>
+      <w:numFmt w:val="bullet"/>
+      <w:lvlText w:val="o"/>
+      <w:lvlJc w:val="left"/>
+      <w:pPr>
+        <w:tabs>
+          <w:tab w:val="num" w:pos="1440"/>
+        </w:tabs>
+        <w:ind w:left="1440" w:hanging="360"/>
+      </w:pPr>
+      <w:rPr>
+        <w:rFonts w:ascii="Courier New" w:hAnsi="Courier New" w:hint="default"/>
+        <w:sz w:val="20"/>
+      </w:rPr>
+    </w:lvl>
+    <w:lvl w:ilvl="2" w:tentative="1">
+      <w:start w:val="1"/>
+      <w:numFmt w:val="bullet"/>
+      <w:lvlText w:val=""/>
+      <w:lvlJc w:val="left"/>
+      <w:pPr>
+        <w:tabs>
+          <w:tab w:val="num" w:pos="2160"/>
+        </w:tabs>
+        <w:ind w:left="2160" w:hanging="360"/>
+      </w:pPr>
+      <w:rPr>
+        <w:rFonts w:ascii="Wingdings" w:hAnsi="Wingdings" w:hint="default"/>
+        <w:sz w:val="20"/>
+      </w:rPr>
+    </w:lvl>
+    <w:lvl w:ilvl="3" w:tentative="1">
+      <w:start w:val="1"/>
+      <w:numFmt w:val="bullet"/>
+      <w:lvlText w:val=""/>
+      <w:lvlJc w:val="left"/>
+      <w:pPr>
+        <w:tabs>
+          <w:tab w:val="num" w:pos="2880"/>
+        </w:tabs>
+        <w:ind w:left="2880" w:hanging="360"/>
+      </w:pPr>
+      <w:rPr>
+        <w:rFonts w:ascii="Wingdings" w:hAnsi="Wingdings" w:hint="default"/>
+        <w:sz w:val="20"/>
+      </w:rPr>
+    </w:lvl>
+    <w:lvl w:ilvl="4" w:tentative="1">
+      <w:start w:val="1"/>
+      <w:numFmt w:val="bullet"/>
+      <w:lvlText w:val=""/>
+      <w:lvlJc w:val="left"/>
+      <w:pPr>
+        <w:tabs>
+          <w:tab w:val="num" w:pos="3600"/>
+        </w:tabs>
+        <w:ind w:left="3600" w:hanging="360"/>
+      </w:pPr>
+      <w:rPr>
+        <w:rFonts w:ascii="Wingdings" w:hAnsi="Wingdings" w:hint="default"/>
+        <w:sz w:val="20"/>
+      </w:rPr>
+    </w:lvl>
+    <w:lvl w:ilvl="5" w:tentative="1">
+      <w:start w:val="1"/>
+      <w:numFmt w:val="bullet"/>
+      <w:lvlText w:val=""/>
+      <w:lvlJc w:val="left"/>
+      <w:pPr>
+        <w:tabs>
+          <w:tab w:val="num" w:pos="4320"/>
+        </w:tabs>
+        <w:ind w:left="4320" w:hanging="360"/>
+      </w:pPr>
+      <w:rPr>
+        <w:rFonts w:ascii="Wingdings" w:hAnsi="Wingdings" w:hint="default"/>
+        <w:sz w:val="20"/>
+      </w:rPr>
+    </w:lvl>
+    <w:lvl w:ilvl="6" w:tentative="1">
+      <w:start w:val="1"/>
+      <w:numFmt w:val="bullet"/>
+      <w:lvlText w:val=""/>
+      <w:lvlJc w:val="left"/>
+      <w:pPr>
+        <w:tabs>
+          <w:tab w:val="num" w:pos="5040"/>
+        </w:tabs>
+        <w:ind w:left="5040" w:hanging="360"/>
+      </w:pPr>
+      <w:rPr>
+        <w:rFonts w:ascii="Wingdings" w:hAnsi="Wingdings" w:hint="default"/>
+        <w:sz w:val="20"/>
+      </w:rPr>
+    </w:lvl>
+    <w:lvl w:ilvl="7" w:tentative="1">
+      <w:start w:val="1"/>
+      <w:numFmt w:val="bullet"/>
+      <w:lvlText w:val=""/>
+      <w:lvlJc w:val="left"/>
+      <w:pPr>
+        <w:tabs>
+          <w:tab w:val="num" w:pos="5760"/>
+        </w:tabs>
+        <w:ind w:left="5760" w:hanging="360"/>
+      </w:pPr>
+      <w:rPr>
+        <w:rFonts w:ascii="Wingdings" w:hAnsi="Wingdings" w:hint="default"/>
+        <w:sz w:val="20"/>
+      </w:rPr>
+    </w:lvl>
+    <w:lvl w:ilvl="8" w:tentative="1">
+      <w:start w:val="1"/>
+      <w:numFmt w:val="bullet"/>
+      <w:lvlText w:val=""/>
+      <w:lvlJc w:val="left"/>
+      <w:pPr>
+        <w:tabs>
+          <w:tab w:val="num" w:pos="6480"/>
+        </w:tabs>
+        <w:ind w:left="6480" w:hanging="360"/>
+      </w:pPr>
+      <w:rPr>
+        <w:rFonts w:ascii="Wingdings" w:hAnsi="Wingdings" w:hint="default"/>
+        <w:sz w:val="20"/>
+      </w:rPr>
+    </w:lvl>
+  </w:abstractNum>
+  <w:num w:numId="1" w16cid:durableId="287130385">
+    <w:abstractNumId w:val="6"/>
   </w:num>
-  <w:num w:numId="2" w16cid:durableId="1393652289">
+  <w:num w:numId="2" w16cid:durableId="423965072">
+    <w:abstractNumId w:val="1"/>
+  </w:num>
+  <w:num w:numId="3" w16cid:durableId="1900478657">
     <w:abstractNumId w:val="0"/>
   </w:num>
-  <w:num w:numId="3" w16cid:durableId="207575255">
+  <w:num w:numId="4" w16cid:durableId="758216614">
+    <w:abstractNumId w:val="3"/>
+  </w:num>
+  <w:num w:numId="5" w16cid:durableId="451633346">
+    <w:abstractNumId w:val="4"/>
+  </w:num>
+  <w:num w:numId="6" w16cid:durableId="381487038">
     <w:abstractNumId w:val="2"/>
   </w:num>
-  <w:num w:numId="4" w16cid:durableId="82579788">
-    <w:abstractNumId w:val="3"/>
-  </w:num>
-  <w:num w:numId="5" w16cid:durableId="1192038333">
-    <w:abstractNumId w:val="1"/>
-  </w:num>
-  <w:num w:numId="6" w16cid:durableId="2101758386">
-    <w:abstractNumId w:val="4"/>
+  <w:num w:numId="7" w16cid:durableId="449324043">
+    <w:abstractNumId w:val="5"/>
   </w:num>
 </w:numbering>
 </file>
@@ -12801,7 +14656,7 @@
     <w:link w:val="a8"/>
     <w:uiPriority w:val="99"/>
     <w:unhideWhenUsed/>
-    <w:rsid w:val="006002DA"/>
+    <w:rsid w:val="00AF6364"/>
     <w:pPr>
       <w:tabs>
         <w:tab w:val="center" w:pos="4153"/>
@@ -12820,7 +14675,7 @@
     <w:basedOn w:val="a0"/>
     <w:link w:val="a7"/>
     <w:uiPriority w:val="99"/>
-    <w:rsid w:val="006002DA"/>
+    <w:rsid w:val="00AF6364"/>
     <w:rPr>
       <w:rFonts w:ascii="宋体" w:eastAsia="宋体" w:hAnsi="宋体" w:cs="宋体"/>
       <w:sz w:val="18"/>
@@ -12833,7 +14688,7 @@
     <w:link w:val="aa"/>
     <w:uiPriority w:val="99"/>
     <w:unhideWhenUsed/>
-    <w:rsid w:val="006002DA"/>
+    <w:rsid w:val="00AF6364"/>
     <w:pPr>
       <w:tabs>
         <w:tab w:val="center" w:pos="4153"/>
@@ -12851,7 +14706,7 @@
     <w:basedOn w:val="a0"/>
     <w:link w:val="a9"/>
     <w:uiPriority w:val="99"/>
-    <w:rsid w:val="006002DA"/>
+    <w:rsid w:val="00AF6364"/>
     <w:rPr>
       <w:rFonts w:ascii="宋体" w:eastAsia="宋体" w:hAnsi="宋体" w:cs="宋体"/>
       <w:sz w:val="18"/>
@@ -12865,7 +14720,7 @@
     <w:autoRedefine/>
     <w:uiPriority w:val="39"/>
     <w:unhideWhenUsed/>
-    <w:rsid w:val="006002DA"/>
+    <w:rsid w:val="00AF6364"/>
   </w:style>
   <w:style w:type="paragraph" w:styleId="TOC2">
     <w:name w:val="toc 2"/>
@@ -12874,7 +14729,7 @@
     <w:autoRedefine/>
     <w:uiPriority w:val="39"/>
     <w:unhideWhenUsed/>
-    <w:rsid w:val="006002DA"/>
+    <w:rsid w:val="00AF6364"/>
     <w:pPr>
       <w:ind w:leftChars="200" w:left="420"/>
     </w:pPr>
@@ -12886,7 +14741,7 @@
     <w:autoRedefine/>
     <w:uiPriority w:val="39"/>
     <w:unhideWhenUsed/>
-    <w:rsid w:val="006002DA"/>
+    <w:rsid w:val="00AF6364"/>
     <w:pPr>
       <w:ind w:leftChars="400" w:left="840"/>
     </w:pPr>
